--- a/templates/docs/Geography.docx
+++ b/templates/docs/Geography.docx
@@ -1,15 +1,15 @@
 
 <file path=word/document.xml><?xml version="1.0" encoding="utf-8"?>
-<w:document xmlns:wpc="http://schemas.microsoft.com/office/word/2010/wordprocessingCanvas" xmlns:cx="http://schemas.microsoft.com/office/drawing/2014/chartex" xmlns:cx1="http://schemas.microsoft.com/office/drawing/2015/9/8/chartex" xmlns:cx2="http://schemas.microsoft.com/office/drawing/2015/10/21/chartex" xmlns:cx3="http://schemas.microsoft.com/office/drawing/2016/5/9/chartex" xmlns:cx4="http://schemas.microsoft.com/office/drawing/2016/5/10/chartex" xmlns:cx5="http://schemas.microsoft.com/office/drawing/2016/5/11/chartex" xmlns:cx6="http://schemas.microsoft.com/office/drawing/2016/5/12/chartex" xmlns:cx7="http://schemas.microsoft.com/office/drawing/2016/5/13/chartex" xmlns:cx8="http://schemas.microsoft.com/office/drawing/2016/5/14/chartex" xmlns:mc="http://schemas.openxmlformats.org/markup-compatibility/2006" xmlns:aink="http://schemas.microsoft.com/office/drawing/2016/ink" xmlns:am3d="http://schemas.microsoft.com/office/drawing/2017/model3d" xmlns:o="urn:schemas-microsoft-com:office:office" xmlns:oel="http://schemas.microsoft.com/office/2019/extlst" xmlns:r="http://schemas.openxmlformats.org/officeDocument/2006/relationships" xmlns:m="http://schemas.openxmlformats.org/officeDocument/2006/math" xmlns:v="urn:schemas-microsoft-com:vml" xmlns:wp14="http://schemas.microsoft.com/office/word/2010/wordprocessingDrawing" xmlns:wp="http://schemas.openxmlformats.org/drawingml/2006/wordprocessingDrawing" xmlns:w10="urn:schemas-microsoft-com:office:word" xmlns:w="http://schemas.openxmlformats.org/wordprocessingml/2006/main" xmlns:w14="http://schemas.microsoft.com/office/word/2010/wordml" xmlns:w15="http://schemas.microsoft.com/office/word/2012/wordml" xmlns:w16cex="http://schemas.microsoft.com/office/word/2018/wordml/cex" xmlns:w16cid="http://schemas.microsoft.com/office/word/2016/wordml/cid" xmlns:w16="http://schemas.microsoft.com/office/word/2018/wordml" xmlns:w16du="http://schemas.microsoft.com/office/word/2023/wordml/word16du" xmlns:w16sdtdh="http://schemas.microsoft.com/office/word/2020/wordml/sdtdatahash" xmlns:w16sdtfl="http://schemas.microsoft.com/office/word/2024/wordml/sdtformatlock" xmlns:w16se="http://schemas.microsoft.com/office/word/2015/wordml/symex" xmlns:wpg="http://schemas.microsoft.com/office/word/2010/wordprocessingGroup" xmlns:wpi="http://schemas.microsoft.com/office/word/2010/wordprocessingInk" xmlns:wne="http://schemas.microsoft.com/office/word/2006/wordml" xmlns:wps="http://schemas.microsoft.com/office/word/2010/wordprocessingShape" mc:Ignorable="w14 w15 w16se w16cid w16 w16cex w16sdtdh w16sdtfl w16du wp14">
+<w:document xmlns:o="urn:schemas-microsoft-com:office:office" xmlns:r="http://schemas.openxmlformats.org/officeDocument/2006/relationships" xmlns:v="urn:schemas-microsoft-com:vml" xmlns:w="http://schemas.openxmlformats.org/wordprocessingml/2006/main" xmlns:w10="urn:schemas-microsoft-com:office:word" xmlns:wp="http://schemas.openxmlformats.org/drawingml/2006/wordprocessingDrawing" xmlns:pic="http://schemas.openxmlformats.org/drawingml/2006/picture" xmlns:wps="http://schemas.microsoft.com/office/word/2010/wordprocessingShape" xmlns:wpg="http://schemas.microsoft.com/office/word/2010/wordprocessingGroup" xmlns:mc="http://schemas.openxmlformats.org/markup-compatibility/2006" xmlns:wp14="http://schemas.microsoft.com/office/word/2010/wordprocessingDrawing" xmlns:w14="http://schemas.microsoft.com/office/word/2010/wordml" xmlns:w15="http://schemas.microsoft.com/office/word/2012/wordml" mc:Ignorable="w14 wp14 w15">
   <w:body>
     <w:p>
       <w:pPr>
-        <w:spacing w:before="165" w:line="199" w:lineRule="exact"/>
-        <w:ind w:right="400" w:firstLine="1"/>
+        <w:pStyle w:val="Normal"/>
+        <w:spacing w:lineRule="exact" w:line="199" w:before="165" w:after="0"/>
+        <w:ind w:firstLine="1" w:right="400"/>
         <w:jc w:val="right"/>
         <w:rPr>
-          <w:rFonts w:ascii="Arial" w:eastAsia="Arial" w:hAnsi="Arial" w:cs="Arial"/>
-          <w:noProof/>
+          <w:rFonts w:ascii="Arial" w:hAnsi="Arial" w:eastAsia="Arial" w:cs="Arial"/>
           <w:color w:val="000000"/>
           <w:spacing w:val="2"/>
           <w:sz w:val="20"/>
@@ -20,8 +20,7 @@
       <w:bookmarkEnd w:id="0"/>
       <w:r>
         <w:rPr>
-          <w:rFonts w:ascii="Arial" w:eastAsia="Arial" w:hAnsi="Arial" w:cs="Arial"/>
-          <w:noProof/>
+          <w:rFonts w:eastAsia="Arial" w:cs="Arial" w:ascii="Arial" w:hAnsi="Arial"/>
           <w:color w:val="000000"/>
           <w:spacing w:val="-1"/>
           <w:sz w:val="20"/>
@@ -31,8 +30,7 @@
       </w:r>
       <w:r>
         <w:rPr>
-          <w:rFonts w:ascii="Arial" w:eastAsia="Arial" w:hAnsi="Arial" w:cs="Arial"/>
-          <w:noProof/>
+          <w:rFonts w:eastAsia="Arial" w:cs="Arial" w:ascii="Arial" w:hAnsi="Arial"/>
           <w:color w:val="000000"/>
           <w:spacing w:val="1"/>
           <w:sz w:val="20"/>
@@ -43,32 +41,44 @@
     </w:p>
     <w:p>
       <w:pPr>
-        <w:spacing w:line="274" w:lineRule="exact"/>
-        <w:ind w:left="437" w:firstLine="1"/>
-        <w:rPr>
-          <w:rFonts w:ascii="Arial" w:eastAsia="Arial" w:hAnsi="Arial" w:cs="Arial"/>
+        <w:pStyle w:val="Normal"/>
+        <w:spacing w:lineRule="exact" w:line="274"/>
+        <w:ind w:firstLine="1" w:left="437"/>
+        <w:rPr>
+          <w:rFonts w:ascii="Arial" w:hAnsi="Arial" w:eastAsia="Arial" w:cs="Arial"/>
           <w:b/>
           <w:bCs/>
-          <w:noProof/>
           <w:color w:val="000000"/>
           <w:spacing w:val="-4"/>
           <w:sz w:val="24"/>
           <w:szCs w:val="24"/>
         </w:rPr>
       </w:pPr>
+      <w:r>
+        <w:rPr>
+          <w:rFonts w:eastAsia="Arial" w:cs="Arial" w:ascii="Arial" w:hAnsi="Arial"/>
+          <w:b/>
+          <w:bCs/>
+          <w:color w:val="000000"/>
+          <w:spacing w:val="-4"/>
+          <w:sz w:val="24"/>
+          <w:szCs w:val="24"/>
+        </w:rPr>
+      </w:r>
     </w:p>
     <w:p>
       <w:pPr>
+        <w:pStyle w:val="Normal"/>
         <w:tabs>
-          <w:tab w:val="left" w:pos="1145"/>
+          <w:tab w:val="clear" w:pos="720"/>
+          <w:tab w:val="left" w:pos="1145" w:leader="none"/>
         </w:tabs>
-        <w:spacing w:before="240" w:line="240" w:lineRule="exact"/>
-        <w:ind w:left="437" w:firstLine="1"/>
-        <w:rPr>
-          <w:rFonts w:ascii="Arial" w:eastAsia="Arial" w:hAnsi="Arial" w:cs="Arial"/>
+        <w:spacing w:lineRule="exact" w:line="240" w:before="240" w:after="0"/>
+        <w:ind w:firstLine="1" w:left="437"/>
+        <w:rPr>
+          <w:rFonts w:ascii="Arial" w:hAnsi="Arial" w:eastAsia="Arial" w:cs="Arial"/>
           <w:b/>
           <w:bCs/>
-          <w:noProof/>
           <w:color w:val="000000"/>
           <w:spacing w:val="-4"/>
           <w:sz w:val="24"/>
@@ -77,8 +87,7 @@
       </w:pPr>
       <w:r>
         <w:rPr>
-          <w:rFonts w:ascii="Arial" w:eastAsia="Arial" w:hAnsi="Arial" w:cs="Arial"/>
-          <w:noProof/>
+          <w:rFonts w:eastAsia="Arial" w:cs="Arial" w:ascii="Arial" w:hAnsi="Arial"/>
           <w:color w:val="000000"/>
           <w:spacing w:val="1"/>
           <w:sz w:val="24"/>
@@ -88,8 +97,7 @@
       </w:r>
       <w:r>
         <w:rPr>
-          <w:rFonts w:ascii="Arial" w:eastAsia="Arial" w:hAnsi="Arial" w:cs="Arial"/>
-          <w:noProof/>
+          <w:rFonts w:eastAsia="Arial" w:cs="Arial" w:ascii="Arial" w:hAnsi="Arial"/>
           <w:color w:val="000000"/>
           <w:spacing w:val="2"/>
           <w:sz w:val="24"/>
@@ -99,10 +107,9 @@
       </w:r>
       <w:r>
         <w:rPr>
-          <w:rFonts w:ascii="Arial" w:eastAsia="Arial" w:hAnsi="Arial" w:cs="Arial"/>
+          <w:rFonts w:eastAsia="Arial" w:cs="Arial" w:ascii="Arial" w:hAnsi="Arial"/>
           <w:b/>
           <w:bCs/>
-          <w:noProof/>
           <w:color w:val="000000"/>
           <w:sz w:val="24"/>
           <w:szCs w:val="24"/>
@@ -111,10 +118,9 @@
       </w:r>
       <w:r>
         <w:rPr>
-          <w:rFonts w:ascii="Arial" w:eastAsia="Arial" w:hAnsi="Arial" w:cs="Arial"/>
+          <w:rFonts w:eastAsia="Arial" w:cs="Arial" w:ascii="Arial" w:hAnsi="Arial"/>
           <w:b/>
           <w:bCs/>
-          <w:noProof/>
           <w:color w:val="000000"/>
           <w:spacing w:val="1"/>
           <w:sz w:val="24"/>
@@ -124,10 +130,9 @@
       </w:r>
       <w:r>
         <w:rPr>
-          <w:rFonts w:ascii="Arial" w:eastAsia="Arial" w:hAnsi="Arial" w:cs="Arial"/>
+          <w:rFonts w:eastAsia="Arial" w:cs="Arial" w:ascii="Arial" w:hAnsi="Arial"/>
           <w:b/>
           <w:bCs/>
-          <w:noProof/>
           <w:color w:val="000000"/>
           <w:sz w:val="24"/>
           <w:szCs w:val="24"/>
@@ -136,10 +141,9 @@
       </w:r>
       <w:r>
         <w:rPr>
-          <w:rFonts w:ascii="Arial" w:eastAsia="Arial" w:hAnsi="Arial" w:cs="Arial"/>
+          <w:rFonts w:eastAsia="Arial" w:cs="Arial" w:ascii="Arial" w:hAnsi="Arial"/>
           <w:b/>
           <w:bCs/>
-          <w:noProof/>
           <w:color w:val="000000"/>
           <w:spacing w:val="-2"/>
           <w:sz w:val="24"/>
@@ -149,10 +153,9 @@
       </w:r>
       <w:r>
         <w:rPr>
-          <w:rFonts w:ascii="Arial" w:eastAsia="Arial" w:hAnsi="Arial" w:cs="Arial"/>
+          <w:rFonts w:eastAsia="Arial" w:cs="Arial" w:ascii="Arial" w:hAnsi="Arial"/>
           <w:b/>
           <w:bCs/>
-          <w:noProof/>
           <w:color w:val="000000"/>
           <w:spacing w:val="-1"/>
           <w:sz w:val="24"/>
@@ -162,10 +165,9 @@
       </w:r>
       <w:r>
         <w:rPr>
-          <w:rFonts w:ascii="Arial" w:eastAsia="Arial" w:hAnsi="Arial" w:cs="Arial"/>
+          <w:rFonts w:eastAsia="Arial" w:cs="Arial" w:ascii="Arial" w:hAnsi="Arial"/>
           <w:b/>
           <w:bCs/>
-          <w:noProof/>
           <w:color w:val="000000"/>
           <w:spacing w:val="2"/>
           <w:sz w:val="24"/>
@@ -175,10 +177,9 @@
       </w:r>
       <w:r>
         <w:rPr>
-          <w:rFonts w:ascii="Arial" w:eastAsia="Arial" w:hAnsi="Arial" w:cs="Arial"/>
+          <w:rFonts w:eastAsia="Arial" w:cs="Arial" w:ascii="Arial" w:hAnsi="Arial"/>
           <w:b/>
           <w:bCs/>
-          <w:noProof/>
           <w:color w:val="000000"/>
           <w:sz w:val="24"/>
           <w:szCs w:val="24"/>
@@ -187,62 +188,112 @@
       </w:r>
       <w:r>
         <w:rPr>
-          <w:rFonts w:ascii="Arial" w:eastAsia="Arial" w:hAnsi="Arial" w:cs="Arial"/>
+          <w:rFonts w:eastAsia="Arial" w:cs="Arial" w:ascii="Arial" w:hAnsi="Arial"/>
           <w:b/>
           <w:bCs/>
-          <w:noProof/>
           <w:color w:val="000000"/>
           <w:spacing w:val="-1"/>
           <w:sz w:val="24"/>
           <w:szCs w:val="24"/>
         </w:rPr>
+        <mc:AlternateContent>
+          <mc:Choice Requires="wps">
+            <w:drawing>
+              <wp:anchor distT="0" distB="0" distL="0" distR="0" simplePos="0" relativeHeight="4" behindDoc="0" locked="0" layoutInCell="0" allowOverlap="1">
+                <wp:simplePos x="0" y="0"/>
+                <wp:positionH relativeFrom="page">
+                  <wp:posOffset>736600</wp:posOffset>
+                </wp:positionH>
+                <wp:positionV relativeFrom="paragraph">
+                  <wp:posOffset>406400</wp:posOffset>
+                </wp:positionV>
+                <wp:extent cx="1231900" cy="838200"/>
+                <wp:effectExtent l="0" t="0" r="0" b="0"/>
+                <wp:wrapNone/>
+                <wp:docPr id="1" name=""/>
+                <a:graphic xmlns:a="http://schemas.openxmlformats.org/drawingml/2006/main">
+                  <a:graphicData uri="http://schemas.openxmlformats.org/drawingml/2006/picture">
+                    <pic:pic xmlns:pic="http://schemas.openxmlformats.org/drawingml/2006/picture">
+                      <pic:nvPicPr>
+                        <pic:cNvPr id="2" name=""/>
+                        <pic:cNvPicPr/>
+                      </pic:nvPicPr>
+                      <pic:blipFill>
+                        <a:blip r:embed="rId2"/>
+                        <a:stretch/>
+                      </pic:blipFill>
+                      <pic:spPr>
+                        <a:xfrm>
+                          <a:off x="0" y="0"/>
+                          <a:ext cx="1231920" cy="838080"/>
+                        </a:xfrm>
+                        <a:prstGeom prst="rect">
+                          <a:avLst/>
+                        </a:prstGeom>
+                        <a:noFill/>
+                        <a:ln w="0">
+                          <a:noFill/>
+                        </a:ln>
+                      </pic:spPr>
+                    </pic:pic>
+                  </a:graphicData>
+                </a:graphic>
+              </wp:anchor>
+            </w:drawing>
+          </mc:Choice>
+          <mc:Fallback>
+            <w:pict>
+              <v:shapetype id="_x0000_t75" coordsize="21600,21600" o:spt="75" o:preferrelative="t" path="m@4@5l@4@11@9@11@9@5xe" filled="f" stroked="f">
+                <v:stroke joinstyle="miter"/>
+                <v:formulas>
+                  <v:f eqn="if lineDrawn pixelLineWidth 0"/>
+                  <v:f eqn="sum @0 1 0"/>
+                  <v:f eqn="sum 0 0 @1"/>
+                  <v:f eqn="prod @2 1 2"/>
+                  <v:f eqn="prod @3 21600 pixelWidth"/>
+                  <v:f eqn="prod @3 21600 pixelHeight"/>
+                  <v:f eqn="sum @0 0 1"/>
+                  <v:f eqn="prod @6 1 2"/>
+                  <v:f eqn="prod @7 21600 pixelWidth"/>
+                  <v:f eqn="sum @8 21600 0"/>
+                  <v:f eqn="prod @7 21600 pixelHeight"/>
+                  <v:f eqn="sum @10 21600 0"/>
+                </v:formulas>
+                <v:path o:extrusionok="f" gradientshapeok="t" o:connecttype="rect"/>
+                <o:lock v:ext="edit" aspectratio="t"/>
+              </v:shapetype>
+              <v:shape id="shape_0" stroked="f" o:allowincell="f" style="position:absolute;margin-left:58pt;margin-top:32pt;width:96.95pt;height:65.95pt;mso-wrap-style:none;v-text-anchor:middle;mso-position-horizontal-relative:page" type="_x0000_t75">
+                <v:imagedata r:id="rId3" o:detectmouseclick="t"/>
+                <v:stroke color="#3465a4" joinstyle="round" endcap="flat"/>
+                <w10:wrap type="none"/>
+              </v:shape>
+            </w:pict>
+          </mc:Fallback>
+        </mc:AlternateContent>
+      </w:r>
+      <w:r>
+        <w:rPr>
+          <w:rFonts w:eastAsia="Arial" w:cs="Arial" w:ascii="Arial" w:hAnsi="Arial"/>
+          <w:b/>
+          <w:bCs/>
+          <w:color w:val="000000"/>
+          <w:spacing w:val="-1"/>
+          <w:sz w:val="24"/>
+          <w:szCs w:val="24"/>
+        </w:rPr>
         <w:t>SHEET</w:t>
-      </w:r>
-      <w:r>
-        <w:rPr>
-          <w:rFonts w:ascii="Times New Roman" w:eastAsia="Times New Roman" w:hAnsi="Times New Roman" w:cs="Times New Roman"/>
-          <w:noProof/>
-          <w:color w:val="000000"/>
-          <w:sz w:val="24"/>
-          <w:szCs w:val="24"/>
-        </w:rPr>
-        <w:pict w14:anchorId="732D1363">
-          <v:shapetype id="_x0000_t75" coordsize="21600,21600" o:spt="75" o:preferrelative="t" path="m@4@5l@4@11@9@11@9@5xe" filled="f" stroked="f">
-            <v:stroke joinstyle="miter"/>
-            <v:formulas>
-              <v:f eqn="if lineDrawn pixelLineWidth 0"/>
-              <v:f eqn="sum @0 1 0"/>
-              <v:f eqn="sum 0 0 @1"/>
-              <v:f eqn="prod @2 1 2"/>
-              <v:f eqn="prod @3 21600 pixelWidth"/>
-              <v:f eqn="prod @3 21600 pixelHeight"/>
-              <v:f eqn="sum @0 0 1"/>
-              <v:f eqn="prod @6 1 2"/>
-              <v:f eqn="prod @7 21600 pixelWidth"/>
-              <v:f eqn="sum @8 21600 0"/>
-              <v:f eqn="prod @7 21600 pixelHeight"/>
-              <v:f eqn="sum @10 21600 0"/>
-            </v:formulas>
-            <v:path o:extrusionok="f" gradientshapeok="t" o:connecttype="rect"/>
-            <o:lock v:ext="edit" aspectratio="t"/>
-          </v:shapetype>
-          <v:shape id="_x0000_s1027" type="#_x0000_t75" style="position:absolute;left:0;text-align:left;margin-left:58pt;margin-top:32pt;width:97pt;height:66pt;z-index:4315;mso-position-horizontal-relative:page;mso-position-vertical-relative:text">
-            <v:imagedata r:id="rId4" o:title="Image58"/>
-            <w10:wrap anchorx="page"/>
-          </v:shape>
-        </w:pict>
       </w:r>
     </w:p>
     <w:p>
       <w:pPr>
-        <w:spacing w:before="279" w:line="275" w:lineRule="exact"/>
-        <w:ind w:left="3469" w:right="1240" w:firstLine="1"/>
+        <w:pStyle w:val="Normal"/>
+        <w:spacing w:lineRule="exact" w:line="275" w:before="279" w:after="0"/>
+        <w:ind w:firstLine="1" w:left="3469" w:right="1240"/>
         <w:jc w:val="center"/>
         <w:rPr>
-          <w:rFonts w:ascii="Arial" w:eastAsia="Arial" w:hAnsi="Arial" w:cs="Arial"/>
+          <w:rFonts w:ascii="Arial" w:hAnsi="Arial" w:eastAsia="Arial" w:cs="Arial"/>
           <w:b/>
           <w:bCs/>
-          <w:noProof/>
           <w:color w:val="000000"/>
           <w:spacing w:val="-1"/>
           <w:sz w:val="24"/>
@@ -251,10 +302,9 @@
       </w:pPr>
       <w:r>
         <w:rPr>
-          <w:rFonts w:ascii="Arial" w:eastAsia="Arial" w:hAnsi="Arial" w:cs="Arial"/>
+          <w:rFonts w:eastAsia="Arial" w:cs="Arial" w:ascii="Arial" w:hAnsi="Arial"/>
           <w:b/>
           <w:bCs/>
-          <w:noProof/>
           <w:color w:val="000000"/>
           <w:spacing w:val="1"/>
           <w:sz w:val="24"/>
@@ -264,10 +314,9 @@
       </w:r>
       <w:r>
         <w:rPr>
-          <w:rFonts w:ascii="Arial" w:eastAsia="Arial" w:hAnsi="Arial" w:cs="Arial"/>
+          <w:rFonts w:eastAsia="Arial" w:cs="Arial" w:ascii="Arial" w:hAnsi="Arial"/>
           <w:b/>
           <w:bCs/>
-          <w:noProof/>
           <w:color w:val="000000"/>
           <w:spacing w:val="12"/>
           <w:sz w:val="24"/>
@@ -277,10 +326,9 @@
       </w:r>
       <w:r>
         <w:rPr>
-          <w:rFonts w:ascii="Arial" w:eastAsia="Arial" w:hAnsi="Arial" w:cs="Arial"/>
+          <w:rFonts w:eastAsia="Arial" w:cs="Arial" w:ascii="Arial" w:hAnsi="Arial"/>
           <w:b/>
           <w:bCs/>
-          <w:noProof/>
           <w:color w:val="000000"/>
           <w:spacing w:val="1"/>
           <w:sz w:val="24"/>
@@ -290,10 +338,9 @@
       </w:r>
       <w:r>
         <w:rPr>
-          <w:rFonts w:ascii="Arial" w:eastAsia="Arial" w:hAnsi="Arial" w:cs="Arial"/>
+          <w:rFonts w:eastAsia="Arial" w:cs="Arial" w:ascii="Arial" w:hAnsi="Arial"/>
           <w:b/>
           <w:bCs/>
-          <w:noProof/>
           <w:color w:val="000000"/>
           <w:spacing w:val="12"/>
           <w:sz w:val="24"/>
@@ -303,10 +350,9 @@
       </w:r>
       <w:r>
         <w:rPr>
-          <w:rFonts w:ascii="Arial" w:eastAsia="Arial" w:hAnsi="Arial" w:cs="Arial"/>
+          <w:rFonts w:eastAsia="Arial" w:cs="Arial" w:ascii="Arial" w:hAnsi="Arial"/>
           <w:b/>
           <w:bCs/>
-          <w:noProof/>
           <w:color w:val="000000"/>
           <w:spacing w:val="2"/>
           <w:sz w:val="24"/>
@@ -316,10 +362,9 @@
       </w:r>
       <w:r>
         <w:rPr>
-          <w:rFonts w:ascii="Arial" w:eastAsia="Arial" w:hAnsi="Arial" w:cs="Arial"/>
+          <w:rFonts w:eastAsia="Arial" w:cs="Arial" w:ascii="Arial" w:hAnsi="Arial"/>
           <w:b/>
           <w:bCs/>
-          <w:noProof/>
           <w:color w:val="000000"/>
           <w:sz w:val="24"/>
           <w:szCs w:val="24"/>
@@ -328,10 +373,9 @@
       </w:r>
       <w:r>
         <w:rPr>
-          <w:rFonts w:ascii="Arial" w:eastAsia="Arial" w:hAnsi="Arial" w:cs="Arial"/>
+          <w:rFonts w:eastAsia="Arial" w:cs="Arial" w:ascii="Arial" w:hAnsi="Arial"/>
           <w:b/>
           <w:bCs/>
-          <w:noProof/>
           <w:color w:val="000000"/>
           <w:spacing w:val="-1"/>
           <w:sz w:val="24"/>
@@ -341,10 +385,9 @@
       </w:r>
       <w:r>
         <w:rPr>
-          <w:rFonts w:ascii="Arial" w:eastAsia="Arial" w:hAnsi="Arial" w:cs="Arial"/>
+          <w:rFonts w:eastAsia="Arial" w:cs="Arial" w:ascii="Arial" w:hAnsi="Arial"/>
           <w:b/>
           <w:bCs/>
-          <w:noProof/>
           <w:color w:val="000000"/>
           <w:sz w:val="24"/>
           <w:szCs w:val="24"/>
@@ -353,10 +396,9 @@
       </w:r>
       <w:r>
         <w:rPr>
-          <w:rFonts w:ascii="Arial" w:eastAsia="Arial" w:hAnsi="Arial" w:cs="Arial"/>
+          <w:rFonts w:eastAsia="Arial" w:cs="Arial" w:ascii="Arial" w:hAnsi="Arial"/>
           <w:b/>
           <w:bCs/>
-          <w:noProof/>
           <w:color w:val="000000"/>
           <w:spacing w:val="-1"/>
           <w:sz w:val="24"/>
@@ -366,10 +408,9 @@
       </w:r>
       <w:r>
         <w:rPr>
-          <w:rFonts w:ascii="Arial" w:eastAsia="Arial" w:hAnsi="Arial" w:cs="Arial"/>
+          <w:rFonts w:eastAsia="Arial" w:cs="Arial" w:ascii="Arial" w:hAnsi="Arial"/>
           <w:b/>
           <w:bCs/>
-          <w:noProof/>
           <w:color w:val="000000"/>
           <w:sz w:val="24"/>
           <w:szCs w:val="24"/>
@@ -378,10 +419,9 @@
       </w:r>
       <w:r>
         <w:rPr>
-          <w:rFonts w:ascii="Arial" w:eastAsia="Arial" w:hAnsi="Arial" w:cs="Arial"/>
+          <w:rFonts w:eastAsia="Arial" w:cs="Arial" w:ascii="Arial" w:hAnsi="Arial"/>
           <w:b/>
           <w:bCs/>
-          <w:noProof/>
           <w:color w:val="000000"/>
           <w:spacing w:val="1"/>
           <w:sz w:val="24"/>
@@ -391,10 +431,9 @@
       </w:r>
       <w:r>
         <w:rPr>
-          <w:rFonts w:ascii="Arial" w:eastAsia="Arial" w:hAnsi="Arial" w:cs="Arial"/>
+          <w:rFonts w:eastAsia="Arial" w:cs="Arial" w:ascii="Arial" w:hAnsi="Arial"/>
           <w:b/>
           <w:bCs/>
-          <w:noProof/>
           <w:color w:val="000000"/>
           <w:spacing w:val="13"/>
           <w:sz w:val="24"/>
@@ -404,10 +443,9 @@
       </w:r>
       <w:r>
         <w:rPr>
-          <w:rFonts w:ascii="Arial" w:eastAsia="Arial" w:hAnsi="Arial" w:cs="Arial"/>
+          <w:rFonts w:eastAsia="Arial" w:cs="Arial" w:ascii="Arial" w:hAnsi="Arial"/>
           <w:b/>
           <w:bCs/>
-          <w:noProof/>
           <w:color w:val="000000"/>
           <w:spacing w:val="5"/>
           <w:sz w:val="24"/>
@@ -417,10 +455,9 @@
       </w:r>
       <w:r>
         <w:rPr>
-          <w:rFonts w:ascii="Arial" w:eastAsia="Arial" w:hAnsi="Arial" w:cs="Arial"/>
+          <w:rFonts w:eastAsia="Arial" w:cs="Arial" w:ascii="Arial" w:hAnsi="Arial"/>
           <w:b/>
           <w:bCs/>
-          <w:noProof/>
           <w:color w:val="000000"/>
           <w:spacing w:val="11"/>
           <w:sz w:val="24"/>
@@ -430,10 +467,9 @@
       </w:r>
       <w:r>
         <w:rPr>
-          <w:rFonts w:ascii="Arial" w:eastAsia="Arial" w:hAnsi="Arial" w:cs="Arial"/>
+          <w:rFonts w:eastAsia="Arial" w:cs="Arial" w:ascii="Arial" w:hAnsi="Arial"/>
           <w:b/>
           <w:bCs/>
-          <w:noProof/>
           <w:color w:val="000000"/>
           <w:spacing w:val="2"/>
           <w:sz w:val="24"/>
@@ -444,13 +480,13 @@
     </w:p>
     <w:p>
       <w:pPr>
-        <w:spacing w:before="454" w:line="240" w:lineRule="exact"/>
-        <w:ind w:left="437" w:firstLine="1"/>
-        <w:rPr>
-          <w:rFonts w:ascii="Arial" w:eastAsia="Arial" w:hAnsi="Arial" w:cs="Arial"/>
+        <w:pStyle w:val="Normal"/>
+        <w:spacing w:lineRule="exact" w:line="240" w:before="454" w:after="0"/>
+        <w:ind w:firstLine="1" w:left="437"/>
+        <w:rPr>
+          <w:rFonts w:ascii="Arial" w:hAnsi="Arial" w:eastAsia="Arial" w:cs="Arial"/>
           <w:b/>
           <w:bCs/>
-          <w:noProof/>
           <w:color w:val="000000"/>
           <w:spacing w:val="3"/>
           <w:sz w:val="24"/>
@@ -459,10 +495,9 @@
       </w:pPr>
       <w:r>
         <w:rPr>
-          <w:rFonts w:ascii="Arial" w:eastAsia="Arial" w:hAnsi="Arial" w:cs="Arial"/>
+          <w:rFonts w:eastAsia="Arial" w:cs="Arial" w:ascii="Arial" w:hAnsi="Arial"/>
           <w:b/>
           <w:bCs/>
-          <w:noProof/>
           <w:color w:val="000000"/>
           <w:spacing w:val="-1"/>
           <w:sz w:val="24"/>
@@ -472,10 +507,9 @@
       </w:r>
       <w:r>
         <w:rPr>
-          <w:rFonts w:ascii="Arial" w:eastAsia="Arial" w:hAnsi="Arial" w:cs="Arial"/>
+          <w:rFonts w:eastAsia="Arial" w:cs="Arial" w:ascii="Arial" w:hAnsi="Arial"/>
           <w:b/>
           <w:bCs/>
-          <w:noProof/>
           <w:color w:val="000000"/>
           <w:sz w:val="24"/>
           <w:szCs w:val="24"/>
@@ -484,10 +518,9 @@
       </w:r>
       <w:r>
         <w:rPr>
-          <w:rFonts w:ascii="Arial" w:eastAsia="Arial" w:hAnsi="Arial" w:cs="Arial"/>
+          <w:rFonts w:eastAsia="Arial" w:cs="Arial" w:ascii="Arial" w:hAnsi="Arial"/>
           <w:b/>
           <w:bCs/>
-          <w:noProof/>
           <w:color w:val="000000"/>
           <w:spacing w:val="1"/>
           <w:sz w:val="24"/>
@@ -497,10 +530,9 @@
       </w:r>
       <w:r>
         <w:rPr>
-          <w:rFonts w:ascii="Arial" w:eastAsia="Arial" w:hAnsi="Arial" w:cs="Arial"/>
+          <w:rFonts w:eastAsia="Arial" w:cs="Arial" w:ascii="Arial" w:hAnsi="Arial"/>
           <w:b/>
           <w:bCs/>
-          <w:noProof/>
           <w:color w:val="000000"/>
           <w:sz w:val="24"/>
           <w:szCs w:val="24"/>
@@ -508,433 +540,1055 @@
         <w:t>CANDIDATE:</w:t>
       </w:r>
       <w:r>
-        <w:pict w14:anchorId="234DC051">
-          <v:shapetype id="_x0000_t202" coordsize="21600,21600" o:spt="202" path="m,l,21600r21600,l21600,xe">
-            <v:stroke joinstyle="miter"/>
-            <v:path gradientshapeok="t" o:connecttype="rect"/>
-          </v:shapetype>
-          <v:shape id="Table 1" o:spid="_x0000_s1026" type="#_x0000_t202" style="position:absolute;left:0;text-align:left;margin-left:215pt;margin-top:48pt;width:327pt;height:32pt;z-index:-251656996;mso-position-horizontal-relative:page;mso-position-vertical-relative:text;v-text-anchor:top" filled="f" stroked="f">
-            <v:textbox style="mso-next-textbox:#Table 1" inset="0,0,0,0">
-              <w:txbxContent>
-                <w:tbl>
-                  <w:tblPr>
-                    <w:tblW w:w="0" w:type="auto"/>
-                    <w:tblInd w:w="14" w:type="dxa"/>
-                    <w:tblBorders>
-                      <w:top w:val="double" w:sz="6" w:space="0" w:color="000000"/>
-                      <w:left w:val="double" w:sz="6" w:space="0" w:color="000000"/>
-                      <w:bottom w:val="double" w:sz="6" w:space="0" w:color="000000"/>
-                      <w:right w:val="double" w:sz="6" w:space="0" w:color="000000"/>
-                      <w:insideH w:val="double" w:sz="6" w:space="0" w:color="000000"/>
-                      <w:insideV w:val="single" w:sz="6" w:space="0" w:color="000000"/>
-                    </w:tblBorders>
-                    <w:tblLayout w:type="fixed"/>
-                    <w:tblCellMar>
-                      <w:left w:w="0" w:type="dxa"/>
-                      <w:right w:w="0" w:type="dxa"/>
-                    </w:tblCellMar>
-                    <w:tblLook w:val="01E0" w:firstRow="1" w:lastRow="1" w:firstColumn="1" w:lastColumn="1" w:noHBand="0" w:noVBand="0"/>
-                  </w:tblPr>
-                  <w:tblGrid>
-                    <w:gridCol w:w="497"/>
-                    <w:gridCol w:w="498"/>
-                    <w:gridCol w:w="498"/>
-                    <w:gridCol w:w="497"/>
-                    <w:gridCol w:w="498"/>
-                    <w:gridCol w:w="498"/>
-                    <w:gridCol w:w="497"/>
-                    <w:gridCol w:w="498"/>
-                    <w:gridCol w:w="498"/>
-                    <w:gridCol w:w="497"/>
-                    <w:gridCol w:w="498"/>
-                    <w:gridCol w:w="498"/>
-                    <w:gridCol w:w="498"/>
-                  </w:tblGrid>
-                  <w:tr>
-                    <w:trPr>
-                      <w:trHeight w:val="532"/>
-                    </w:trPr>
-                    <w:tc>
-                      <w:tcPr>
-                        <w:tcW w:w="497" w:type="dxa"/>
-                        <w:vAlign w:val="center"/>
-                      </w:tcPr>
-                      <w:p>
-                        <w:pPr>
-                          <w:spacing w:line="240" w:lineRule="exact"/>
-                          <w:ind w:firstLine="1"/>
-                          <w:jc w:val="center"/>
-                          <w:rPr>
-                            <w:rFonts w:ascii="Arial" w:eastAsia="Times New Roman" w:hAnsi="Arial" w:cs="Arial"/>
-                            <w:noProof/>
-                            <w:color w:val="000000"/>
-                            <w:sz w:val="24"/>
-                            <w:szCs w:val="24"/>
-                          </w:rPr>
-                        </w:pPr>
-                        <w:r>
-                          <w:rPr>
-                            <w:rFonts w:ascii="Arial" w:hAnsi="Arial" w:cs="Arial"/>
-                            <w:sz w:val="24"/>
-                            <w:szCs w:val="24"/>
-                          </w:rPr>
-                          <w:t>{1}</w:t>
-                        </w:r>
-                      </w:p>
-                    </w:tc>
-                    <w:tc>
-                      <w:tcPr>
-                        <w:tcW w:w="498" w:type="dxa"/>
-                        <w:vAlign w:val="center"/>
-                      </w:tcPr>
-                      <w:p>
-                        <w:pPr>
-                          <w:spacing w:line="240" w:lineRule="exact"/>
-                          <w:ind w:firstLine="1"/>
-                          <w:jc w:val="center"/>
-                          <w:rPr>
-                            <w:rFonts w:ascii="Arial" w:eastAsia="Times New Roman" w:hAnsi="Arial" w:cs="Arial"/>
-                            <w:noProof/>
-                            <w:color w:val="000000"/>
-                            <w:sz w:val="24"/>
-                            <w:szCs w:val="24"/>
-                          </w:rPr>
-                        </w:pPr>
-                        <w:r>
-                          <w:rPr>
-                            <w:rFonts w:ascii="Arial" w:hAnsi="Arial" w:cs="Arial"/>
-                            <w:sz w:val="24"/>
-                            <w:szCs w:val="24"/>
-                          </w:rPr>
-                          <w:t>{2}</w:t>
-                        </w:r>
-                      </w:p>
-                    </w:tc>
-                    <w:tc>
-                      <w:tcPr>
-                        <w:tcW w:w="498" w:type="dxa"/>
-                        <w:vAlign w:val="center"/>
-                      </w:tcPr>
-                      <w:p>
-                        <w:pPr>
-                          <w:spacing w:line="240" w:lineRule="exact"/>
-                          <w:ind w:firstLine="1"/>
-                          <w:jc w:val="center"/>
-                          <w:rPr>
-                            <w:rFonts w:ascii="Arial" w:eastAsia="Times New Roman" w:hAnsi="Arial" w:cs="Arial"/>
-                            <w:noProof/>
-                            <w:color w:val="000000"/>
-                            <w:sz w:val="24"/>
-                            <w:szCs w:val="24"/>
-                          </w:rPr>
-                        </w:pPr>
-                        <w:r>
-                          <w:rPr>
-                            <w:rFonts w:ascii="Arial" w:hAnsi="Arial" w:cs="Arial"/>
-                            <w:sz w:val="24"/>
-                            <w:szCs w:val="24"/>
-                          </w:rPr>
-                          <w:t>{3}</w:t>
-                        </w:r>
-                      </w:p>
-                    </w:tc>
-                    <w:tc>
-                      <w:tcPr>
-                        <w:tcW w:w="497" w:type="dxa"/>
-                        <w:vAlign w:val="center"/>
-                      </w:tcPr>
-                      <w:p>
-                        <w:pPr>
-                          <w:spacing w:line="240" w:lineRule="exact"/>
-                          <w:ind w:firstLine="1"/>
-                          <w:jc w:val="center"/>
-                          <w:rPr>
-                            <w:rFonts w:ascii="Arial" w:eastAsia="Times New Roman" w:hAnsi="Arial" w:cs="Arial"/>
-                            <w:noProof/>
-                            <w:color w:val="000000"/>
-                            <w:sz w:val="24"/>
-                            <w:szCs w:val="24"/>
-                          </w:rPr>
-                        </w:pPr>
-                        <w:r>
-                          <w:rPr>
-                            <w:rFonts w:ascii="Arial" w:hAnsi="Arial" w:cs="Arial"/>
-                            <w:sz w:val="24"/>
-                            <w:szCs w:val="24"/>
-                          </w:rPr>
-                          <w:t>{4}</w:t>
-                        </w:r>
-                      </w:p>
-                    </w:tc>
-                    <w:tc>
-                      <w:tcPr>
-                        <w:tcW w:w="498" w:type="dxa"/>
-                        <w:vAlign w:val="center"/>
-                      </w:tcPr>
-                      <w:p>
-                        <w:pPr>
-                          <w:spacing w:line="240" w:lineRule="exact"/>
-                          <w:ind w:firstLine="1"/>
-                          <w:jc w:val="center"/>
-                          <w:rPr>
-                            <w:rFonts w:ascii="Arial" w:eastAsia="Times New Roman" w:hAnsi="Arial" w:cs="Arial"/>
-                            <w:noProof/>
-                            <w:color w:val="000000"/>
-                            <w:sz w:val="24"/>
-                            <w:szCs w:val="24"/>
-                          </w:rPr>
-                        </w:pPr>
-                        <w:r>
-                          <w:rPr>
-                            <w:rFonts w:ascii="Arial" w:hAnsi="Arial" w:cs="Arial"/>
-                            <w:sz w:val="24"/>
-                            <w:szCs w:val="24"/>
-                          </w:rPr>
-                          <w:t>{5}</w:t>
-                        </w:r>
-                      </w:p>
-                    </w:tc>
-                    <w:tc>
-                      <w:tcPr>
-                        <w:tcW w:w="498" w:type="dxa"/>
-                        <w:vAlign w:val="center"/>
-                      </w:tcPr>
-                      <w:p>
-                        <w:pPr>
-                          <w:spacing w:line="240" w:lineRule="exact"/>
-                          <w:ind w:firstLine="1"/>
-                          <w:jc w:val="center"/>
-                          <w:rPr>
-                            <w:rFonts w:ascii="Arial" w:eastAsia="Times New Roman" w:hAnsi="Arial" w:cs="Arial"/>
-                            <w:noProof/>
-                            <w:color w:val="000000"/>
-                            <w:sz w:val="24"/>
-                            <w:szCs w:val="24"/>
-                          </w:rPr>
-                        </w:pPr>
-                        <w:r>
-                          <w:rPr>
-                            <w:rFonts w:ascii="Arial" w:hAnsi="Arial" w:cs="Arial"/>
-                            <w:sz w:val="24"/>
-                            <w:szCs w:val="24"/>
-                          </w:rPr>
-                          <w:t>{6}</w:t>
-                        </w:r>
-                      </w:p>
-                    </w:tc>
-                    <w:tc>
-                      <w:tcPr>
-                        <w:tcW w:w="497" w:type="dxa"/>
-                        <w:vAlign w:val="center"/>
-                      </w:tcPr>
-                      <w:p>
-                        <w:pPr>
-                          <w:spacing w:line="240" w:lineRule="exact"/>
-                          <w:ind w:firstLine="1"/>
-                          <w:jc w:val="center"/>
-                          <w:rPr>
-                            <w:rFonts w:ascii="Arial" w:eastAsia="Times New Roman" w:hAnsi="Arial" w:cs="Arial"/>
-                            <w:noProof/>
-                            <w:color w:val="000000"/>
-                            <w:sz w:val="24"/>
-                            <w:szCs w:val="24"/>
-                          </w:rPr>
-                        </w:pPr>
-                        <w:r>
-                          <w:rPr>
-                            <w:rFonts w:ascii="Arial" w:hAnsi="Arial" w:cs="Arial"/>
-                            <w:sz w:val="24"/>
-                            <w:szCs w:val="24"/>
-                          </w:rPr>
-                          <w:t>{7}</w:t>
-                        </w:r>
-                      </w:p>
-                    </w:tc>
-                    <w:tc>
-                      <w:tcPr>
-                        <w:tcW w:w="498" w:type="dxa"/>
-                        <w:vAlign w:val="center"/>
-                      </w:tcPr>
-                      <w:p>
-                        <w:pPr>
-                          <w:spacing w:line="240" w:lineRule="exact"/>
-                          <w:ind w:firstLine="1"/>
-                          <w:jc w:val="center"/>
-                          <w:rPr>
-                            <w:rFonts w:ascii="Arial" w:eastAsia="Times New Roman" w:hAnsi="Arial" w:cs="Arial"/>
-                            <w:noProof/>
-                            <w:color w:val="000000"/>
-                            <w:sz w:val="24"/>
-                            <w:szCs w:val="24"/>
-                          </w:rPr>
-                        </w:pPr>
-                        <w:r>
-                          <w:rPr>
-                            <w:rFonts w:ascii="Arial" w:hAnsi="Arial" w:cs="Arial"/>
-                            <w:sz w:val="24"/>
-                            <w:szCs w:val="24"/>
-                          </w:rPr>
-                          <w:t>{8}</w:t>
-                        </w:r>
-                      </w:p>
-                    </w:tc>
-                    <w:tc>
-                      <w:tcPr>
-                        <w:tcW w:w="498" w:type="dxa"/>
-                        <w:vAlign w:val="center"/>
-                      </w:tcPr>
-                      <w:p>
-                        <w:pPr>
-                          <w:spacing w:line="240" w:lineRule="exact"/>
-                          <w:ind w:firstLine="1"/>
-                          <w:jc w:val="center"/>
-                          <w:rPr>
-                            <w:rFonts w:ascii="Arial" w:eastAsia="Times New Roman" w:hAnsi="Arial" w:cs="Arial"/>
-                            <w:noProof/>
-                            <w:color w:val="000000"/>
-                            <w:sz w:val="24"/>
-                            <w:szCs w:val="24"/>
-                          </w:rPr>
-                        </w:pPr>
-                        <w:r>
-                          <w:rPr>
-                            <w:rFonts w:ascii="Arial" w:hAnsi="Arial" w:cs="Arial"/>
-                            <w:sz w:val="24"/>
-                            <w:szCs w:val="24"/>
-                          </w:rPr>
-                          <w:t>{9}</w:t>
-                        </w:r>
-                      </w:p>
-                    </w:tc>
-                    <w:tc>
-                      <w:tcPr>
-                        <w:tcW w:w="497" w:type="dxa"/>
-                        <w:vAlign w:val="center"/>
-                      </w:tcPr>
-                      <w:p>
-                        <w:pPr>
-                          <w:spacing w:line="240" w:lineRule="exact"/>
-                          <w:ind w:firstLine="1"/>
-                          <w:jc w:val="center"/>
-                          <w:rPr>
-                            <w:rFonts w:ascii="Arial" w:eastAsia="Times New Roman" w:hAnsi="Arial" w:cs="Arial"/>
-                            <w:noProof/>
-                            <w:color w:val="000000"/>
-                            <w:sz w:val="24"/>
-                            <w:szCs w:val="24"/>
-                          </w:rPr>
-                        </w:pPr>
-                        <w:r>
-                          <w:rPr>
-                            <w:rFonts w:ascii="Arial" w:hAnsi="Arial" w:cs="Arial"/>
-                            <w:sz w:val="24"/>
-                            <w:szCs w:val="24"/>
-                          </w:rPr>
-                          <w:t>{10}</w:t>
-                        </w:r>
-                      </w:p>
-                    </w:tc>
-                    <w:tc>
-                      <w:tcPr>
-                        <w:tcW w:w="498" w:type="dxa"/>
-                        <w:vAlign w:val="center"/>
-                      </w:tcPr>
-                      <w:p>
-                        <w:pPr>
-                          <w:spacing w:line="240" w:lineRule="exact"/>
-                          <w:ind w:firstLine="1"/>
-                          <w:jc w:val="center"/>
-                          <w:rPr>
-                            <w:rFonts w:ascii="Arial" w:eastAsia="Times New Roman" w:hAnsi="Arial" w:cs="Arial"/>
-                            <w:noProof/>
-                            <w:color w:val="000000"/>
-                            <w:sz w:val="24"/>
-                            <w:szCs w:val="24"/>
-                          </w:rPr>
-                        </w:pPr>
-                        <w:r>
-                          <w:rPr>
-                            <w:rFonts w:ascii="Arial" w:hAnsi="Arial" w:cs="Arial"/>
-                            <w:sz w:val="24"/>
-                            <w:szCs w:val="24"/>
-                          </w:rPr>
-                          <w:t>{11}</w:t>
-                        </w:r>
-                      </w:p>
-                    </w:tc>
-                    <w:tc>
-                      <w:tcPr>
-                        <w:tcW w:w="498" w:type="dxa"/>
-                        <w:vAlign w:val="center"/>
-                      </w:tcPr>
-                      <w:p>
-                        <w:pPr>
-                          <w:spacing w:line="240" w:lineRule="exact"/>
-                          <w:ind w:firstLine="1"/>
-                          <w:jc w:val="center"/>
-                          <w:rPr>
-                            <w:rFonts w:ascii="Arial" w:eastAsia="Times New Roman" w:hAnsi="Arial" w:cs="Arial"/>
-                            <w:noProof/>
-                            <w:color w:val="000000"/>
-                            <w:sz w:val="24"/>
-                            <w:szCs w:val="24"/>
-                          </w:rPr>
-                        </w:pPr>
-                        <w:r>
-                          <w:rPr>
-                            <w:rFonts w:ascii="Arial" w:hAnsi="Arial" w:cs="Arial"/>
-                            <w:sz w:val="24"/>
-                            <w:szCs w:val="24"/>
-                          </w:rPr>
-                          <w:t>{12}</w:t>
-                        </w:r>
-                      </w:p>
-                    </w:tc>
-                    <w:tc>
-                      <w:tcPr>
-                        <w:tcW w:w="498" w:type="dxa"/>
-                        <w:vAlign w:val="center"/>
-                      </w:tcPr>
-                      <w:p>
-                        <w:pPr>
-                          <w:spacing w:line="240" w:lineRule="exact"/>
-                          <w:ind w:firstLine="1"/>
-                          <w:jc w:val="center"/>
-                          <w:rPr>
-                            <w:rFonts w:ascii="Arial" w:eastAsia="Times New Roman" w:hAnsi="Arial" w:cs="Arial"/>
-                            <w:noProof/>
-                            <w:color w:val="000000"/>
-                            <w:sz w:val="24"/>
-                            <w:szCs w:val="24"/>
-                          </w:rPr>
-                        </w:pPr>
-                        <w:r>
-                          <w:rPr>
-                            <w:rFonts w:ascii="Arial" w:eastAsia="Times New Roman" w:hAnsi="Arial" w:cs="Arial"/>
-                            <w:noProof/>
-                            <w:color w:val="000000"/>
-                            <w:sz w:val="24"/>
-                            <w:szCs w:val="24"/>
-                          </w:rPr>
-                          <w:t>{13}</w:t>
-                        </w:r>
-                      </w:p>
-                    </w:tc>
-                  </w:tr>
-                </w:tbl>
-                <w:p/>
-              </w:txbxContent>
-            </v:textbox>
-            <w10:wrap anchorx="page"/>
-          </v:shape>
-        </w:pict>
-      </w:r>
-      <w:r>
-        <w:rPr>
-          <w:rFonts w:ascii="Arial" w:eastAsia="Arial" w:hAnsi="Arial" w:cs="Arial"/>
+        <mc:AlternateContent>
+          <mc:Choice Requires="wps">
+            <w:drawing>
+              <wp:anchor distT="0" distB="0" distL="114300" distR="114300" simplePos="0" relativeHeight="2" behindDoc="1" locked="0" layoutInCell="0" allowOverlap="1">
+                <wp:simplePos x="0" y="0"/>
+                <wp:positionH relativeFrom="page">
+                  <wp:posOffset>2730500</wp:posOffset>
+                </wp:positionH>
+                <wp:positionV relativeFrom="paragraph">
+                  <wp:posOffset>609600</wp:posOffset>
+                </wp:positionV>
+                <wp:extent cx="4152900" cy="406400"/>
+                <wp:effectExtent l="635" t="0" r="635" b="635"/>
+                <wp:wrapNone/>
+                <wp:docPr id="3" name="Table 1"/>
+                <a:graphic xmlns:a="http://schemas.openxmlformats.org/drawingml/2006/main">
+                  <a:graphicData uri="http://schemas.microsoft.com/office/word/2010/wordprocessingShape">
+                    <wps:wsp>
+                      <wps:cNvSpPr/>
+                      <wps:spPr>
+                        <a:xfrm>
+                          <a:off x="0" y="0"/>
+                          <a:ext cx="4152960" cy="406440"/>
+                        </a:xfrm>
+                        <a:prstGeom prst="rect">
+                          <a:avLst/>
+                        </a:prstGeom>
+                        <a:noFill/>
+                        <a:ln w="0">
+                          <a:noFill/>
+                        </a:ln>
+                      </wps:spPr>
+                      <wps:style>
+                        <a:lnRef idx="0"/>
+                        <a:fillRef idx="0"/>
+                        <a:effectRef idx="0"/>
+                        <a:fontRef idx="minor"/>
+                      </wps:style>
+                      <wps:txbx>
+                        <w:txbxContent>
+                          <w:tbl>
+                            <w:tblPr>
+                              <w:tblW w:w="6470" w:type="dxa"/>
+                              <w:jc w:val="left"/>
+                              <w:tblInd w:w="14" w:type="dxa"/>
+                              <w:tblLayout w:type="fixed"/>
+                              <w:tblCellMar>
+                                <w:top w:w="0" w:type="dxa"/>
+                                <w:left w:w="22" w:type="dxa"/>
+                                <w:bottom w:w="0" w:type="dxa"/>
+                                <w:right w:w="22" w:type="dxa"/>
+                              </w:tblCellMar>
+                              <w:tblLook w:val="01e0" w:firstRow="1" w:noVBand="0" w:lastRow="1" w:firstColumn="1" w:lastColumn="1" w:noHBand="0"/>
+                            </w:tblPr>
+                            <w:tblGrid>
+                              <w:gridCol w:w="497"/>
+                              <w:gridCol w:w="498"/>
+                              <w:gridCol w:w="498"/>
+                              <w:gridCol w:w="497"/>
+                              <w:gridCol w:w="498"/>
+                              <w:gridCol w:w="498"/>
+                              <w:gridCol w:w="497"/>
+                              <w:gridCol w:w="498"/>
+                              <w:gridCol w:w="498"/>
+                              <w:gridCol w:w="497"/>
+                              <w:gridCol w:w="498"/>
+                              <w:gridCol w:w="498"/>
+                              <w:gridCol w:w="498"/>
+                            </w:tblGrid>
+                            <w:tr>
+                              <w:trPr>
+                                <w:trHeight w:val="532" w:hRule="atLeast"/>
+                              </w:trPr>
+                              <w:tc>
+                                <w:tcPr>
+                                  <w:tcW w:w="497" w:type="dxa"/>
+                                  <w:tcBorders>
+                                    <w:top w:val="double" w:sz="6" w:space="0" w:color="000000"/>
+                                    <w:left w:val="double" w:sz="6" w:space="0" w:color="000000"/>
+                                    <w:bottom w:val="double" w:sz="6" w:space="0" w:color="000000"/>
+                                    <w:right w:val="single" w:sz="6" w:space="0" w:color="000000"/>
+                                  </w:tcBorders>
+                                  <w:vAlign w:val="center"/>
+                                </w:tcPr>
+                                <w:p>
+                                  <w:pPr>
+                                    <w:pStyle w:val="FrameContents"/>
+                                    <w:spacing w:lineRule="exact" w:line="240"/>
+                                    <w:ind w:firstLine="1"/>
+                                    <w:jc w:val="center"/>
+                                    <w:rPr>
+                                      <w:rFonts w:ascii="Arial" w:hAnsi="Arial" w:eastAsia="Times New Roman" w:cs="Arial"/>
+                                      <w:color w:val="000000"/>
+                                      <w:sz w:val="24"/>
+                                      <w:szCs w:val="24"/>
+                                    </w:rPr>
+                                  </w:pPr>
+                                  <w:r>
+                                    <w:rPr>
+                                      <w:rFonts w:cs="Arial" w:ascii="Arial" w:hAnsi="Arial"/>
+                                      <w:sz w:val="24"/>
+                                      <w:szCs w:val="24"/>
+                                    </w:rPr>
+                                    <w:t>{1}</w:t>
+                                  </w:r>
+                                </w:p>
+                              </w:tc>
+                              <w:tc>
+                                <w:tcPr>
+                                  <w:tcW w:w="498" w:type="dxa"/>
+                                  <w:tcBorders>
+                                    <w:top w:val="double" w:sz="6" w:space="0" w:color="000000"/>
+                                    <w:left w:val="single" w:sz="6" w:space="0" w:color="000000"/>
+                                    <w:bottom w:val="double" w:sz="6" w:space="0" w:color="000000"/>
+                                    <w:right w:val="single" w:sz="6" w:space="0" w:color="000000"/>
+                                  </w:tcBorders>
+                                  <w:vAlign w:val="center"/>
+                                </w:tcPr>
+                                <w:p>
+                                  <w:pPr>
+                                    <w:pStyle w:val="FrameContents"/>
+                                    <w:spacing w:lineRule="exact" w:line="240"/>
+                                    <w:ind w:firstLine="1"/>
+                                    <w:jc w:val="center"/>
+                                    <w:rPr>
+                                      <w:rFonts w:ascii="Arial" w:hAnsi="Arial" w:eastAsia="Times New Roman" w:cs="Arial"/>
+                                      <w:color w:val="000000"/>
+                                      <w:sz w:val="24"/>
+                                      <w:szCs w:val="24"/>
+                                    </w:rPr>
+                                  </w:pPr>
+                                  <w:r>
+                                    <w:rPr>
+                                      <w:rFonts w:cs="Arial" w:ascii="Arial" w:hAnsi="Arial"/>
+                                      <w:sz w:val="24"/>
+                                      <w:szCs w:val="24"/>
+                                    </w:rPr>
+                                    <w:t>{2}</w:t>
+                                  </w:r>
+                                </w:p>
+                              </w:tc>
+                              <w:tc>
+                                <w:tcPr>
+                                  <w:tcW w:w="498" w:type="dxa"/>
+                                  <w:tcBorders>
+                                    <w:top w:val="double" w:sz="6" w:space="0" w:color="000000"/>
+                                    <w:left w:val="single" w:sz="6" w:space="0" w:color="000000"/>
+                                    <w:bottom w:val="double" w:sz="6" w:space="0" w:color="000000"/>
+                                    <w:right w:val="single" w:sz="6" w:space="0" w:color="000000"/>
+                                  </w:tcBorders>
+                                  <w:vAlign w:val="center"/>
+                                </w:tcPr>
+                                <w:p>
+                                  <w:pPr>
+                                    <w:pStyle w:val="FrameContents"/>
+                                    <w:spacing w:lineRule="exact" w:line="240"/>
+                                    <w:ind w:firstLine="1"/>
+                                    <w:jc w:val="center"/>
+                                    <w:rPr>
+                                      <w:rFonts w:ascii="Arial" w:hAnsi="Arial" w:eastAsia="Times New Roman" w:cs="Arial"/>
+                                      <w:color w:val="000000"/>
+                                      <w:sz w:val="24"/>
+                                      <w:szCs w:val="24"/>
+                                    </w:rPr>
+                                  </w:pPr>
+                                  <w:r>
+                                    <w:rPr>
+                                      <w:rFonts w:cs="Arial" w:ascii="Arial" w:hAnsi="Arial"/>
+                                      <w:sz w:val="24"/>
+                                      <w:szCs w:val="24"/>
+                                    </w:rPr>
+                                    <w:t>{3}</w:t>
+                                  </w:r>
+                                </w:p>
+                              </w:tc>
+                              <w:tc>
+                                <w:tcPr>
+                                  <w:tcW w:w="497" w:type="dxa"/>
+                                  <w:tcBorders>
+                                    <w:top w:val="double" w:sz="6" w:space="0" w:color="000000"/>
+                                    <w:left w:val="single" w:sz="6" w:space="0" w:color="000000"/>
+                                    <w:bottom w:val="double" w:sz="6" w:space="0" w:color="000000"/>
+                                    <w:right w:val="single" w:sz="6" w:space="0" w:color="000000"/>
+                                  </w:tcBorders>
+                                  <w:vAlign w:val="center"/>
+                                </w:tcPr>
+                                <w:p>
+                                  <w:pPr>
+                                    <w:pStyle w:val="FrameContents"/>
+                                    <w:spacing w:lineRule="exact" w:line="240"/>
+                                    <w:ind w:firstLine="1"/>
+                                    <w:jc w:val="center"/>
+                                    <w:rPr>
+                                      <w:rFonts w:ascii="Arial" w:hAnsi="Arial" w:eastAsia="Times New Roman" w:cs="Arial"/>
+                                      <w:color w:val="000000"/>
+                                      <w:sz w:val="24"/>
+                                      <w:szCs w:val="24"/>
+                                    </w:rPr>
+                                  </w:pPr>
+                                  <w:r>
+                                    <w:rPr>
+                                      <w:rFonts w:cs="Arial" w:ascii="Arial" w:hAnsi="Arial"/>
+                                      <w:sz w:val="24"/>
+                                      <w:szCs w:val="24"/>
+                                    </w:rPr>
+                                    <w:t>{4}</w:t>
+                                  </w:r>
+                                </w:p>
+                              </w:tc>
+                              <w:tc>
+                                <w:tcPr>
+                                  <w:tcW w:w="498" w:type="dxa"/>
+                                  <w:tcBorders>
+                                    <w:top w:val="double" w:sz="6" w:space="0" w:color="000000"/>
+                                    <w:left w:val="single" w:sz="6" w:space="0" w:color="000000"/>
+                                    <w:bottom w:val="double" w:sz="6" w:space="0" w:color="000000"/>
+                                    <w:right w:val="single" w:sz="6" w:space="0" w:color="000000"/>
+                                  </w:tcBorders>
+                                  <w:vAlign w:val="center"/>
+                                </w:tcPr>
+                                <w:p>
+                                  <w:pPr>
+                                    <w:pStyle w:val="FrameContents"/>
+                                    <w:spacing w:lineRule="exact" w:line="240"/>
+                                    <w:ind w:firstLine="1"/>
+                                    <w:jc w:val="center"/>
+                                    <w:rPr>
+                                      <w:rFonts w:ascii="Arial" w:hAnsi="Arial" w:eastAsia="Times New Roman" w:cs="Arial"/>
+                                      <w:color w:val="000000"/>
+                                      <w:sz w:val="24"/>
+                                      <w:szCs w:val="24"/>
+                                    </w:rPr>
+                                  </w:pPr>
+                                  <w:r>
+                                    <w:rPr>
+                                      <w:rFonts w:cs="Arial" w:ascii="Arial" w:hAnsi="Arial"/>
+                                      <w:sz w:val="24"/>
+                                      <w:szCs w:val="24"/>
+                                    </w:rPr>
+                                    <w:t>{5}</w:t>
+                                  </w:r>
+                                </w:p>
+                              </w:tc>
+                              <w:tc>
+                                <w:tcPr>
+                                  <w:tcW w:w="498" w:type="dxa"/>
+                                  <w:tcBorders>
+                                    <w:top w:val="double" w:sz="6" w:space="0" w:color="000000"/>
+                                    <w:left w:val="single" w:sz="6" w:space="0" w:color="000000"/>
+                                    <w:bottom w:val="double" w:sz="6" w:space="0" w:color="000000"/>
+                                    <w:right w:val="single" w:sz="6" w:space="0" w:color="000000"/>
+                                  </w:tcBorders>
+                                  <w:vAlign w:val="center"/>
+                                </w:tcPr>
+                                <w:p>
+                                  <w:pPr>
+                                    <w:pStyle w:val="FrameContents"/>
+                                    <w:spacing w:lineRule="exact" w:line="240"/>
+                                    <w:ind w:firstLine="1"/>
+                                    <w:jc w:val="center"/>
+                                    <w:rPr>
+                                      <w:rFonts w:ascii="Arial" w:hAnsi="Arial" w:eastAsia="Times New Roman" w:cs="Arial"/>
+                                      <w:color w:val="000000"/>
+                                      <w:sz w:val="24"/>
+                                      <w:szCs w:val="24"/>
+                                    </w:rPr>
+                                  </w:pPr>
+                                  <w:r>
+                                    <w:rPr>
+                                      <w:rFonts w:cs="Arial" w:ascii="Arial" w:hAnsi="Arial"/>
+                                      <w:sz w:val="24"/>
+                                      <w:szCs w:val="24"/>
+                                    </w:rPr>
+                                    <w:t>{6}</w:t>
+                                  </w:r>
+                                </w:p>
+                              </w:tc>
+                              <w:tc>
+                                <w:tcPr>
+                                  <w:tcW w:w="497" w:type="dxa"/>
+                                  <w:tcBorders>
+                                    <w:top w:val="double" w:sz="6" w:space="0" w:color="000000"/>
+                                    <w:left w:val="single" w:sz="6" w:space="0" w:color="000000"/>
+                                    <w:bottom w:val="double" w:sz="6" w:space="0" w:color="000000"/>
+                                    <w:right w:val="single" w:sz="6" w:space="0" w:color="000000"/>
+                                  </w:tcBorders>
+                                  <w:vAlign w:val="center"/>
+                                </w:tcPr>
+                                <w:p>
+                                  <w:pPr>
+                                    <w:pStyle w:val="FrameContents"/>
+                                    <w:spacing w:lineRule="exact" w:line="240"/>
+                                    <w:ind w:firstLine="1"/>
+                                    <w:jc w:val="center"/>
+                                    <w:rPr>
+                                      <w:rFonts w:ascii="Arial" w:hAnsi="Arial" w:eastAsia="Times New Roman" w:cs="Arial"/>
+                                      <w:color w:val="000000"/>
+                                      <w:sz w:val="24"/>
+                                      <w:szCs w:val="24"/>
+                                    </w:rPr>
+                                  </w:pPr>
+                                  <w:r>
+                                    <w:rPr>
+                                      <w:rFonts w:cs="Arial" w:ascii="Arial" w:hAnsi="Arial"/>
+                                      <w:sz w:val="24"/>
+                                      <w:szCs w:val="24"/>
+                                    </w:rPr>
+                                    <w:t>{7}</w:t>
+                                  </w:r>
+                                </w:p>
+                              </w:tc>
+                              <w:tc>
+                                <w:tcPr>
+                                  <w:tcW w:w="498" w:type="dxa"/>
+                                  <w:tcBorders>
+                                    <w:top w:val="double" w:sz="6" w:space="0" w:color="000000"/>
+                                    <w:left w:val="single" w:sz="6" w:space="0" w:color="000000"/>
+                                    <w:bottom w:val="double" w:sz="6" w:space="0" w:color="000000"/>
+                                    <w:right w:val="single" w:sz="6" w:space="0" w:color="000000"/>
+                                  </w:tcBorders>
+                                  <w:vAlign w:val="center"/>
+                                </w:tcPr>
+                                <w:p>
+                                  <w:pPr>
+                                    <w:pStyle w:val="FrameContents"/>
+                                    <w:spacing w:lineRule="exact" w:line="240"/>
+                                    <w:ind w:firstLine="1"/>
+                                    <w:jc w:val="center"/>
+                                    <w:rPr>
+                                      <w:rFonts w:ascii="Arial" w:hAnsi="Arial" w:eastAsia="Times New Roman" w:cs="Arial"/>
+                                      <w:color w:val="000000"/>
+                                      <w:sz w:val="24"/>
+                                      <w:szCs w:val="24"/>
+                                    </w:rPr>
+                                  </w:pPr>
+                                  <w:r>
+                                    <w:rPr>
+                                      <w:rFonts w:cs="Arial" w:ascii="Arial" w:hAnsi="Arial"/>
+                                      <w:sz w:val="24"/>
+                                      <w:szCs w:val="24"/>
+                                    </w:rPr>
+                                    <w:t>{8}</w:t>
+                                  </w:r>
+                                </w:p>
+                              </w:tc>
+                              <w:tc>
+                                <w:tcPr>
+                                  <w:tcW w:w="498" w:type="dxa"/>
+                                  <w:tcBorders>
+                                    <w:top w:val="double" w:sz="6" w:space="0" w:color="000000"/>
+                                    <w:left w:val="single" w:sz="6" w:space="0" w:color="000000"/>
+                                    <w:bottom w:val="double" w:sz="6" w:space="0" w:color="000000"/>
+                                    <w:right w:val="single" w:sz="6" w:space="0" w:color="000000"/>
+                                  </w:tcBorders>
+                                  <w:vAlign w:val="center"/>
+                                </w:tcPr>
+                                <w:p>
+                                  <w:pPr>
+                                    <w:pStyle w:val="FrameContents"/>
+                                    <w:spacing w:lineRule="exact" w:line="240"/>
+                                    <w:ind w:firstLine="1"/>
+                                    <w:jc w:val="center"/>
+                                    <w:rPr>
+                                      <w:rFonts w:ascii="Arial" w:hAnsi="Arial" w:eastAsia="Times New Roman" w:cs="Arial"/>
+                                      <w:color w:val="000000"/>
+                                      <w:sz w:val="24"/>
+                                      <w:szCs w:val="24"/>
+                                    </w:rPr>
+                                  </w:pPr>
+                                  <w:r>
+                                    <w:rPr>
+                                      <w:rFonts w:cs="Arial" w:ascii="Arial" w:hAnsi="Arial"/>
+                                      <w:sz w:val="24"/>
+                                      <w:szCs w:val="24"/>
+                                    </w:rPr>
+                                    <w:t>{9}</w:t>
+                                  </w:r>
+                                </w:p>
+                              </w:tc>
+                              <w:tc>
+                                <w:tcPr>
+                                  <w:tcW w:w="497" w:type="dxa"/>
+                                  <w:tcBorders>
+                                    <w:top w:val="double" w:sz="6" w:space="0" w:color="000000"/>
+                                    <w:left w:val="single" w:sz="6" w:space="0" w:color="000000"/>
+                                    <w:bottom w:val="double" w:sz="6" w:space="0" w:color="000000"/>
+                                    <w:right w:val="single" w:sz="6" w:space="0" w:color="000000"/>
+                                  </w:tcBorders>
+                                  <w:vAlign w:val="center"/>
+                                </w:tcPr>
+                                <w:p>
+                                  <w:pPr>
+                                    <w:pStyle w:val="FrameContents"/>
+                                    <w:spacing w:lineRule="exact" w:line="240"/>
+                                    <w:ind w:firstLine="1"/>
+                                    <w:jc w:val="center"/>
+                                    <w:rPr>
+                                      <w:rFonts w:ascii="Arial" w:hAnsi="Arial" w:eastAsia="Times New Roman" w:cs="Arial"/>
+                                      <w:color w:val="000000"/>
+                                      <w:sz w:val="24"/>
+                                      <w:szCs w:val="24"/>
+                                    </w:rPr>
+                                  </w:pPr>
+                                  <w:r>
+                                    <w:rPr>
+                                      <w:rFonts w:cs="Arial" w:ascii="Arial" w:hAnsi="Arial"/>
+                                      <w:sz w:val="24"/>
+                                      <w:szCs w:val="24"/>
+                                    </w:rPr>
+                                    <w:t>{10}</w:t>
+                                  </w:r>
+                                </w:p>
+                              </w:tc>
+                              <w:tc>
+                                <w:tcPr>
+                                  <w:tcW w:w="498" w:type="dxa"/>
+                                  <w:tcBorders>
+                                    <w:top w:val="double" w:sz="6" w:space="0" w:color="000000"/>
+                                    <w:left w:val="single" w:sz="6" w:space="0" w:color="000000"/>
+                                    <w:bottom w:val="double" w:sz="6" w:space="0" w:color="000000"/>
+                                    <w:right w:val="single" w:sz="6" w:space="0" w:color="000000"/>
+                                  </w:tcBorders>
+                                  <w:vAlign w:val="center"/>
+                                </w:tcPr>
+                                <w:p>
+                                  <w:pPr>
+                                    <w:pStyle w:val="FrameContents"/>
+                                    <w:spacing w:lineRule="exact" w:line="240"/>
+                                    <w:ind w:firstLine="1"/>
+                                    <w:jc w:val="center"/>
+                                    <w:rPr>
+                                      <w:rFonts w:ascii="Arial" w:hAnsi="Arial" w:eastAsia="Times New Roman" w:cs="Arial"/>
+                                      <w:color w:val="000000"/>
+                                      <w:sz w:val="24"/>
+                                      <w:szCs w:val="24"/>
+                                    </w:rPr>
+                                  </w:pPr>
+                                  <w:r>
+                                    <w:rPr>
+                                      <w:rFonts w:cs="Arial" w:ascii="Arial" w:hAnsi="Arial"/>
+                                      <w:sz w:val="24"/>
+                                      <w:szCs w:val="24"/>
+                                    </w:rPr>
+                                    <w:t>{11}</w:t>
+                                  </w:r>
+                                </w:p>
+                              </w:tc>
+                              <w:tc>
+                                <w:tcPr>
+                                  <w:tcW w:w="498" w:type="dxa"/>
+                                  <w:tcBorders>
+                                    <w:top w:val="double" w:sz="6" w:space="0" w:color="000000"/>
+                                    <w:left w:val="single" w:sz="6" w:space="0" w:color="000000"/>
+                                    <w:bottom w:val="double" w:sz="6" w:space="0" w:color="000000"/>
+                                    <w:right w:val="single" w:sz="6" w:space="0" w:color="000000"/>
+                                  </w:tcBorders>
+                                  <w:vAlign w:val="center"/>
+                                </w:tcPr>
+                                <w:p>
+                                  <w:pPr>
+                                    <w:pStyle w:val="FrameContents"/>
+                                    <w:spacing w:lineRule="exact" w:line="240"/>
+                                    <w:ind w:firstLine="1"/>
+                                    <w:jc w:val="center"/>
+                                    <w:rPr>
+                                      <w:rFonts w:ascii="Arial" w:hAnsi="Arial" w:eastAsia="Times New Roman" w:cs="Arial"/>
+                                      <w:color w:val="000000"/>
+                                      <w:sz w:val="24"/>
+                                      <w:szCs w:val="24"/>
+                                    </w:rPr>
+                                  </w:pPr>
+                                  <w:r>
+                                    <w:rPr>
+                                      <w:rFonts w:cs="Arial" w:ascii="Arial" w:hAnsi="Arial"/>
+                                      <w:sz w:val="24"/>
+                                      <w:szCs w:val="24"/>
+                                    </w:rPr>
+                                    <w:t>{12}</w:t>
+                                  </w:r>
+                                </w:p>
+                              </w:tc>
+                              <w:tc>
+                                <w:tcPr>
+                                  <w:tcW w:w="498" w:type="dxa"/>
+                                  <w:tcBorders>
+                                    <w:top w:val="double" w:sz="6" w:space="0" w:color="000000"/>
+                                    <w:left w:val="single" w:sz="6" w:space="0" w:color="000000"/>
+                                    <w:bottom w:val="double" w:sz="6" w:space="0" w:color="000000"/>
+                                    <w:right w:val="double" w:sz="6" w:space="0" w:color="000000"/>
+                                  </w:tcBorders>
+                                  <w:vAlign w:val="center"/>
+                                </w:tcPr>
+                                <w:p>
+                                  <w:pPr>
+                                    <w:pStyle w:val="FrameContents"/>
+                                    <w:spacing w:lineRule="exact" w:line="240"/>
+                                    <w:ind w:firstLine="1"/>
+                                    <w:jc w:val="center"/>
+                                    <w:rPr>
+                                      <w:rFonts w:ascii="Arial" w:hAnsi="Arial" w:eastAsia="Times New Roman" w:cs="Arial"/>
+                                      <w:color w:val="000000"/>
+                                      <w:sz w:val="24"/>
+                                      <w:szCs w:val="24"/>
+                                    </w:rPr>
+                                  </w:pPr>
+                                  <w:r>
+                                    <w:rPr>
+                                      <w:rFonts w:eastAsia="Times New Roman" w:cs="Arial" w:ascii="Arial" w:hAnsi="Arial"/>
+                                      <w:color w:val="000000"/>
+                                      <w:sz w:val="24"/>
+                                      <w:szCs w:val="24"/>
+                                    </w:rPr>
+                                    <w:t>{13}</w:t>
+                                  </w:r>
+                                </w:p>
+                              </w:tc>
+                            </w:tr>
+                          </w:tbl>
+                          <w:p>
+                            <w:pPr>
+                              <w:pStyle w:val="FrameContents"/>
+                              <w:rPr/>
+                            </w:pPr>
+                            <w:r>
+                              <w:rPr/>
+                            </w:r>
+                          </w:p>
+                        </w:txbxContent>
+                      </wps:txbx>
+                      <wps:bodyPr lIns="0" tIns="0" rIns="0" bIns="0" anchor="t">
+                        <a:noAutofit/>
+                      </wps:bodyPr>
+                    </wps:wsp>
+                  </a:graphicData>
+                </a:graphic>
+              </wp:anchor>
+            </w:drawing>
+          </mc:Choice>
+          <mc:Fallback>
+            <w:pict>
+              <v:shapetype id="_x0000_t202" coordsize="21600,21600" o:spt="202" path="m,l,21600l21600,21600l21600,xe">
+                <v:stroke joinstyle="miter"/>
+                <v:path gradientshapeok="t" o:connecttype="rect"/>
+              </v:shapetype>
+              <v:shape id="shape_0" stroked="f" o:allowincell="f" style="position:absolute;margin-left:215pt;margin-top:48pt;width:326.95pt;height:31.95pt;mso-wrap-style:none;v-text-anchor:middle;mso-position-horizontal-relative:page" type="_x0000_t202">
+                <v:fill o:detectmouseclick="t" on="false"/>
+                <v:stroke color="#3465a4" joinstyle="round" endcap="flat"/>
+                <v:textbox>
+                  <w:txbxContent>
+                    <w:tbl>
+                      <w:tblPr>
+                        <w:tblW w:w="6470" w:type="dxa"/>
+                        <w:jc w:val="left"/>
+                        <w:tblInd w:w="14" w:type="dxa"/>
+                        <w:tblLayout w:type="fixed"/>
+                        <w:tblCellMar>
+                          <w:top w:w="0" w:type="dxa"/>
+                          <w:left w:w="22" w:type="dxa"/>
+                          <w:bottom w:w="0" w:type="dxa"/>
+                          <w:right w:w="22" w:type="dxa"/>
+                        </w:tblCellMar>
+                        <w:tblLook w:val="01e0" w:firstRow="1" w:noVBand="0" w:lastRow="1" w:firstColumn="1" w:lastColumn="1" w:noHBand="0"/>
+                      </w:tblPr>
+                      <w:tblGrid>
+                        <w:gridCol w:w="497"/>
+                        <w:gridCol w:w="498"/>
+                        <w:gridCol w:w="498"/>
+                        <w:gridCol w:w="497"/>
+                        <w:gridCol w:w="498"/>
+                        <w:gridCol w:w="498"/>
+                        <w:gridCol w:w="497"/>
+                        <w:gridCol w:w="498"/>
+                        <w:gridCol w:w="498"/>
+                        <w:gridCol w:w="497"/>
+                        <w:gridCol w:w="498"/>
+                        <w:gridCol w:w="498"/>
+                        <w:gridCol w:w="498"/>
+                      </w:tblGrid>
+                      <w:tr>
+                        <w:trPr>
+                          <w:trHeight w:val="532" w:hRule="atLeast"/>
+                        </w:trPr>
+                        <w:tc>
+                          <w:tcPr>
+                            <w:tcW w:w="497" w:type="dxa"/>
+                            <w:tcBorders>
+                              <w:top w:val="double" w:sz="6" w:space="0" w:color="000000"/>
+                              <w:left w:val="double" w:sz="6" w:space="0" w:color="000000"/>
+                              <w:bottom w:val="double" w:sz="6" w:space="0" w:color="000000"/>
+                              <w:right w:val="single" w:sz="6" w:space="0" w:color="000000"/>
+                            </w:tcBorders>
+                            <w:vAlign w:val="center"/>
+                          </w:tcPr>
+                          <w:p>
+                            <w:pPr>
+                              <w:pStyle w:val="FrameContents"/>
+                              <w:spacing w:lineRule="exact" w:line="240"/>
+                              <w:ind w:firstLine="1"/>
+                              <w:jc w:val="center"/>
+                              <w:rPr>
+                                <w:rFonts w:ascii="Arial" w:hAnsi="Arial" w:eastAsia="Times New Roman" w:cs="Arial"/>
+                                <w:color w:val="000000"/>
+                                <w:sz w:val="24"/>
+                                <w:szCs w:val="24"/>
+                              </w:rPr>
+                            </w:pPr>
+                            <w:r>
+                              <w:rPr>
+                                <w:rFonts w:cs="Arial" w:ascii="Arial" w:hAnsi="Arial"/>
+                                <w:sz w:val="24"/>
+                                <w:szCs w:val="24"/>
+                              </w:rPr>
+                              <w:t>{1}</w:t>
+                            </w:r>
+                          </w:p>
+                        </w:tc>
+                        <w:tc>
+                          <w:tcPr>
+                            <w:tcW w:w="498" w:type="dxa"/>
+                            <w:tcBorders>
+                              <w:top w:val="double" w:sz="6" w:space="0" w:color="000000"/>
+                              <w:left w:val="single" w:sz="6" w:space="0" w:color="000000"/>
+                              <w:bottom w:val="double" w:sz="6" w:space="0" w:color="000000"/>
+                              <w:right w:val="single" w:sz="6" w:space="0" w:color="000000"/>
+                            </w:tcBorders>
+                            <w:vAlign w:val="center"/>
+                          </w:tcPr>
+                          <w:p>
+                            <w:pPr>
+                              <w:pStyle w:val="FrameContents"/>
+                              <w:spacing w:lineRule="exact" w:line="240"/>
+                              <w:ind w:firstLine="1"/>
+                              <w:jc w:val="center"/>
+                              <w:rPr>
+                                <w:rFonts w:ascii="Arial" w:hAnsi="Arial" w:eastAsia="Times New Roman" w:cs="Arial"/>
+                                <w:color w:val="000000"/>
+                                <w:sz w:val="24"/>
+                                <w:szCs w:val="24"/>
+                              </w:rPr>
+                            </w:pPr>
+                            <w:r>
+                              <w:rPr>
+                                <w:rFonts w:cs="Arial" w:ascii="Arial" w:hAnsi="Arial"/>
+                                <w:sz w:val="24"/>
+                                <w:szCs w:val="24"/>
+                              </w:rPr>
+                              <w:t>{2}</w:t>
+                            </w:r>
+                          </w:p>
+                        </w:tc>
+                        <w:tc>
+                          <w:tcPr>
+                            <w:tcW w:w="498" w:type="dxa"/>
+                            <w:tcBorders>
+                              <w:top w:val="double" w:sz="6" w:space="0" w:color="000000"/>
+                              <w:left w:val="single" w:sz="6" w:space="0" w:color="000000"/>
+                              <w:bottom w:val="double" w:sz="6" w:space="0" w:color="000000"/>
+                              <w:right w:val="single" w:sz="6" w:space="0" w:color="000000"/>
+                            </w:tcBorders>
+                            <w:vAlign w:val="center"/>
+                          </w:tcPr>
+                          <w:p>
+                            <w:pPr>
+                              <w:pStyle w:val="FrameContents"/>
+                              <w:spacing w:lineRule="exact" w:line="240"/>
+                              <w:ind w:firstLine="1"/>
+                              <w:jc w:val="center"/>
+                              <w:rPr>
+                                <w:rFonts w:ascii="Arial" w:hAnsi="Arial" w:eastAsia="Times New Roman" w:cs="Arial"/>
+                                <w:color w:val="000000"/>
+                                <w:sz w:val="24"/>
+                                <w:szCs w:val="24"/>
+                              </w:rPr>
+                            </w:pPr>
+                            <w:r>
+                              <w:rPr>
+                                <w:rFonts w:cs="Arial" w:ascii="Arial" w:hAnsi="Arial"/>
+                                <w:sz w:val="24"/>
+                                <w:szCs w:val="24"/>
+                              </w:rPr>
+                              <w:t>{3}</w:t>
+                            </w:r>
+                          </w:p>
+                        </w:tc>
+                        <w:tc>
+                          <w:tcPr>
+                            <w:tcW w:w="497" w:type="dxa"/>
+                            <w:tcBorders>
+                              <w:top w:val="double" w:sz="6" w:space="0" w:color="000000"/>
+                              <w:left w:val="single" w:sz="6" w:space="0" w:color="000000"/>
+                              <w:bottom w:val="double" w:sz="6" w:space="0" w:color="000000"/>
+                              <w:right w:val="single" w:sz="6" w:space="0" w:color="000000"/>
+                            </w:tcBorders>
+                            <w:vAlign w:val="center"/>
+                          </w:tcPr>
+                          <w:p>
+                            <w:pPr>
+                              <w:pStyle w:val="FrameContents"/>
+                              <w:spacing w:lineRule="exact" w:line="240"/>
+                              <w:ind w:firstLine="1"/>
+                              <w:jc w:val="center"/>
+                              <w:rPr>
+                                <w:rFonts w:ascii="Arial" w:hAnsi="Arial" w:eastAsia="Times New Roman" w:cs="Arial"/>
+                                <w:color w:val="000000"/>
+                                <w:sz w:val="24"/>
+                                <w:szCs w:val="24"/>
+                              </w:rPr>
+                            </w:pPr>
+                            <w:r>
+                              <w:rPr>
+                                <w:rFonts w:cs="Arial" w:ascii="Arial" w:hAnsi="Arial"/>
+                                <w:sz w:val="24"/>
+                                <w:szCs w:val="24"/>
+                              </w:rPr>
+                              <w:t>{4}</w:t>
+                            </w:r>
+                          </w:p>
+                        </w:tc>
+                        <w:tc>
+                          <w:tcPr>
+                            <w:tcW w:w="498" w:type="dxa"/>
+                            <w:tcBorders>
+                              <w:top w:val="double" w:sz="6" w:space="0" w:color="000000"/>
+                              <w:left w:val="single" w:sz="6" w:space="0" w:color="000000"/>
+                              <w:bottom w:val="double" w:sz="6" w:space="0" w:color="000000"/>
+                              <w:right w:val="single" w:sz="6" w:space="0" w:color="000000"/>
+                            </w:tcBorders>
+                            <w:vAlign w:val="center"/>
+                          </w:tcPr>
+                          <w:p>
+                            <w:pPr>
+                              <w:pStyle w:val="FrameContents"/>
+                              <w:spacing w:lineRule="exact" w:line="240"/>
+                              <w:ind w:firstLine="1"/>
+                              <w:jc w:val="center"/>
+                              <w:rPr>
+                                <w:rFonts w:ascii="Arial" w:hAnsi="Arial" w:eastAsia="Times New Roman" w:cs="Arial"/>
+                                <w:color w:val="000000"/>
+                                <w:sz w:val="24"/>
+                                <w:szCs w:val="24"/>
+                              </w:rPr>
+                            </w:pPr>
+                            <w:r>
+                              <w:rPr>
+                                <w:rFonts w:cs="Arial" w:ascii="Arial" w:hAnsi="Arial"/>
+                                <w:sz w:val="24"/>
+                                <w:szCs w:val="24"/>
+                              </w:rPr>
+                              <w:t>{5}</w:t>
+                            </w:r>
+                          </w:p>
+                        </w:tc>
+                        <w:tc>
+                          <w:tcPr>
+                            <w:tcW w:w="498" w:type="dxa"/>
+                            <w:tcBorders>
+                              <w:top w:val="double" w:sz="6" w:space="0" w:color="000000"/>
+                              <w:left w:val="single" w:sz="6" w:space="0" w:color="000000"/>
+                              <w:bottom w:val="double" w:sz="6" w:space="0" w:color="000000"/>
+                              <w:right w:val="single" w:sz="6" w:space="0" w:color="000000"/>
+                            </w:tcBorders>
+                            <w:vAlign w:val="center"/>
+                          </w:tcPr>
+                          <w:p>
+                            <w:pPr>
+                              <w:pStyle w:val="FrameContents"/>
+                              <w:spacing w:lineRule="exact" w:line="240"/>
+                              <w:ind w:firstLine="1"/>
+                              <w:jc w:val="center"/>
+                              <w:rPr>
+                                <w:rFonts w:ascii="Arial" w:hAnsi="Arial" w:eastAsia="Times New Roman" w:cs="Arial"/>
+                                <w:color w:val="000000"/>
+                                <w:sz w:val="24"/>
+                                <w:szCs w:val="24"/>
+                              </w:rPr>
+                            </w:pPr>
+                            <w:r>
+                              <w:rPr>
+                                <w:rFonts w:cs="Arial" w:ascii="Arial" w:hAnsi="Arial"/>
+                                <w:sz w:val="24"/>
+                                <w:szCs w:val="24"/>
+                              </w:rPr>
+                              <w:t>{6}</w:t>
+                            </w:r>
+                          </w:p>
+                        </w:tc>
+                        <w:tc>
+                          <w:tcPr>
+                            <w:tcW w:w="497" w:type="dxa"/>
+                            <w:tcBorders>
+                              <w:top w:val="double" w:sz="6" w:space="0" w:color="000000"/>
+                              <w:left w:val="single" w:sz="6" w:space="0" w:color="000000"/>
+                              <w:bottom w:val="double" w:sz="6" w:space="0" w:color="000000"/>
+                              <w:right w:val="single" w:sz="6" w:space="0" w:color="000000"/>
+                            </w:tcBorders>
+                            <w:vAlign w:val="center"/>
+                          </w:tcPr>
+                          <w:p>
+                            <w:pPr>
+                              <w:pStyle w:val="FrameContents"/>
+                              <w:spacing w:lineRule="exact" w:line="240"/>
+                              <w:ind w:firstLine="1"/>
+                              <w:jc w:val="center"/>
+                              <w:rPr>
+                                <w:rFonts w:ascii="Arial" w:hAnsi="Arial" w:eastAsia="Times New Roman" w:cs="Arial"/>
+                                <w:color w:val="000000"/>
+                                <w:sz w:val="24"/>
+                                <w:szCs w:val="24"/>
+                              </w:rPr>
+                            </w:pPr>
+                            <w:r>
+                              <w:rPr>
+                                <w:rFonts w:cs="Arial" w:ascii="Arial" w:hAnsi="Arial"/>
+                                <w:sz w:val="24"/>
+                                <w:szCs w:val="24"/>
+                              </w:rPr>
+                              <w:t>{7}</w:t>
+                            </w:r>
+                          </w:p>
+                        </w:tc>
+                        <w:tc>
+                          <w:tcPr>
+                            <w:tcW w:w="498" w:type="dxa"/>
+                            <w:tcBorders>
+                              <w:top w:val="double" w:sz="6" w:space="0" w:color="000000"/>
+                              <w:left w:val="single" w:sz="6" w:space="0" w:color="000000"/>
+                              <w:bottom w:val="double" w:sz="6" w:space="0" w:color="000000"/>
+                              <w:right w:val="single" w:sz="6" w:space="0" w:color="000000"/>
+                            </w:tcBorders>
+                            <w:vAlign w:val="center"/>
+                          </w:tcPr>
+                          <w:p>
+                            <w:pPr>
+                              <w:pStyle w:val="FrameContents"/>
+                              <w:spacing w:lineRule="exact" w:line="240"/>
+                              <w:ind w:firstLine="1"/>
+                              <w:jc w:val="center"/>
+                              <w:rPr>
+                                <w:rFonts w:ascii="Arial" w:hAnsi="Arial" w:eastAsia="Times New Roman" w:cs="Arial"/>
+                                <w:color w:val="000000"/>
+                                <w:sz w:val="24"/>
+                                <w:szCs w:val="24"/>
+                              </w:rPr>
+                            </w:pPr>
+                            <w:r>
+                              <w:rPr>
+                                <w:rFonts w:cs="Arial" w:ascii="Arial" w:hAnsi="Arial"/>
+                                <w:sz w:val="24"/>
+                                <w:szCs w:val="24"/>
+                              </w:rPr>
+                              <w:t>{8}</w:t>
+                            </w:r>
+                          </w:p>
+                        </w:tc>
+                        <w:tc>
+                          <w:tcPr>
+                            <w:tcW w:w="498" w:type="dxa"/>
+                            <w:tcBorders>
+                              <w:top w:val="double" w:sz="6" w:space="0" w:color="000000"/>
+                              <w:left w:val="single" w:sz="6" w:space="0" w:color="000000"/>
+                              <w:bottom w:val="double" w:sz="6" w:space="0" w:color="000000"/>
+                              <w:right w:val="single" w:sz="6" w:space="0" w:color="000000"/>
+                            </w:tcBorders>
+                            <w:vAlign w:val="center"/>
+                          </w:tcPr>
+                          <w:p>
+                            <w:pPr>
+                              <w:pStyle w:val="FrameContents"/>
+                              <w:spacing w:lineRule="exact" w:line="240"/>
+                              <w:ind w:firstLine="1"/>
+                              <w:jc w:val="center"/>
+                              <w:rPr>
+                                <w:rFonts w:ascii="Arial" w:hAnsi="Arial" w:eastAsia="Times New Roman" w:cs="Arial"/>
+                                <w:color w:val="000000"/>
+                                <w:sz w:val="24"/>
+                                <w:szCs w:val="24"/>
+                              </w:rPr>
+                            </w:pPr>
+                            <w:r>
+                              <w:rPr>
+                                <w:rFonts w:cs="Arial" w:ascii="Arial" w:hAnsi="Arial"/>
+                                <w:sz w:val="24"/>
+                                <w:szCs w:val="24"/>
+                              </w:rPr>
+                              <w:t>{9}</w:t>
+                            </w:r>
+                          </w:p>
+                        </w:tc>
+                        <w:tc>
+                          <w:tcPr>
+                            <w:tcW w:w="497" w:type="dxa"/>
+                            <w:tcBorders>
+                              <w:top w:val="double" w:sz="6" w:space="0" w:color="000000"/>
+                              <w:left w:val="single" w:sz="6" w:space="0" w:color="000000"/>
+                              <w:bottom w:val="double" w:sz="6" w:space="0" w:color="000000"/>
+                              <w:right w:val="single" w:sz="6" w:space="0" w:color="000000"/>
+                            </w:tcBorders>
+                            <w:vAlign w:val="center"/>
+                          </w:tcPr>
+                          <w:p>
+                            <w:pPr>
+                              <w:pStyle w:val="FrameContents"/>
+                              <w:spacing w:lineRule="exact" w:line="240"/>
+                              <w:ind w:firstLine="1"/>
+                              <w:jc w:val="center"/>
+                              <w:rPr>
+                                <w:rFonts w:ascii="Arial" w:hAnsi="Arial" w:eastAsia="Times New Roman" w:cs="Arial"/>
+                                <w:color w:val="000000"/>
+                                <w:sz w:val="24"/>
+                                <w:szCs w:val="24"/>
+                              </w:rPr>
+                            </w:pPr>
+                            <w:r>
+                              <w:rPr>
+                                <w:rFonts w:cs="Arial" w:ascii="Arial" w:hAnsi="Arial"/>
+                                <w:sz w:val="24"/>
+                                <w:szCs w:val="24"/>
+                              </w:rPr>
+                              <w:t>{10}</w:t>
+                            </w:r>
+                          </w:p>
+                        </w:tc>
+                        <w:tc>
+                          <w:tcPr>
+                            <w:tcW w:w="498" w:type="dxa"/>
+                            <w:tcBorders>
+                              <w:top w:val="double" w:sz="6" w:space="0" w:color="000000"/>
+                              <w:left w:val="single" w:sz="6" w:space="0" w:color="000000"/>
+                              <w:bottom w:val="double" w:sz="6" w:space="0" w:color="000000"/>
+                              <w:right w:val="single" w:sz="6" w:space="0" w:color="000000"/>
+                            </w:tcBorders>
+                            <w:vAlign w:val="center"/>
+                          </w:tcPr>
+                          <w:p>
+                            <w:pPr>
+                              <w:pStyle w:val="FrameContents"/>
+                              <w:spacing w:lineRule="exact" w:line="240"/>
+                              <w:ind w:firstLine="1"/>
+                              <w:jc w:val="center"/>
+                              <w:rPr>
+                                <w:rFonts w:ascii="Arial" w:hAnsi="Arial" w:eastAsia="Times New Roman" w:cs="Arial"/>
+                                <w:color w:val="000000"/>
+                                <w:sz w:val="24"/>
+                                <w:szCs w:val="24"/>
+                              </w:rPr>
+                            </w:pPr>
+                            <w:r>
+                              <w:rPr>
+                                <w:rFonts w:cs="Arial" w:ascii="Arial" w:hAnsi="Arial"/>
+                                <w:sz w:val="24"/>
+                                <w:szCs w:val="24"/>
+                              </w:rPr>
+                              <w:t>{11}</w:t>
+                            </w:r>
+                          </w:p>
+                        </w:tc>
+                        <w:tc>
+                          <w:tcPr>
+                            <w:tcW w:w="498" w:type="dxa"/>
+                            <w:tcBorders>
+                              <w:top w:val="double" w:sz="6" w:space="0" w:color="000000"/>
+                              <w:left w:val="single" w:sz="6" w:space="0" w:color="000000"/>
+                              <w:bottom w:val="double" w:sz="6" w:space="0" w:color="000000"/>
+                              <w:right w:val="single" w:sz="6" w:space="0" w:color="000000"/>
+                            </w:tcBorders>
+                            <w:vAlign w:val="center"/>
+                          </w:tcPr>
+                          <w:p>
+                            <w:pPr>
+                              <w:pStyle w:val="FrameContents"/>
+                              <w:spacing w:lineRule="exact" w:line="240"/>
+                              <w:ind w:firstLine="1"/>
+                              <w:jc w:val="center"/>
+                              <w:rPr>
+                                <w:rFonts w:ascii="Arial" w:hAnsi="Arial" w:eastAsia="Times New Roman" w:cs="Arial"/>
+                                <w:color w:val="000000"/>
+                                <w:sz w:val="24"/>
+                                <w:szCs w:val="24"/>
+                              </w:rPr>
+                            </w:pPr>
+                            <w:r>
+                              <w:rPr>
+                                <w:rFonts w:cs="Arial" w:ascii="Arial" w:hAnsi="Arial"/>
+                                <w:sz w:val="24"/>
+                                <w:szCs w:val="24"/>
+                              </w:rPr>
+                              <w:t>{12}</w:t>
+                            </w:r>
+                          </w:p>
+                        </w:tc>
+                        <w:tc>
+                          <w:tcPr>
+                            <w:tcW w:w="498" w:type="dxa"/>
+                            <w:tcBorders>
+                              <w:top w:val="double" w:sz="6" w:space="0" w:color="000000"/>
+                              <w:left w:val="single" w:sz="6" w:space="0" w:color="000000"/>
+                              <w:bottom w:val="double" w:sz="6" w:space="0" w:color="000000"/>
+                              <w:right w:val="double" w:sz="6" w:space="0" w:color="000000"/>
+                            </w:tcBorders>
+                            <w:vAlign w:val="center"/>
+                          </w:tcPr>
+                          <w:p>
+                            <w:pPr>
+                              <w:pStyle w:val="FrameContents"/>
+                              <w:spacing w:lineRule="exact" w:line="240"/>
+                              <w:ind w:firstLine="1"/>
+                              <w:jc w:val="center"/>
+                              <w:rPr>
+                                <w:rFonts w:ascii="Arial" w:hAnsi="Arial" w:eastAsia="Times New Roman" w:cs="Arial"/>
+                                <w:color w:val="000000"/>
+                                <w:sz w:val="24"/>
+                                <w:szCs w:val="24"/>
+                              </w:rPr>
+                            </w:pPr>
+                            <w:r>
+                              <w:rPr>
+                                <w:rFonts w:eastAsia="Times New Roman" w:cs="Arial" w:ascii="Arial" w:hAnsi="Arial"/>
+                                <w:color w:val="000000"/>
+                                <w:sz w:val="24"/>
+                                <w:szCs w:val="24"/>
+                              </w:rPr>
+                              <w:t>{13}</w:t>
+                            </w:r>
+                          </w:p>
+                        </w:tc>
+                      </w:tr>
+                    </w:tbl>
+                    <w:p>
+                      <w:pPr>
+                        <w:pStyle w:val="FrameContents"/>
+                        <w:rPr/>
+                      </w:pPr>
+                      <w:r>
+                        <w:rPr/>
+                      </w:r>
+                    </w:p>
+                  </w:txbxContent>
+                </v:textbox>
+                <w10:wrap type="none"/>
+              </v:shape>
+            </w:pict>
+          </mc:Fallback>
+        </mc:AlternateContent>
+      </w:r>
+      <w:r>
+        <w:rPr>
+          <w:rFonts w:eastAsia="Arial" w:cs="Arial" w:ascii="Arial" w:hAnsi="Arial"/>
           <w:b/>
           <w:bCs/>
-          <w:noProof/>
           <w:color w:val="000000"/>
           <w:sz w:val="24"/>
           <w:szCs w:val="24"/>
@@ -944,13 +1598,13 @@
     </w:p>
     <w:p>
       <w:pPr>
-        <w:spacing w:before="478" w:line="240" w:lineRule="exact"/>
-        <w:ind w:left="545" w:firstLine="1"/>
-        <w:rPr>
-          <w:rFonts w:ascii="Arial" w:eastAsia="Arial" w:hAnsi="Arial" w:cs="Arial"/>
+        <w:pStyle w:val="Normal"/>
+        <w:spacing w:lineRule="exact" w:line="240" w:before="478" w:after="0"/>
+        <w:ind w:firstLine="1" w:left="545"/>
+        <w:rPr>
+          <w:rFonts w:ascii="Arial" w:hAnsi="Arial" w:eastAsia="Arial" w:cs="Arial"/>
           <w:b/>
           <w:bCs/>
-          <w:noProof/>
           <w:color w:val="000000"/>
           <w:sz w:val="24"/>
           <w:szCs w:val="24"/>
@@ -958,10 +1612,9 @@
       </w:pPr>
       <w:r>
         <w:rPr>
-          <w:rFonts w:ascii="Arial" w:eastAsia="Arial" w:hAnsi="Arial" w:cs="Arial"/>
+          <w:rFonts w:eastAsia="Arial" w:cs="Arial" w:ascii="Arial" w:hAnsi="Arial"/>
           <w:b/>
           <w:bCs/>
-          <w:noProof/>
           <w:color w:val="000000"/>
           <w:sz w:val="24"/>
           <w:szCs w:val="24"/>
@@ -970,10 +1623,9 @@
       </w:r>
       <w:r>
         <w:rPr>
-          <w:rFonts w:ascii="Arial" w:eastAsia="Arial" w:hAnsi="Arial" w:cs="Arial"/>
+          <w:rFonts w:eastAsia="Arial" w:cs="Arial" w:ascii="Arial" w:hAnsi="Arial"/>
           <w:b/>
           <w:bCs/>
-          <w:noProof/>
           <w:color w:val="000000"/>
           <w:spacing w:val="-1"/>
           <w:sz w:val="24"/>
@@ -983,10 +1635,9 @@
       </w:r>
       <w:r>
         <w:rPr>
-          <w:rFonts w:ascii="Arial" w:eastAsia="Arial" w:hAnsi="Arial" w:cs="Arial"/>
+          <w:rFonts w:eastAsia="Arial" w:cs="Arial" w:ascii="Arial" w:hAnsi="Arial"/>
           <w:b/>
           <w:bCs/>
-          <w:noProof/>
           <w:color w:val="000000"/>
           <w:sz w:val="24"/>
           <w:szCs w:val="24"/>
@@ -996,114 +1647,144 @@
     </w:p>
     <w:p>
       <w:pPr>
-        <w:spacing w:line="451" w:lineRule="exact"/>
-        <w:ind w:left="436" w:firstLine="1"/>
-        <w:rPr>
-          <w:rFonts w:ascii="Arial" w:eastAsia="Arial" w:hAnsi="Arial" w:cs="Arial"/>
-          <w:noProof/>
+        <w:pStyle w:val="Normal"/>
+        <w:spacing w:lineRule="exact" w:line="451"/>
+        <w:ind w:firstLine="1" w:left="436"/>
+        <w:rPr>
+          <w:rFonts w:ascii="Arial" w:hAnsi="Arial" w:eastAsia="Arial" w:cs="Arial"/>
           <w:color w:val="000000"/>
           <w:sz w:val="24"/>
           <w:szCs w:val="24"/>
         </w:rPr>
       </w:pPr>
+      <w:r>
+        <w:rPr>
+          <w:rFonts w:eastAsia="Arial" w:cs="Arial" w:ascii="Arial" w:hAnsi="Arial"/>
+          <w:color w:val="000000"/>
+          <w:sz w:val="24"/>
+          <w:szCs w:val="24"/>
+        </w:rPr>
+      </w:r>
     </w:p>
     <w:tbl>
       <w:tblPr>
-        <w:tblW w:w="0" w:type="auto"/>
+        <w:tblW w:w="9657" w:type="dxa"/>
+        <w:jc w:val="left"/>
         <w:tblInd w:w="437" w:type="dxa"/>
-        <w:tblBorders>
-          <w:top w:val="single" w:sz="12" w:space="0" w:color="000000"/>
-          <w:left w:val="single" w:sz="12" w:space="0" w:color="000000"/>
-          <w:bottom w:val="single" w:sz="12" w:space="0" w:color="000000"/>
-          <w:right w:val="single" w:sz="12" w:space="0" w:color="000000"/>
-          <w:insideH w:val="single" w:sz="12" w:space="0" w:color="000000"/>
-          <w:insideV w:val="single" w:sz="4" w:space="0" w:color="000000"/>
-        </w:tblBorders>
         <w:tblLayout w:type="fixed"/>
         <w:tblCellMar>
-          <w:left w:w="0" w:type="dxa"/>
-          <w:right w:w="0" w:type="dxa"/>
+          <w:top w:w="0" w:type="dxa"/>
+          <w:left w:w="15" w:type="dxa"/>
+          <w:bottom w:w="0" w:type="dxa"/>
+          <w:right w:w="10" w:type="dxa"/>
         </w:tblCellMar>
-        <w:tblLook w:val="01E0" w:firstRow="1" w:lastRow="1" w:firstColumn="1" w:lastColumn="1" w:noHBand="0" w:noVBand="0"/>
+        <w:tblLook w:val="01e0" w:firstRow="1" w:noVBand="0" w:lastRow="1" w:firstColumn="1" w:lastColumn="1" w:noHBand="0"/>
       </w:tblPr>
       <w:tblGrid>
         <w:gridCol w:w="4079"/>
         <w:gridCol w:w="847"/>
-        <w:gridCol w:w="1133"/>
-        <w:gridCol w:w="1560"/>
+        <w:gridCol w:w="1132"/>
+        <w:gridCol w:w="1561"/>
         <w:gridCol w:w="2038"/>
       </w:tblGrid>
       <w:tr>
         <w:trPr>
-          <w:trHeight w:hRule="exact" w:val="306"/>
+          <w:trHeight w:val="306" w:hRule="exact"/>
         </w:trPr>
         <w:tc>
           <w:tcPr>
             <w:tcW w:w="4079" w:type="dxa"/>
             <w:tcBorders>
+              <w:top w:val="single" w:sz="12" w:space="0" w:color="000000"/>
+              <w:left w:val="single" w:sz="12" w:space="0" w:color="000000"/>
+              <w:bottom w:val="single" w:sz="12" w:space="0" w:color="000000"/>
               <w:right w:val="single" w:sz="8" w:space="0" w:color="000000"/>
             </w:tcBorders>
           </w:tcPr>
           <w:p>
             <w:pPr>
-              <w:spacing w:before="6" w:line="234" w:lineRule="exact"/>
+              <w:pStyle w:val="Normal"/>
+              <w:spacing w:lineRule="exact" w:line="234" w:before="6" w:after="0"/>
               <w:ind w:firstLine="1"/>
               <w:jc w:val="center"/>
               <w:rPr>
-                <w:rFonts w:ascii="Arial" w:eastAsia="Arial" w:hAnsi="Arial" w:cs="Arial"/>
-                <w:b/>
-                <w:bCs/>
-                <w:noProof/>
+                <w:rFonts w:ascii="Arial" w:hAnsi="Arial" w:eastAsia="Arial" w:cs="Arial"/>
+                <w:b/>
+                <w:bCs/>
                 <w:color w:val="000000"/>
                 <w:sz w:val="23"/>
                 <w:szCs w:val="23"/>
               </w:rPr>
             </w:pPr>
+            <w:r>
+              <w:rPr>
+                <w:rFonts w:eastAsia="Arial" w:cs="Arial" w:ascii="Arial" w:hAnsi="Arial"/>
+                <w:b/>
+                <w:bCs/>
+                <w:color w:val="000000"/>
+                <w:sz w:val="23"/>
+                <w:szCs w:val="23"/>
+              </w:rPr>
+            </w:r>
           </w:p>
         </w:tc>
         <w:tc>
           <w:tcPr>
             <w:tcW w:w="847" w:type="dxa"/>
             <w:tcBorders>
+              <w:top w:val="single" w:sz="12" w:space="0" w:color="000000"/>
               <w:left w:val="single" w:sz="8" w:space="0" w:color="000000"/>
+              <w:bottom w:val="single" w:sz="12" w:space="0" w:color="000000"/>
               <w:right w:val="single" w:sz="8" w:space="0" w:color="000000"/>
             </w:tcBorders>
           </w:tcPr>
           <w:p>
             <w:pPr>
-              <w:spacing w:before="6" w:line="234" w:lineRule="exact"/>
+              <w:pStyle w:val="Normal"/>
+              <w:spacing w:lineRule="exact" w:line="234" w:before="6" w:after="0"/>
               <w:ind w:firstLine="1"/>
               <w:jc w:val="center"/>
               <w:rPr>
-                <w:rFonts w:ascii="Arial" w:eastAsia="Arial" w:hAnsi="Arial" w:cs="Arial"/>
-                <w:b/>
-                <w:bCs/>
-                <w:noProof/>
+                <w:rFonts w:ascii="Arial" w:hAnsi="Arial" w:eastAsia="Arial" w:cs="Arial"/>
+                <w:b/>
+                <w:bCs/>
                 <w:color w:val="000000"/>
                 <w:sz w:val="23"/>
                 <w:szCs w:val="23"/>
               </w:rPr>
             </w:pPr>
-          </w:p>
-        </w:tc>
-        <w:tc>
-          <w:tcPr>
-            <w:tcW w:w="1133" w:type="dxa"/>
-            <w:tcBorders>
+            <w:r>
+              <w:rPr>
+                <w:rFonts w:eastAsia="Arial" w:cs="Arial" w:ascii="Arial" w:hAnsi="Arial"/>
+                <w:b/>
+                <w:bCs/>
+                <w:color w:val="000000"/>
+                <w:sz w:val="23"/>
+                <w:szCs w:val="23"/>
+              </w:rPr>
+            </w:r>
+          </w:p>
+        </w:tc>
+        <w:tc>
+          <w:tcPr>
+            <w:tcW w:w="1132" w:type="dxa"/>
+            <w:tcBorders>
+              <w:top w:val="single" w:sz="12" w:space="0" w:color="000000"/>
               <w:left w:val="single" w:sz="8" w:space="0" w:color="000000"/>
+              <w:bottom w:val="single" w:sz="12" w:space="0" w:color="000000"/>
               <w:right w:val="single" w:sz="8" w:space="0" w:color="000000"/>
             </w:tcBorders>
           </w:tcPr>
           <w:p>
             <w:pPr>
-              <w:spacing w:before="6" w:line="240" w:lineRule="exact"/>
+              <w:pStyle w:val="Normal"/>
+              <w:spacing w:lineRule="exact" w:line="240" w:before="6" w:after="0"/>
               <w:ind w:firstLine="1"/>
               <w:jc w:val="center"/>
               <w:rPr>
-                <w:rFonts w:ascii="Arial" w:eastAsia="Arial" w:hAnsi="Arial" w:cs="Arial"/>
-                <w:b/>
-                <w:bCs/>
-                <w:noProof/>
+                <w:rFonts w:ascii="Arial" w:hAnsi="Arial" w:eastAsia="Arial" w:cs="Arial"/>
+                <w:b/>
+                <w:bCs/>
                 <w:color w:val="000000"/>
                 <w:spacing w:val="1"/>
                 <w:sz w:val="24"/>
@@ -1112,10 +1793,9 @@
             </w:pPr>
             <w:r>
               <w:rPr>
-                <w:rFonts w:ascii="Arial" w:eastAsia="Arial" w:hAnsi="Arial" w:cs="Arial"/>
-                <w:b/>
-                <w:bCs/>
-                <w:noProof/>
+                <w:rFonts w:eastAsia="Arial" w:cs="Arial" w:ascii="Arial" w:hAnsi="Arial"/>
+                <w:b/>
+                <w:bCs/>
                 <w:color w:val="000000"/>
                 <w:sz w:val="24"/>
                 <w:szCs w:val="24"/>
@@ -1126,33 +1806,34 @@
         </w:tc>
         <w:tc>
           <w:tcPr>
-            <w:tcW w:w="1560" w:type="dxa"/>
-            <w:tcBorders>
+            <w:tcW w:w="1561" w:type="dxa"/>
+            <w:tcBorders>
+              <w:top w:val="single" w:sz="12" w:space="0" w:color="000000"/>
               <w:left w:val="single" w:sz="8" w:space="0" w:color="000000"/>
+              <w:bottom w:val="single" w:sz="12" w:space="0" w:color="000000"/>
               <w:right w:val="single" w:sz="8" w:space="0" w:color="000000"/>
             </w:tcBorders>
           </w:tcPr>
           <w:p>
             <w:pPr>
-              <w:spacing w:before="6" w:line="240" w:lineRule="exact"/>
+              <w:pStyle w:val="Normal"/>
+              <w:spacing w:lineRule="exact" w:line="240" w:before="6" w:after="0"/>
               <w:ind w:firstLine="1"/>
               <w:jc w:val="center"/>
               <w:rPr>
-                <w:rFonts w:ascii="Arial" w:eastAsia="Arial" w:hAnsi="Arial" w:cs="Arial"/>
-                <w:b/>
-                <w:bCs/>
-                <w:noProof/>
-                <w:color w:val="000000"/>
-                <w:sz w:val="24"/>
-                <w:szCs w:val="24"/>
-              </w:rPr>
-            </w:pPr>
-            <w:r>
-              <w:rPr>
-                <w:rFonts w:ascii="Arial" w:eastAsia="Arial" w:hAnsi="Arial" w:cs="Arial"/>
-                <w:b/>
-                <w:bCs/>
-                <w:noProof/>
+                <w:rFonts w:ascii="Arial" w:hAnsi="Arial" w:eastAsia="Arial" w:cs="Arial"/>
+                <w:b/>
+                <w:bCs/>
+                <w:color w:val="000000"/>
+                <w:sz w:val="24"/>
+                <w:szCs w:val="24"/>
+              </w:rPr>
+            </w:pPr>
+            <w:r>
+              <w:rPr>
+                <w:rFonts w:eastAsia="Arial" w:cs="Arial" w:ascii="Arial" w:hAnsi="Arial"/>
+                <w:b/>
+                <w:bCs/>
                 <w:color w:val="000000"/>
                 <w:spacing w:val="-1"/>
                 <w:sz w:val="24"/>
@@ -1162,10 +1843,9 @@
             </w:r>
             <w:r>
               <w:rPr>
-                <w:rFonts w:ascii="Arial" w:eastAsia="Arial" w:hAnsi="Arial" w:cs="Arial"/>
-                <w:b/>
-                <w:bCs/>
-                <w:noProof/>
+                <w:rFonts w:eastAsia="Arial" w:cs="Arial" w:ascii="Arial" w:hAnsi="Arial"/>
+                <w:b/>
+                <w:bCs/>
                 <w:color w:val="000000"/>
                 <w:sz w:val="24"/>
                 <w:szCs w:val="24"/>
@@ -1178,19 +1858,22 @@
           <w:tcPr>
             <w:tcW w:w="2038" w:type="dxa"/>
             <w:tcBorders>
+              <w:top w:val="single" w:sz="12" w:space="0" w:color="000000"/>
               <w:left w:val="single" w:sz="8" w:space="0" w:color="000000"/>
-            </w:tcBorders>
-          </w:tcPr>
-          <w:p>
-            <w:pPr>
-              <w:spacing w:before="6" w:line="240" w:lineRule="exact"/>
-              <w:ind w:left="20" w:firstLine="1"/>
+              <w:bottom w:val="single" w:sz="12" w:space="0" w:color="000000"/>
+              <w:right w:val="single" w:sz="12" w:space="0" w:color="000000"/>
+            </w:tcBorders>
+          </w:tcPr>
+          <w:p>
+            <w:pPr>
+              <w:pStyle w:val="Normal"/>
+              <w:spacing w:lineRule="exact" w:line="240" w:before="6" w:after="0"/>
+              <w:ind w:firstLine="1" w:left="20"/>
               <w:jc w:val="center"/>
               <w:rPr>
-                <w:rFonts w:ascii="Arial" w:eastAsia="Arial" w:hAnsi="Arial" w:cs="Arial"/>
-                <w:b/>
-                <w:bCs/>
-                <w:noProof/>
+                <w:rFonts w:ascii="Arial" w:hAnsi="Arial" w:eastAsia="Arial" w:cs="Arial"/>
+                <w:b/>
+                <w:bCs/>
                 <w:color w:val="000000"/>
                 <w:spacing w:val="3"/>
                 <w:sz w:val="24"/>
@@ -1199,10 +1882,9 @@
             </w:pPr>
             <w:r>
               <w:rPr>
-                <w:rFonts w:ascii="Arial" w:eastAsia="Arial" w:hAnsi="Arial" w:cs="Arial"/>
-                <w:b/>
-                <w:bCs/>
-                <w:noProof/>
+                <w:rFonts w:eastAsia="Arial" w:cs="Arial" w:ascii="Arial" w:hAnsi="Arial"/>
+                <w:b/>
+                <w:bCs/>
                 <w:color w:val="000000"/>
                 <w:spacing w:val="-1"/>
                 <w:sz w:val="24"/>
@@ -1212,10 +1894,9 @@
             </w:r>
             <w:r>
               <w:rPr>
-                <w:rFonts w:ascii="Arial" w:eastAsia="Arial" w:hAnsi="Arial" w:cs="Arial"/>
-                <w:b/>
-                <w:bCs/>
-                <w:noProof/>
+                <w:rFonts w:eastAsia="Arial" w:cs="Arial" w:ascii="Arial" w:hAnsi="Arial"/>
+                <w:b/>
+                <w:bCs/>
                 <w:color w:val="000000"/>
                 <w:spacing w:val="1"/>
                 <w:sz w:val="24"/>
@@ -1228,13 +1909,15 @@
       </w:tr>
       <w:tr>
         <w:trPr>
-          <w:trHeight w:val="320"/>
+          <w:trHeight w:val="320" w:hRule="atLeast"/>
         </w:trPr>
         <w:tc>
           <w:tcPr>
             <w:tcW w:w="4079" w:type="dxa"/>
             <w:vMerge w:val="restart"/>
             <w:tcBorders>
+              <w:top w:val="single" w:sz="12" w:space="0" w:color="000000"/>
+              <w:left w:val="single" w:sz="12" w:space="0" w:color="000000"/>
               <w:bottom w:val="single" w:sz="4" w:space="0" w:color="000000"/>
               <w:right w:val="single" w:sz="4" w:space="0" w:color="000000"/>
             </w:tcBorders>
@@ -1242,11 +1925,11 @@
           </w:tcPr>
           <w:p>
             <w:pPr>
-              <w:spacing w:line="240" w:lineRule="exact"/>
-              <w:ind w:left="78" w:firstLine="1"/>
-              <w:rPr>
-                <w:rFonts w:ascii="Arial" w:eastAsia="Arial" w:hAnsi="Arial" w:cs="Arial"/>
-                <w:noProof/>
+              <w:pStyle w:val="Normal"/>
+              <w:spacing w:lineRule="exact" w:line="240"/>
+              <w:ind w:firstLine="1" w:left="78"/>
+              <w:rPr>
+                <w:rFonts w:ascii="Arial" w:hAnsi="Arial" w:eastAsia="Arial" w:cs="Arial"/>
                 <w:color w:val="000000"/>
                 <w:spacing w:val="-1"/>
                 <w:sz w:val="24"/>
@@ -1255,8 +1938,7 @@
             </w:pPr>
             <w:r>
               <w:rPr>
-                <w:rFonts w:ascii="Arial" w:eastAsia="Arial" w:hAnsi="Arial" w:cs="Arial"/>
-                <w:noProof/>
+                <w:rFonts w:eastAsia="Arial" w:cs="Arial" w:ascii="Arial" w:hAnsi="Arial"/>
                 <w:color w:val="000000"/>
                 <w:spacing w:val="1"/>
                 <w:sz w:val="24"/>
@@ -1266,8 +1948,7 @@
             </w:r>
             <w:r>
               <w:rPr>
-                <w:rFonts w:ascii="Arial" w:eastAsia="Arial" w:hAnsi="Arial" w:cs="Arial"/>
-                <w:noProof/>
+                <w:rFonts w:eastAsia="Arial" w:cs="Arial" w:ascii="Arial" w:hAnsi="Arial"/>
                 <w:color w:val="000000"/>
                 <w:spacing w:val="25"/>
                 <w:sz w:val="24"/>
@@ -1277,8 +1958,7 @@
             </w:r>
             <w:r>
               <w:rPr>
-                <w:rFonts w:ascii="Arial" w:eastAsia="Arial" w:hAnsi="Arial" w:cs="Arial"/>
-                <w:noProof/>
+                <w:rFonts w:eastAsia="Arial" w:cs="Arial" w:ascii="Arial" w:hAnsi="Arial"/>
                 <w:color w:val="000000"/>
                 <w:sz w:val="24"/>
                 <w:szCs w:val="24"/>
@@ -1287,8 +1967,7 @@
             </w:r>
             <w:r>
               <w:rPr>
-                <w:rFonts w:ascii="Arial" w:eastAsia="Arial" w:hAnsi="Arial" w:cs="Arial"/>
-                <w:noProof/>
+                <w:rFonts w:eastAsia="Arial" w:cs="Arial" w:ascii="Arial" w:hAnsi="Arial"/>
                 <w:color w:val="000000"/>
                 <w:spacing w:val="-1"/>
                 <w:sz w:val="24"/>
@@ -1302,28 +1981,29 @@
           <w:tcPr>
             <w:tcW w:w="847" w:type="dxa"/>
             <w:tcBorders>
+              <w:top w:val="single" w:sz="12" w:space="0" w:color="000000"/>
               <w:left w:val="single" w:sz="4" w:space="0" w:color="000000"/>
               <w:bottom w:val="single" w:sz="4" w:space="0" w:color="000000"/>
+              <w:right w:val="single" w:sz="4" w:space="0" w:color="000000"/>
             </w:tcBorders>
             <w:vAlign w:val="center"/>
           </w:tcPr>
           <w:p>
             <w:pPr>
-              <w:spacing w:line="240" w:lineRule="exact"/>
+              <w:pStyle w:val="Normal"/>
+              <w:spacing w:lineRule="exact" w:line="240"/>
               <w:ind w:firstLine="1"/>
               <w:jc w:val="center"/>
               <w:rPr>
-                <w:rFonts w:ascii="Arial" w:eastAsia="Arial" w:hAnsi="Arial" w:cs="Arial"/>
-                <w:noProof/>
-                <w:color w:val="000000"/>
-                <w:sz w:val="24"/>
-                <w:szCs w:val="24"/>
-              </w:rPr>
-            </w:pPr>
-            <w:r>
-              <w:rPr>
-                <w:rFonts w:ascii="Arial" w:eastAsia="Arial" w:hAnsi="Arial" w:cs="Arial"/>
-                <w:noProof/>
+                <w:rFonts w:ascii="Arial" w:hAnsi="Arial" w:eastAsia="Arial" w:cs="Arial"/>
+                <w:color w:val="000000"/>
+                <w:sz w:val="24"/>
+                <w:szCs w:val="24"/>
+              </w:rPr>
+            </w:pPr>
+            <w:r>
+              <w:rPr>
+                <w:rFonts w:eastAsia="Arial" w:cs="Arial" w:ascii="Arial" w:hAnsi="Arial"/>
                 <w:color w:val="000000"/>
                 <w:sz w:val="24"/>
                 <w:szCs w:val="24"/>
@@ -1334,29 +2014,31 @@
         </w:tc>
         <w:tc>
           <w:tcPr>
-            <w:tcW w:w="1133" w:type="dxa"/>
-            <w:tcBorders>
+            <w:tcW w:w="1132" w:type="dxa"/>
+            <w:tcBorders>
+              <w:top w:val="single" w:sz="12" w:space="0" w:color="000000"/>
+              <w:left w:val="single" w:sz="4" w:space="0" w:color="000000"/>
               <w:bottom w:val="single" w:sz="4" w:space="0" w:color="000000"/>
+              <w:right w:val="single" w:sz="4" w:space="0" w:color="000000"/>
             </w:tcBorders>
             <w:vAlign w:val="center"/>
           </w:tcPr>
           <w:p>
             <w:pPr>
-              <w:spacing w:line="240" w:lineRule="exact"/>
+              <w:pStyle w:val="Normal"/>
+              <w:spacing w:lineRule="exact" w:line="240"/>
               <w:ind w:firstLine="1"/>
               <w:jc w:val="center"/>
               <w:rPr>
-                <w:rFonts w:ascii="Arial" w:eastAsia="Arial" w:hAnsi="Arial" w:cs="Arial"/>
-                <w:noProof/>
-                <w:color w:val="000000"/>
-                <w:sz w:val="24"/>
-                <w:szCs w:val="24"/>
-              </w:rPr>
-            </w:pPr>
-            <w:r>
-              <w:rPr>
-                <w:rFonts w:ascii="Arial" w:eastAsia="Arial" w:hAnsi="Arial" w:cs="Arial"/>
-                <w:noProof/>
+                <w:rFonts w:ascii="Arial" w:hAnsi="Arial" w:eastAsia="Arial" w:cs="Arial"/>
+                <w:color w:val="000000"/>
+                <w:sz w:val="24"/>
+                <w:szCs w:val="24"/>
+              </w:rPr>
+            </w:pPr>
+            <w:r>
+              <w:rPr>
+                <w:rFonts w:eastAsia="Arial" w:cs="Arial" w:ascii="Arial" w:hAnsi="Arial"/>
                 <w:color w:val="000000"/>
                 <w:sz w:val="24"/>
                 <w:szCs w:val="24"/>
@@ -1367,20 +2049,23 @@
         </w:tc>
         <w:tc>
           <w:tcPr>
-            <w:tcW w:w="1560" w:type="dxa"/>
-            <w:tcBorders>
+            <w:tcW w:w="1561" w:type="dxa"/>
+            <w:tcBorders>
+              <w:top w:val="single" w:sz="12" w:space="0" w:color="000000"/>
+              <w:left w:val="single" w:sz="4" w:space="0" w:color="000000"/>
               <w:bottom w:val="single" w:sz="4" w:space="0" w:color="000000"/>
+              <w:right w:val="single" w:sz="4" w:space="0" w:color="000000"/>
             </w:tcBorders>
             <w:vAlign w:val="center"/>
           </w:tcPr>
           <w:p>
             <w:pPr>
-              <w:spacing w:line="240" w:lineRule="exact"/>
+              <w:pStyle w:val="Normal"/>
+              <w:spacing w:lineRule="exact" w:line="240"/>
               <w:ind w:firstLine="1"/>
               <w:jc w:val="center"/>
               <w:rPr>
-                <w:rFonts w:ascii="Arial" w:eastAsia="Arial" w:hAnsi="Arial" w:cs="Arial"/>
-                <w:noProof/>
+                <w:rFonts w:ascii="Arial" w:hAnsi="Arial" w:eastAsia="Arial" w:cs="Arial"/>
                 <w:color w:val="000000"/>
                 <w:spacing w:val="3"/>
                 <w:sz w:val="24"/>
@@ -1389,8 +2074,7 @@
             </w:pPr>
             <w:r>
               <w:rPr>
-                <w:rFonts w:ascii="Arial" w:eastAsia="Arial" w:hAnsi="Arial" w:cs="Arial"/>
-                <w:noProof/>
+                <w:rFonts w:eastAsia="Arial" w:cs="Arial" w:ascii="Arial" w:hAnsi="Arial"/>
                 <w:color w:val="000000"/>
                 <w:sz w:val="24"/>
                 <w:szCs w:val="24"/>
@@ -1399,8 +2083,7 @@
             </w:r>
             <w:r>
               <w:rPr>
-                <w:rFonts w:ascii="Arial" w:eastAsia="Arial" w:hAnsi="Arial" w:cs="Arial"/>
-                <w:noProof/>
+                <w:rFonts w:eastAsia="Arial" w:cs="Arial" w:ascii="Arial" w:hAnsi="Arial"/>
                 <w:color w:val="000000"/>
                 <w:spacing w:val="1"/>
                 <w:sz w:val="24"/>
@@ -1414,18 +2097,21 @@
           <w:tcPr>
             <w:tcW w:w="2038" w:type="dxa"/>
             <w:tcBorders>
+              <w:top w:val="single" w:sz="12" w:space="0" w:color="000000"/>
+              <w:left w:val="single" w:sz="4" w:space="0" w:color="000000"/>
               <w:bottom w:val="single" w:sz="4" w:space="0" w:color="000000"/>
+              <w:right w:val="single" w:sz="12" w:space="0" w:color="000000"/>
             </w:tcBorders>
             <w:vAlign w:val="center"/>
           </w:tcPr>
           <w:p>
             <w:pPr>
-              <w:spacing w:line="240" w:lineRule="exact"/>
-              <w:ind w:left="40" w:firstLine="1"/>
+              <w:pStyle w:val="Normal"/>
+              <w:spacing w:lineRule="exact" w:line="240"/>
+              <w:ind w:firstLine="1" w:left="40"/>
               <w:jc w:val="center"/>
               <w:rPr>
-                <w:rFonts w:ascii="Arial" w:eastAsia="Arial" w:hAnsi="Arial" w:cs="Arial"/>
-                <w:noProof/>
+                <w:rFonts w:ascii="Arial" w:hAnsi="Arial" w:eastAsia="Arial" w:cs="Arial"/>
                 <w:color w:val="000000"/>
                 <w:spacing w:val="2"/>
                 <w:sz w:val="24"/>
@@ -1434,8 +2120,7 @@
             </w:pPr>
             <w:r>
               <w:rPr>
-                <w:rFonts w:ascii="Arial" w:eastAsia="Arial" w:hAnsi="Arial" w:cs="Arial"/>
-                <w:noProof/>
+                <w:rFonts w:eastAsia="Arial" w:cs="Arial" w:ascii="Arial" w:hAnsi="Arial"/>
                 <w:color w:val="000000"/>
                 <w:sz w:val="24"/>
                 <w:szCs w:val="24"/>
@@ -1444,8 +2129,7 @@
             </w:r>
             <w:r>
               <w:rPr>
-                <w:rFonts w:ascii="Arial" w:eastAsia="Arial" w:hAnsi="Arial" w:cs="Arial"/>
-                <w:noProof/>
+                <w:rFonts w:eastAsia="Arial" w:cs="Arial" w:ascii="Arial" w:hAnsi="Arial"/>
                 <w:color w:val="000000"/>
                 <w:spacing w:val="1"/>
                 <w:sz w:val="24"/>
@@ -1458,20 +2142,28 @@
       </w:tr>
       <w:tr>
         <w:trPr>
-          <w:trHeight w:hRule="exact" w:val="371"/>
+          <w:trHeight w:val="371" w:hRule="exact"/>
         </w:trPr>
         <w:tc>
           <w:tcPr>
             <w:tcW w:w="4079" w:type="dxa"/>
-            <w:vMerge/>
-            <w:tcBorders>
-              <w:top w:val="none" w:sz="0" w:space="0" w:color="000000"/>
+            <w:vMerge w:val="continue"/>
+            <w:tcBorders>
+              <w:left w:val="single" w:sz="12" w:space="0" w:color="000000"/>
               <w:bottom w:val="single" w:sz="4" w:space="0" w:color="000000"/>
               <w:right w:val="single" w:sz="4" w:space="0" w:color="000000"/>
             </w:tcBorders>
             <w:vAlign w:val="center"/>
           </w:tcPr>
-          <w:p/>
+          <w:p>
+            <w:pPr>
+              <w:pStyle w:val="Normal"/>
+              <w:rPr/>
+            </w:pPr>
+            <w:r>
+              <w:rPr/>
+            </w:r>
+          </w:p>
         </w:tc>
         <w:tc>
           <w:tcPr>
@@ -1480,26 +2172,26 @@
               <w:top w:val="single" w:sz="4" w:space="0" w:color="000000"/>
               <w:left w:val="single" w:sz="4" w:space="0" w:color="000000"/>
               <w:bottom w:val="single" w:sz="4" w:space="0" w:color="000000"/>
+              <w:right w:val="single" w:sz="4" w:space="0" w:color="000000"/>
             </w:tcBorders>
             <w:vAlign w:val="center"/>
           </w:tcPr>
           <w:p>
             <w:pPr>
-              <w:spacing w:line="240" w:lineRule="exact"/>
+              <w:pStyle w:val="Normal"/>
+              <w:spacing w:lineRule="exact" w:line="240"/>
               <w:ind w:firstLine="1"/>
               <w:jc w:val="center"/>
               <w:rPr>
-                <w:rFonts w:ascii="Arial" w:eastAsia="Arial" w:hAnsi="Arial" w:cs="Arial"/>
-                <w:noProof/>
-                <w:color w:val="000000"/>
-                <w:sz w:val="24"/>
-                <w:szCs w:val="24"/>
-              </w:rPr>
-            </w:pPr>
-            <w:r>
-              <w:rPr>
-                <w:rFonts w:ascii="Arial" w:eastAsia="Arial" w:hAnsi="Arial" w:cs="Arial"/>
-                <w:noProof/>
+                <w:rFonts w:ascii="Arial" w:hAnsi="Arial" w:eastAsia="Arial" w:cs="Arial"/>
+                <w:color w:val="000000"/>
+                <w:sz w:val="24"/>
+                <w:szCs w:val="24"/>
+              </w:rPr>
+            </w:pPr>
+            <w:r>
+              <w:rPr>
+                <w:rFonts w:eastAsia="Arial" w:cs="Arial" w:ascii="Arial" w:hAnsi="Arial"/>
                 <w:color w:val="000000"/>
                 <w:sz w:val="24"/>
                 <w:szCs w:val="24"/>
@@ -1510,29 +2202,30 @@
         </w:tc>
         <w:tc>
           <w:tcPr>
-            <w:tcW w:w="1133" w:type="dxa"/>
+            <w:tcW w:w="1132" w:type="dxa"/>
             <w:tcBorders>
               <w:top w:val="single" w:sz="4" w:space="0" w:color="000000"/>
+              <w:left w:val="single" w:sz="4" w:space="0" w:color="000000"/>
               <w:bottom w:val="single" w:sz="4" w:space="0" w:color="000000"/>
+              <w:right w:val="single" w:sz="4" w:space="0" w:color="000000"/>
             </w:tcBorders>
             <w:vAlign w:val="center"/>
           </w:tcPr>
           <w:p>
             <w:pPr>
-              <w:spacing w:line="240" w:lineRule="exact"/>
+              <w:pStyle w:val="Normal"/>
+              <w:spacing w:lineRule="exact" w:line="240"/>
               <w:jc w:val="center"/>
               <w:rPr>
-                <w:rFonts w:ascii="Arial" w:eastAsia="Arial" w:hAnsi="Arial" w:cs="Arial"/>
-                <w:noProof/>
-                <w:color w:val="000000"/>
-                <w:sz w:val="24"/>
-                <w:szCs w:val="24"/>
-              </w:rPr>
-            </w:pPr>
-            <w:r>
-              <w:rPr>
-                <w:rFonts w:ascii="Arial" w:eastAsia="Arial" w:hAnsi="Arial" w:cs="Arial"/>
-                <w:noProof/>
+                <w:rFonts w:ascii="Arial" w:hAnsi="Arial" w:eastAsia="Arial" w:cs="Arial"/>
+                <w:color w:val="000000"/>
+                <w:sz w:val="24"/>
+                <w:szCs w:val="24"/>
+              </w:rPr>
+            </w:pPr>
+            <w:r>
+              <w:rPr>
+                <w:rFonts w:eastAsia="Arial" w:cs="Arial" w:ascii="Arial" w:hAnsi="Arial"/>
                 <w:color w:val="000000"/>
                 <w:sz w:val="24"/>
                 <w:szCs w:val="24"/>
@@ -1543,21 +2236,23 @@
         </w:tc>
         <w:tc>
           <w:tcPr>
-            <w:tcW w:w="1560" w:type="dxa"/>
+            <w:tcW w:w="1561" w:type="dxa"/>
             <w:tcBorders>
               <w:top w:val="single" w:sz="4" w:space="0" w:color="000000"/>
+              <w:left w:val="single" w:sz="4" w:space="0" w:color="000000"/>
               <w:bottom w:val="single" w:sz="4" w:space="0" w:color="000000"/>
+              <w:right w:val="single" w:sz="4" w:space="0" w:color="000000"/>
             </w:tcBorders>
             <w:vAlign w:val="center"/>
           </w:tcPr>
           <w:p>
             <w:pPr>
-              <w:spacing w:line="240" w:lineRule="exact"/>
+              <w:pStyle w:val="Normal"/>
+              <w:spacing w:lineRule="exact" w:line="240"/>
               <w:ind w:firstLine="1"/>
               <w:jc w:val="center"/>
               <w:rPr>
-                <w:rFonts w:ascii="Arial" w:eastAsia="Arial" w:hAnsi="Arial" w:cs="Arial"/>
-                <w:noProof/>
+                <w:rFonts w:ascii="Arial" w:hAnsi="Arial" w:eastAsia="Arial" w:cs="Arial"/>
                 <w:color w:val="000000"/>
                 <w:spacing w:val="3"/>
                 <w:sz w:val="24"/>
@@ -1566,8 +2261,7 @@
             </w:pPr>
             <w:r>
               <w:rPr>
-                <w:rFonts w:ascii="Arial" w:eastAsia="Arial" w:hAnsi="Arial" w:cs="Arial"/>
-                <w:noProof/>
+                <w:rFonts w:eastAsia="Arial" w:cs="Arial" w:ascii="Arial" w:hAnsi="Arial"/>
                 <w:color w:val="000000"/>
                 <w:sz w:val="24"/>
                 <w:szCs w:val="24"/>
@@ -1576,8 +2270,7 @@
             </w:r>
             <w:r>
               <w:rPr>
-                <w:rFonts w:ascii="Arial" w:eastAsia="Arial" w:hAnsi="Arial" w:cs="Arial"/>
-                <w:noProof/>
+                <w:rFonts w:eastAsia="Arial" w:cs="Arial" w:ascii="Arial" w:hAnsi="Arial"/>
                 <w:color w:val="000000"/>
                 <w:spacing w:val="1"/>
                 <w:sz w:val="24"/>
@@ -1592,18 +2285,20 @@
             <w:tcW w:w="2038" w:type="dxa"/>
             <w:tcBorders>
               <w:top w:val="single" w:sz="4" w:space="0" w:color="000000"/>
+              <w:left w:val="single" w:sz="4" w:space="0" w:color="000000"/>
               <w:bottom w:val="single" w:sz="4" w:space="0" w:color="000000"/>
+              <w:right w:val="single" w:sz="12" w:space="0" w:color="000000"/>
             </w:tcBorders>
             <w:vAlign w:val="center"/>
           </w:tcPr>
           <w:p>
             <w:pPr>
-              <w:spacing w:line="240" w:lineRule="exact"/>
-              <w:ind w:left="40" w:firstLine="1"/>
+              <w:pStyle w:val="Normal"/>
+              <w:spacing w:lineRule="exact" w:line="240"/>
+              <w:ind w:firstLine="1" w:left="40"/>
               <w:jc w:val="center"/>
               <w:rPr>
-                <w:rFonts w:ascii="Arial" w:eastAsia="Arial" w:hAnsi="Arial" w:cs="Arial"/>
-                <w:noProof/>
+                <w:rFonts w:ascii="Arial" w:hAnsi="Arial" w:eastAsia="Arial" w:cs="Arial"/>
                 <w:color w:val="000000"/>
                 <w:spacing w:val="2"/>
                 <w:sz w:val="24"/>
@@ -1612,8 +2307,7 @@
             </w:pPr>
             <w:r>
               <w:rPr>
-                <w:rFonts w:ascii="Arial" w:eastAsia="Arial" w:hAnsi="Arial" w:cs="Arial"/>
-                <w:noProof/>
+                <w:rFonts w:eastAsia="Arial" w:cs="Arial" w:ascii="Arial" w:hAnsi="Arial"/>
                 <w:color w:val="000000"/>
                 <w:sz w:val="24"/>
                 <w:szCs w:val="24"/>
@@ -1622,43 +2316,52 @@
             </w:r>
             <w:r>
               <w:rPr>
-                <w:rFonts w:ascii="Arial" w:eastAsia="Arial" w:hAnsi="Arial" w:cs="Arial"/>
-                <w:noProof/>
+                <w:rFonts w:eastAsia="Arial" w:cs="Arial" w:ascii="Arial" w:hAnsi="Arial"/>
                 <w:color w:val="000000"/>
                 <w:spacing w:val="1"/>
                 <w:sz w:val="24"/>
                 <w:szCs w:val="24"/>
               </w:rPr>
-              <w:t>//15</w:t>
+              <w:t>/15</w:t>
             </w:r>
           </w:p>
         </w:tc>
       </w:tr>
       <w:tr>
         <w:trPr>
-          <w:trHeight w:val="355"/>
+          <w:trHeight w:val="355" w:hRule="atLeast"/>
         </w:trPr>
         <w:tc>
           <w:tcPr>
             <w:tcW w:w="4079" w:type="dxa"/>
             <w:tcBorders>
               <w:top w:val="single" w:sz="4" w:space="0" w:color="000000"/>
+              <w:left w:val="single" w:sz="12" w:space="0" w:color="000000"/>
+              <w:bottom w:val="single" w:sz="12" w:space="0" w:color="000000"/>
               <w:right w:val="single" w:sz="4" w:space="0" w:color="000000"/>
             </w:tcBorders>
           </w:tcPr>
           <w:p>
             <w:pPr>
-              <w:spacing w:line="240" w:lineRule="exact"/>
+              <w:pStyle w:val="Normal"/>
+              <w:spacing w:lineRule="exact" w:line="240"/>
               <w:ind w:firstLine="1"/>
               <w:jc w:val="center"/>
               <w:rPr>
-                <w:rFonts w:ascii="Arial" w:eastAsia="Arial" w:hAnsi="Arial" w:cs="Arial"/>
-                <w:noProof/>
-                <w:color w:val="000000"/>
-                <w:sz w:val="24"/>
-                <w:szCs w:val="24"/>
-              </w:rPr>
-            </w:pPr>
+                <w:rFonts w:ascii="Arial" w:hAnsi="Arial" w:eastAsia="Arial" w:cs="Arial"/>
+                <w:color w:val="000000"/>
+                <w:sz w:val="24"/>
+                <w:szCs w:val="24"/>
+              </w:rPr>
+            </w:pPr>
+            <w:r>
+              <w:rPr>
+                <w:rFonts w:eastAsia="Arial" w:cs="Arial" w:ascii="Arial" w:hAnsi="Arial"/>
+                <w:color w:val="000000"/>
+                <w:sz w:val="24"/>
+                <w:szCs w:val="24"/>
+              </w:rPr>
+            </w:r>
           </w:p>
         </w:tc>
         <w:tc>
@@ -1667,26 +2370,27 @@
             <w:tcBorders>
               <w:top w:val="single" w:sz="4" w:space="0" w:color="000000"/>
               <w:left w:val="single" w:sz="4" w:space="0" w:color="000000"/>
+              <w:bottom w:val="single" w:sz="12" w:space="0" w:color="000000"/>
+              <w:right w:val="single" w:sz="4" w:space="0" w:color="000000"/>
             </w:tcBorders>
             <w:vAlign w:val="center"/>
           </w:tcPr>
           <w:p>
             <w:pPr>
-              <w:spacing w:line="240" w:lineRule="exact"/>
+              <w:pStyle w:val="Normal"/>
+              <w:spacing w:lineRule="exact" w:line="240"/>
               <w:ind w:firstLine="1"/>
               <w:jc w:val="center"/>
               <w:rPr>
-                <w:rFonts w:ascii="Arial" w:eastAsia="Arial" w:hAnsi="Arial" w:cs="Arial"/>
-                <w:noProof/>
-                <w:color w:val="000000"/>
-                <w:sz w:val="24"/>
-                <w:szCs w:val="24"/>
-              </w:rPr>
-            </w:pPr>
-            <w:r>
-              <w:rPr>
-                <w:rFonts w:ascii="Arial" w:eastAsia="Arial" w:hAnsi="Arial" w:cs="Arial"/>
-                <w:noProof/>
+                <w:rFonts w:ascii="Arial" w:hAnsi="Arial" w:eastAsia="Arial" w:cs="Arial"/>
+                <w:color w:val="000000"/>
+                <w:sz w:val="24"/>
+                <w:szCs w:val="24"/>
+              </w:rPr>
+            </w:pPr>
+            <w:r>
+              <w:rPr>
+                <w:rFonts w:eastAsia="Arial" w:cs="Arial" w:ascii="Arial" w:hAnsi="Arial"/>
                 <w:color w:val="000000"/>
                 <w:sz w:val="24"/>
                 <w:szCs w:val="24"/>
@@ -1697,28 +2401,30 @@
         </w:tc>
         <w:tc>
           <w:tcPr>
-            <w:tcW w:w="1133" w:type="dxa"/>
+            <w:tcW w:w="1132" w:type="dxa"/>
             <w:tcBorders>
               <w:top w:val="single" w:sz="4" w:space="0" w:color="000000"/>
+              <w:left w:val="single" w:sz="4" w:space="0" w:color="000000"/>
+              <w:bottom w:val="single" w:sz="12" w:space="0" w:color="000000"/>
+              <w:right w:val="single" w:sz="4" w:space="0" w:color="000000"/>
             </w:tcBorders>
             <w:vAlign w:val="center"/>
           </w:tcPr>
           <w:p>
             <w:pPr>
-              <w:spacing w:line="240" w:lineRule="exact"/>
+              <w:pStyle w:val="Normal"/>
+              <w:spacing w:lineRule="exact" w:line="240"/>
               <w:jc w:val="center"/>
               <w:rPr>
-                <w:rFonts w:ascii="Arial" w:eastAsia="Arial" w:hAnsi="Arial" w:cs="Arial"/>
-                <w:noProof/>
-                <w:color w:val="000000"/>
-                <w:sz w:val="24"/>
-                <w:szCs w:val="24"/>
-              </w:rPr>
-            </w:pPr>
-            <w:r>
-              <w:rPr>
-                <w:rFonts w:ascii="Arial" w:eastAsia="Arial" w:hAnsi="Arial" w:cs="Arial"/>
-                <w:noProof/>
+                <w:rFonts w:ascii="Arial" w:hAnsi="Arial" w:eastAsia="Arial" w:cs="Arial"/>
+                <w:color w:val="000000"/>
+                <w:sz w:val="24"/>
+                <w:szCs w:val="24"/>
+              </w:rPr>
+            </w:pPr>
+            <w:r>
+              <w:rPr>
+                <w:rFonts w:eastAsia="Arial" w:cs="Arial" w:ascii="Arial" w:hAnsi="Arial"/>
                 <w:color w:val="000000"/>
                 <w:sz w:val="24"/>
                 <w:szCs w:val="24"/>
@@ -1729,20 +2435,23 @@
         </w:tc>
         <w:tc>
           <w:tcPr>
-            <w:tcW w:w="1560" w:type="dxa"/>
+            <w:tcW w:w="1561" w:type="dxa"/>
             <w:tcBorders>
               <w:top w:val="single" w:sz="4" w:space="0" w:color="000000"/>
+              <w:left w:val="single" w:sz="4" w:space="0" w:color="000000"/>
+              <w:bottom w:val="single" w:sz="12" w:space="0" w:color="000000"/>
+              <w:right w:val="single" w:sz="4" w:space="0" w:color="000000"/>
             </w:tcBorders>
             <w:vAlign w:val="center"/>
           </w:tcPr>
           <w:p>
             <w:pPr>
-              <w:spacing w:line="240" w:lineRule="exact"/>
+              <w:pStyle w:val="Normal"/>
+              <w:spacing w:lineRule="exact" w:line="240"/>
               <w:ind w:firstLine="1"/>
               <w:jc w:val="center"/>
               <w:rPr>
-                <w:rFonts w:ascii="Arial" w:eastAsia="Arial" w:hAnsi="Arial" w:cs="Arial"/>
-                <w:noProof/>
+                <w:rFonts w:ascii="Arial" w:hAnsi="Arial" w:eastAsia="Arial" w:cs="Arial"/>
                 <w:color w:val="000000"/>
                 <w:spacing w:val="3"/>
                 <w:sz w:val="24"/>
@@ -1751,8 +2460,7 @@
             </w:pPr>
             <w:r>
               <w:rPr>
-                <w:rFonts w:ascii="Arial" w:eastAsia="Arial" w:hAnsi="Arial" w:cs="Arial"/>
-                <w:noProof/>
+                <w:rFonts w:eastAsia="Arial" w:cs="Arial" w:ascii="Arial" w:hAnsi="Arial"/>
                 <w:color w:val="000000"/>
                 <w:sz w:val="24"/>
                 <w:szCs w:val="24"/>
@@ -1761,8 +2469,7 @@
             </w:r>
             <w:r>
               <w:rPr>
-                <w:rFonts w:ascii="Arial" w:eastAsia="Arial" w:hAnsi="Arial" w:cs="Arial"/>
-                <w:noProof/>
+                <w:rFonts w:eastAsia="Arial" w:cs="Arial" w:ascii="Arial" w:hAnsi="Arial"/>
                 <w:color w:val="000000"/>
                 <w:spacing w:val="1"/>
                 <w:sz w:val="24"/>
@@ -1777,17 +2484,20 @@
             <w:tcW w:w="2038" w:type="dxa"/>
             <w:tcBorders>
               <w:top w:val="single" w:sz="4" w:space="0" w:color="000000"/>
+              <w:left w:val="single" w:sz="4" w:space="0" w:color="000000"/>
+              <w:bottom w:val="single" w:sz="12" w:space="0" w:color="000000"/>
+              <w:right w:val="single" w:sz="12" w:space="0" w:color="000000"/>
             </w:tcBorders>
             <w:vAlign w:val="center"/>
           </w:tcPr>
           <w:p>
             <w:pPr>
-              <w:spacing w:line="240" w:lineRule="exact"/>
-              <w:ind w:left="100" w:firstLine="1"/>
-              <w:jc w:val="center"/>
-              <w:rPr>
-                <w:rFonts w:ascii="Arial" w:eastAsia="Arial" w:hAnsi="Arial" w:cs="Arial"/>
-                <w:noProof/>
+              <w:pStyle w:val="Normal"/>
+              <w:spacing w:lineRule="exact" w:line="240"/>
+              <w:ind w:firstLine="1" w:left="100"/>
+              <w:jc w:val="right"/>
+              <w:rPr>
+                <w:rFonts w:ascii="Arial" w:hAnsi="Arial" w:eastAsia="Arial" w:cs="Arial"/>
                 <w:color w:val="000000"/>
                 <w:spacing w:val="2"/>
                 <w:sz w:val="24"/>
@@ -1796,8 +2506,7 @@
             </w:pPr>
             <w:r>
               <w:rPr>
-                <w:rFonts w:ascii="Arial" w:eastAsia="Arial" w:hAnsi="Arial" w:cs="Arial"/>
-                <w:noProof/>
+                <w:rFonts w:eastAsia="Arial" w:cs="Arial" w:ascii="Arial" w:hAnsi="Arial"/>
                 <w:color w:val="000000"/>
                 <w:sz w:val="24"/>
                 <w:szCs w:val="24"/>
@@ -1806,49 +2515,50 @@
             </w:r>
             <w:r>
               <w:rPr>
-                <w:rFonts w:ascii="Arial" w:eastAsia="Arial" w:hAnsi="Arial" w:cs="Arial"/>
-                <w:noProof/>
+                <w:rFonts w:eastAsia="Arial" w:cs="Arial" w:ascii="Arial" w:hAnsi="Arial"/>
                 <w:color w:val="000000"/>
                 <w:spacing w:val="1"/>
                 <w:sz w:val="24"/>
                 <w:szCs w:val="24"/>
               </w:rPr>
-              <w:t>//15</w:t>
+              <w:t>/15</w:t>
             </w:r>
           </w:p>
         </w:tc>
       </w:tr>
       <w:tr>
         <w:trPr>
-          <w:trHeight w:hRule="exact" w:val="319"/>
+          <w:trHeight w:val="319" w:hRule="exact"/>
         </w:trPr>
         <w:tc>
           <w:tcPr>
             <w:tcW w:w="4079" w:type="dxa"/>
             <w:tcBorders>
+              <w:top w:val="single" w:sz="12" w:space="0" w:color="000000"/>
+              <w:left w:val="single" w:sz="12" w:space="0" w:color="000000"/>
+              <w:bottom w:val="single" w:sz="12" w:space="0" w:color="000000"/>
               <w:right w:val="single" w:sz="4" w:space="0" w:color="000000"/>
             </w:tcBorders>
           </w:tcPr>
           <w:p>
             <w:pPr>
-              <w:spacing w:before="19" w:line="240" w:lineRule="exact"/>
-              <w:ind w:left="78" w:firstLine="1"/>
-              <w:rPr>
-                <w:rFonts w:ascii="Arial" w:eastAsia="Arial" w:hAnsi="Arial" w:cs="Arial"/>
-                <w:b/>
-                <w:bCs/>
-                <w:noProof/>
-                <w:color w:val="000000"/>
-                <w:sz w:val="24"/>
-                <w:szCs w:val="24"/>
-              </w:rPr>
-            </w:pPr>
-            <w:r>
-              <w:rPr>
-                <w:rFonts w:ascii="Arial" w:eastAsia="Arial" w:hAnsi="Arial" w:cs="Arial"/>
-                <w:b/>
-                <w:bCs/>
-                <w:noProof/>
+              <w:pStyle w:val="Normal"/>
+              <w:spacing w:lineRule="exact" w:line="240" w:before="19" w:after="0"/>
+              <w:ind w:firstLine="1" w:left="78"/>
+              <w:rPr>
+                <w:rFonts w:ascii="Arial" w:hAnsi="Arial" w:eastAsia="Arial" w:cs="Arial"/>
+                <w:b/>
+                <w:bCs/>
+                <w:color w:val="000000"/>
+                <w:sz w:val="24"/>
+                <w:szCs w:val="24"/>
+              </w:rPr>
+            </w:pPr>
+            <w:r>
+              <w:rPr>
+                <w:rFonts w:eastAsia="Arial" w:cs="Arial" w:ascii="Arial" w:hAnsi="Arial"/>
+                <w:b/>
+                <w:bCs/>
                 <w:color w:val="000000"/>
                 <w:sz w:val="24"/>
                 <w:szCs w:val="24"/>
@@ -1861,114 +2571,178 @@
           <w:tcPr>
             <w:tcW w:w="847" w:type="dxa"/>
             <w:tcBorders>
+              <w:top w:val="single" w:sz="12" w:space="0" w:color="000000"/>
               <w:left w:val="single" w:sz="4" w:space="0" w:color="000000"/>
-            </w:tcBorders>
-            <w:shd w:val="clear" w:color="000000" w:fill="808080"/>
-          </w:tcPr>
-          <w:p>
-            <w:pPr>
-              <w:spacing w:before="19" w:line="250" w:lineRule="exact"/>
-              <w:ind w:left="78" w:firstLine="1"/>
-              <w:rPr>
-                <w:rFonts w:ascii="Arial" w:eastAsia="Arial" w:hAnsi="Arial" w:cs="Arial"/>
-                <w:b/>
-                <w:bCs/>
-                <w:noProof/>
+              <w:bottom w:val="single" w:sz="12" w:space="0" w:color="000000"/>
+              <w:right w:val="single" w:sz="4" w:space="0" w:color="000000"/>
+            </w:tcBorders>
+            <w:shd w:color="000000" w:fill="808080" w:val="clear"/>
+          </w:tcPr>
+          <w:p>
+            <w:pPr>
+              <w:pStyle w:val="Normal"/>
+              <w:spacing w:lineRule="exact" w:line="250" w:before="19" w:after="0"/>
+              <w:ind w:firstLine="1" w:left="78"/>
+              <w:rPr>
+                <w:rFonts w:ascii="Arial" w:hAnsi="Arial" w:eastAsia="Arial" w:cs="Arial"/>
+                <w:b/>
+                <w:bCs/>
                 <w:color w:val="000000"/>
                 <w:sz w:val="25"/>
                 <w:szCs w:val="25"/>
               </w:rPr>
             </w:pPr>
-          </w:p>
-        </w:tc>
-        <w:tc>
-          <w:tcPr>
-            <w:tcW w:w="1133" w:type="dxa"/>
-            <w:shd w:val="clear" w:color="000000" w:fill="808080"/>
-            <w:vAlign w:val="center"/>
-          </w:tcPr>
-          <w:p>
-            <w:pPr>
-              <w:spacing w:before="19" w:line="250" w:lineRule="exact"/>
-              <w:ind w:left="78" w:firstLine="1"/>
-              <w:jc w:val="center"/>
-              <w:rPr>
-                <w:rFonts w:ascii="Arial" w:eastAsia="Arial" w:hAnsi="Arial" w:cs="Arial"/>
-                <w:b/>
-                <w:bCs/>
-                <w:noProof/>
+            <w:r>
+              <w:rPr>
+                <w:rFonts w:eastAsia="Arial" w:cs="Arial" w:ascii="Arial" w:hAnsi="Arial"/>
+                <w:b/>
+                <w:bCs/>
                 <w:color w:val="000000"/>
                 <w:sz w:val="25"/>
                 <w:szCs w:val="25"/>
               </w:rPr>
-            </w:pPr>
-          </w:p>
-        </w:tc>
-        <w:tc>
-          <w:tcPr>
-            <w:tcW w:w="1560" w:type="dxa"/>
-            <w:shd w:val="clear" w:color="000000" w:fill="808080"/>
+            </w:r>
+          </w:p>
+        </w:tc>
+        <w:tc>
+          <w:tcPr>
+            <w:tcW w:w="1132" w:type="dxa"/>
+            <w:tcBorders>
+              <w:top w:val="single" w:sz="12" w:space="0" w:color="000000"/>
+              <w:left w:val="single" w:sz="4" w:space="0" w:color="000000"/>
+              <w:bottom w:val="single" w:sz="12" w:space="0" w:color="000000"/>
+              <w:right w:val="single" w:sz="4" w:space="0" w:color="000000"/>
+            </w:tcBorders>
+            <w:shd w:color="000000" w:fill="808080" w:val="clear"/>
             <w:vAlign w:val="center"/>
           </w:tcPr>
           <w:p>
             <w:pPr>
-              <w:spacing w:before="19" w:line="250" w:lineRule="exact"/>
-              <w:ind w:left="78" w:firstLine="1"/>
+              <w:pStyle w:val="Normal"/>
+              <w:spacing w:lineRule="exact" w:line="250" w:before="19" w:after="0"/>
+              <w:ind w:firstLine="1" w:left="78"/>
               <w:jc w:val="center"/>
               <w:rPr>
-                <w:rFonts w:ascii="Arial" w:eastAsia="Arial" w:hAnsi="Arial" w:cs="Arial"/>
-                <w:b/>
-                <w:bCs/>
-                <w:noProof/>
+                <w:rFonts w:ascii="Arial" w:hAnsi="Arial" w:eastAsia="Arial" w:cs="Arial"/>
+                <w:b/>
+                <w:bCs/>
                 <w:color w:val="000000"/>
                 <w:sz w:val="25"/>
                 <w:szCs w:val="25"/>
               </w:rPr>
             </w:pPr>
-          </w:p>
-        </w:tc>
-        <w:tc>
-          <w:tcPr>
-            <w:tcW w:w="2038" w:type="dxa"/>
-            <w:vAlign w:val="center"/>
-          </w:tcPr>
-          <w:p>
-            <w:pPr>
-              <w:spacing w:before="19" w:line="250" w:lineRule="exact"/>
-              <w:ind w:left="78" w:firstLine="1"/>
-              <w:jc w:val="center"/>
-              <w:rPr>
-                <w:rFonts w:ascii="Arial" w:eastAsia="Arial" w:hAnsi="Arial" w:cs="Arial"/>
-                <w:b/>
-                <w:bCs/>
-                <w:noProof/>
+            <w:r>
+              <w:rPr>
+                <w:rFonts w:eastAsia="Arial" w:cs="Arial" w:ascii="Arial" w:hAnsi="Arial"/>
+                <w:b/>
+                <w:bCs/>
                 <w:color w:val="000000"/>
                 <w:sz w:val="25"/>
                 <w:szCs w:val="25"/>
               </w:rPr>
-            </w:pPr>
+            </w:r>
+          </w:p>
+        </w:tc>
+        <w:tc>
+          <w:tcPr>
+            <w:tcW w:w="1561" w:type="dxa"/>
+            <w:tcBorders>
+              <w:top w:val="single" w:sz="12" w:space="0" w:color="000000"/>
+              <w:left w:val="single" w:sz="4" w:space="0" w:color="000000"/>
+              <w:bottom w:val="single" w:sz="12" w:space="0" w:color="000000"/>
+              <w:right w:val="single" w:sz="4" w:space="0" w:color="000000"/>
+            </w:tcBorders>
+            <w:shd w:color="000000" w:fill="808080" w:val="clear"/>
+            <w:vAlign w:val="center"/>
+          </w:tcPr>
+          <w:p>
+            <w:pPr>
+              <w:pStyle w:val="Normal"/>
+              <w:spacing w:lineRule="exact" w:line="250" w:before="19" w:after="0"/>
+              <w:ind w:firstLine="1" w:left="78"/>
+              <w:jc w:val="center"/>
+              <w:rPr>
+                <w:rFonts w:ascii="Arial" w:hAnsi="Arial" w:eastAsia="Arial" w:cs="Arial"/>
+                <w:b/>
+                <w:bCs/>
+                <w:color w:val="000000"/>
+                <w:sz w:val="25"/>
+                <w:szCs w:val="25"/>
+              </w:rPr>
+            </w:pPr>
+            <w:r>
+              <w:rPr>
+                <w:rFonts w:eastAsia="Arial" w:cs="Arial" w:ascii="Arial" w:hAnsi="Arial"/>
+                <w:b/>
+                <w:bCs/>
+                <w:color w:val="000000"/>
+                <w:sz w:val="25"/>
+                <w:szCs w:val="25"/>
+              </w:rPr>
+            </w:r>
+          </w:p>
+        </w:tc>
+        <w:tc>
+          <w:tcPr>
+            <w:tcW w:w="2038" w:type="dxa"/>
+            <w:tcBorders>
+              <w:top w:val="single" w:sz="12" w:space="0" w:color="000000"/>
+              <w:left w:val="single" w:sz="4" w:space="0" w:color="000000"/>
+              <w:bottom w:val="single" w:sz="12" w:space="0" w:color="000000"/>
+              <w:right w:val="single" w:sz="12" w:space="0" w:color="000000"/>
+            </w:tcBorders>
+            <w:vAlign w:val="center"/>
+          </w:tcPr>
+          <w:p>
+            <w:pPr>
+              <w:pStyle w:val="Normal"/>
+              <w:spacing w:lineRule="exact" w:line="250" w:before="19" w:after="0"/>
+              <w:ind w:firstLine="1" w:left="78"/>
+              <w:jc w:val="center"/>
+              <w:rPr>
+                <w:rFonts w:ascii="Arial" w:hAnsi="Arial" w:eastAsia="Arial" w:cs="Arial"/>
+                <w:b/>
+                <w:bCs/>
+                <w:color w:val="000000"/>
+                <w:sz w:val="25"/>
+                <w:szCs w:val="25"/>
+              </w:rPr>
+            </w:pPr>
+            <w:r>
+              <w:rPr>
+                <w:rFonts w:eastAsia="Arial" w:cs="Arial" w:ascii="Arial" w:hAnsi="Arial"/>
+                <w:b/>
+                <w:bCs/>
+                <w:color w:val="000000"/>
+                <w:sz w:val="25"/>
+                <w:szCs w:val="25"/>
+              </w:rPr>
+            </w:r>
           </w:p>
         </w:tc>
       </w:tr>
       <w:tr>
         <w:trPr>
-          <w:trHeight w:val="388"/>
+          <w:trHeight w:val="388" w:hRule="atLeast"/>
         </w:trPr>
         <w:tc>
           <w:tcPr>
             <w:tcW w:w="4079" w:type="dxa"/>
             <w:tcBorders>
+              <w:top w:val="single" w:sz="12" w:space="0" w:color="000000"/>
+              <w:left w:val="single" w:sz="12" w:space="0" w:color="000000"/>
+              <w:bottom w:val="single" w:sz="12" w:space="0" w:color="000000"/>
               <w:right w:val="single" w:sz="4" w:space="0" w:color="000000"/>
             </w:tcBorders>
             <w:vAlign w:val="center"/>
           </w:tcPr>
           <w:p>
             <w:pPr>
-              <w:spacing w:line="240" w:lineRule="exact"/>
-              <w:ind w:left="78" w:firstLine="1"/>
-              <w:rPr>
-                <w:rFonts w:ascii="Arial" w:eastAsia="Arial" w:hAnsi="Arial" w:cs="Arial"/>
-                <w:noProof/>
+              <w:pStyle w:val="Normal"/>
+              <w:spacing w:lineRule="exact" w:line="240"/>
+              <w:ind w:firstLine="1" w:left="78"/>
+              <w:rPr>
+                <w:rFonts w:ascii="Arial" w:hAnsi="Arial" w:eastAsia="Arial" w:cs="Arial"/>
                 <w:color w:val="000000"/>
                 <w:spacing w:val="-2"/>
                 <w:sz w:val="24"/>
@@ -1977,8 +2751,7 @@
             </w:pPr>
             <w:r>
               <w:rPr>
-                <w:rFonts w:ascii="Arial" w:eastAsia="Arial" w:hAnsi="Arial" w:cs="Arial"/>
-                <w:noProof/>
+                <w:rFonts w:eastAsia="Arial" w:cs="Arial" w:ascii="Arial" w:hAnsi="Arial"/>
                 <w:color w:val="000000"/>
                 <w:spacing w:val="1"/>
                 <w:sz w:val="24"/>
@@ -1988,8 +2761,7 @@
             </w:r>
             <w:r>
               <w:rPr>
-                <w:rFonts w:ascii="Arial" w:eastAsia="Arial" w:hAnsi="Arial" w:cs="Arial"/>
-                <w:noProof/>
+                <w:rFonts w:eastAsia="Arial" w:cs="Arial" w:ascii="Arial" w:hAnsi="Arial"/>
                 <w:color w:val="000000"/>
                 <w:spacing w:val="25"/>
                 <w:sz w:val="24"/>
@@ -1999,8 +2771,7 @@
             </w:r>
             <w:r>
               <w:rPr>
-                <w:rFonts w:ascii="Arial" w:eastAsia="Arial" w:hAnsi="Arial" w:cs="Arial"/>
-                <w:noProof/>
+                <w:rFonts w:eastAsia="Arial" w:cs="Arial" w:ascii="Arial" w:hAnsi="Arial"/>
                 <w:color w:val="000000"/>
                 <w:sz w:val="24"/>
                 <w:szCs w:val="24"/>
@@ -2009,8 +2780,7 @@
             </w:r>
             <w:r>
               <w:rPr>
-                <w:rFonts w:ascii="Arial" w:eastAsia="Arial" w:hAnsi="Arial" w:cs="Arial"/>
-                <w:noProof/>
+                <w:rFonts w:eastAsia="Arial" w:cs="Arial" w:ascii="Arial" w:hAnsi="Arial"/>
                 <w:color w:val="000000"/>
                 <w:spacing w:val="-1"/>
                 <w:sz w:val="24"/>
@@ -2024,45 +2794,61 @@
           <w:tcPr>
             <w:tcW w:w="847" w:type="dxa"/>
             <w:tcBorders>
+              <w:top w:val="single" w:sz="12" w:space="0" w:color="000000"/>
               <w:left w:val="single" w:sz="4" w:space="0" w:color="000000"/>
-            </w:tcBorders>
-          </w:tcPr>
-          <w:p>
-            <w:pPr>
-              <w:spacing w:line="240" w:lineRule="exact"/>
-              <w:ind w:left="78" w:firstLine="1"/>
-              <w:rPr>
-                <w:rFonts w:ascii="Arial" w:eastAsia="Arial" w:hAnsi="Arial" w:cs="Arial"/>
-                <w:noProof/>
-                <w:color w:val="000000"/>
-                <w:sz w:val="24"/>
-                <w:szCs w:val="24"/>
-              </w:rPr>
-            </w:pPr>
-          </w:p>
-        </w:tc>
-        <w:tc>
-          <w:tcPr>
-            <w:tcW w:w="1133" w:type="dxa"/>
+              <w:bottom w:val="single" w:sz="12" w:space="0" w:color="000000"/>
+              <w:right w:val="single" w:sz="4" w:space="0" w:color="000000"/>
+            </w:tcBorders>
+          </w:tcPr>
+          <w:p>
+            <w:pPr>
+              <w:pStyle w:val="Normal"/>
+              <w:spacing w:lineRule="exact" w:line="240"/>
+              <w:ind w:firstLine="1" w:left="78"/>
+              <w:rPr>
+                <w:rFonts w:ascii="Arial" w:hAnsi="Arial" w:eastAsia="Arial" w:cs="Arial"/>
+                <w:color w:val="000000"/>
+                <w:sz w:val="24"/>
+                <w:szCs w:val="24"/>
+              </w:rPr>
+            </w:pPr>
+            <w:r>
+              <w:rPr>
+                <w:rFonts w:eastAsia="Arial" w:cs="Arial" w:ascii="Arial" w:hAnsi="Arial"/>
+                <w:color w:val="000000"/>
+                <w:sz w:val="24"/>
+                <w:szCs w:val="24"/>
+              </w:rPr>
+            </w:r>
+          </w:p>
+        </w:tc>
+        <w:tc>
+          <w:tcPr>
+            <w:tcW w:w="1132" w:type="dxa"/>
+            <w:tcBorders>
+              <w:top w:val="single" w:sz="12" w:space="0" w:color="000000"/>
+              <w:left w:val="single" w:sz="4" w:space="0" w:color="000000"/>
+              <w:bottom w:val="single" w:sz="12" w:space="0" w:color="000000"/>
+              <w:right w:val="single" w:sz="4" w:space="0" w:color="000000"/>
+            </w:tcBorders>
             <w:vAlign w:val="center"/>
           </w:tcPr>
           <w:p>
             <w:pPr>
-              <w:spacing w:line="240" w:lineRule="exact"/>
-              <w:ind w:left="78" w:firstLine="1"/>
+              <w:pStyle w:val="Normal"/>
+              <w:spacing w:lineRule="exact" w:line="240"/>
+              <w:ind w:firstLine="1" w:left="78"/>
               <w:jc w:val="center"/>
               <w:rPr>
-                <w:rFonts w:ascii="Arial" w:eastAsia="Arial" w:hAnsi="Arial" w:cs="Arial"/>
-                <w:noProof/>
-                <w:color w:val="000000"/>
-                <w:sz w:val="24"/>
-                <w:szCs w:val="24"/>
-              </w:rPr>
-            </w:pPr>
-            <w:r>
-              <w:rPr>
-                <w:rFonts w:ascii="Arial" w:eastAsia="Arial" w:hAnsi="Arial" w:cs="Arial"/>
-                <w:noProof/>
+                <w:rFonts w:ascii="Arial" w:hAnsi="Arial" w:eastAsia="Arial" w:cs="Arial"/>
+                <w:color w:val="000000"/>
+                <w:sz w:val="24"/>
+                <w:szCs w:val="24"/>
+              </w:rPr>
+            </w:pPr>
+            <w:r>
+              <w:rPr>
+                <w:rFonts w:eastAsia="Arial" w:cs="Arial" w:ascii="Arial" w:hAnsi="Arial"/>
                 <w:color w:val="000000"/>
                 <w:sz w:val="24"/>
                 <w:szCs w:val="24"/>
@@ -2073,17 +2859,23 @@
         </w:tc>
         <w:tc>
           <w:tcPr>
-            <w:tcW w:w="1560" w:type="dxa"/>
+            <w:tcW w:w="1561" w:type="dxa"/>
+            <w:tcBorders>
+              <w:top w:val="single" w:sz="12" w:space="0" w:color="000000"/>
+              <w:left w:val="single" w:sz="4" w:space="0" w:color="000000"/>
+              <w:bottom w:val="single" w:sz="12" w:space="0" w:color="000000"/>
+              <w:right w:val="single" w:sz="4" w:space="0" w:color="000000"/>
+            </w:tcBorders>
             <w:vAlign w:val="center"/>
           </w:tcPr>
           <w:p>
             <w:pPr>
-              <w:spacing w:line="240" w:lineRule="exact"/>
+              <w:pStyle w:val="Normal"/>
+              <w:spacing w:lineRule="exact" w:line="240"/>
               <w:ind w:firstLine="1"/>
               <w:jc w:val="center"/>
               <w:rPr>
-                <w:rFonts w:ascii="Arial" w:eastAsia="Arial" w:hAnsi="Arial" w:cs="Arial"/>
-                <w:noProof/>
+                <w:rFonts w:ascii="Arial" w:hAnsi="Arial" w:eastAsia="Arial" w:cs="Arial"/>
                 <w:color w:val="000000"/>
                 <w:spacing w:val="3"/>
                 <w:sz w:val="24"/>
@@ -2092,8 +2884,7 @@
             </w:pPr>
             <w:r>
               <w:rPr>
-                <w:rFonts w:ascii="Arial" w:eastAsia="Arial" w:hAnsi="Arial" w:cs="Arial"/>
-                <w:noProof/>
+                <w:rFonts w:eastAsia="Arial" w:cs="Arial" w:ascii="Arial" w:hAnsi="Arial"/>
                 <w:color w:val="000000"/>
                 <w:spacing w:val="1"/>
                 <w:sz w:val="24"/>
@@ -2106,16 +2897,22 @@
         <w:tc>
           <w:tcPr>
             <w:tcW w:w="2038" w:type="dxa"/>
+            <w:tcBorders>
+              <w:top w:val="single" w:sz="12" w:space="0" w:color="000000"/>
+              <w:left w:val="single" w:sz="4" w:space="0" w:color="000000"/>
+              <w:bottom w:val="single" w:sz="12" w:space="0" w:color="000000"/>
+              <w:right w:val="single" w:sz="12" w:space="0" w:color="000000"/>
+            </w:tcBorders>
             <w:vAlign w:val="center"/>
           </w:tcPr>
           <w:p>
             <w:pPr>
-              <w:spacing w:line="240" w:lineRule="exact"/>
-              <w:ind w:left="40" w:firstLine="1"/>
+              <w:pStyle w:val="Normal"/>
+              <w:spacing w:lineRule="exact" w:line="240"/>
+              <w:ind w:firstLine="1" w:left="40"/>
               <w:jc w:val="center"/>
               <w:rPr>
-                <w:rFonts w:ascii="Arial" w:eastAsia="Arial" w:hAnsi="Arial" w:cs="Arial"/>
-                <w:noProof/>
+                <w:rFonts w:ascii="Arial" w:hAnsi="Arial" w:eastAsia="Arial" w:cs="Arial"/>
                 <w:color w:val="000000"/>
                 <w:spacing w:val="2"/>
                 <w:sz w:val="24"/>
@@ -2124,8 +2921,7 @@
             </w:pPr>
             <w:r>
               <w:rPr>
-                <w:rFonts w:ascii="Arial" w:eastAsia="Arial" w:hAnsi="Arial" w:cs="Arial"/>
-                <w:noProof/>
+                <w:rFonts w:eastAsia="Arial" w:cs="Arial" w:ascii="Arial" w:hAnsi="Arial"/>
                 <w:color w:val="000000"/>
                 <w:spacing w:val="1"/>
                 <w:sz w:val="24"/>
@@ -2138,12 +2934,14 @@
       </w:tr>
       <w:tr>
         <w:trPr>
-          <w:trHeight w:val="354"/>
+          <w:trHeight w:val="354" w:hRule="atLeast"/>
         </w:trPr>
         <w:tc>
           <w:tcPr>
             <w:tcW w:w="4079" w:type="dxa"/>
             <w:tcBorders>
+              <w:top w:val="single" w:sz="12" w:space="0" w:color="000000"/>
+              <w:left w:val="single" w:sz="12" w:space="0" w:color="000000"/>
               <w:bottom w:val="single" w:sz="12" w:space="0" w:color="000000"/>
               <w:right w:val="single" w:sz="4" w:space="0" w:color="000000"/>
             </w:tcBorders>
@@ -2151,13 +2949,13 @@
           </w:tcPr>
           <w:p>
             <w:pPr>
-              <w:spacing w:line="240" w:lineRule="exact"/>
-              <w:ind w:left="78" w:firstLine="1"/>
-              <w:rPr>
-                <w:rFonts w:ascii="Arial" w:eastAsia="Arial" w:hAnsi="Arial" w:cs="Arial"/>
-                <w:b/>
-                <w:bCs/>
-                <w:noProof/>
+              <w:pStyle w:val="Normal"/>
+              <w:spacing w:lineRule="exact" w:line="240"/>
+              <w:ind w:firstLine="1" w:left="78"/>
+              <w:rPr>
+                <w:rFonts w:ascii="Arial" w:hAnsi="Arial" w:eastAsia="Arial" w:cs="Arial"/>
+                <w:b/>
+                <w:bCs/>
                 <w:color w:val="000000"/>
                 <w:spacing w:val="-2"/>
                 <w:sz w:val="24"/>
@@ -2166,10 +2964,9 @@
             </w:pPr>
             <w:r>
               <w:rPr>
-                <w:rFonts w:ascii="Arial" w:eastAsia="Arial" w:hAnsi="Arial" w:cs="Arial"/>
-                <w:b/>
-                <w:bCs/>
-                <w:noProof/>
+                <w:rFonts w:eastAsia="Arial" w:cs="Arial" w:ascii="Arial" w:hAnsi="Arial"/>
+                <w:b/>
+                <w:bCs/>
                 <w:color w:val="000000"/>
                 <w:sz w:val="24"/>
                 <w:szCs w:val="24"/>
@@ -2178,10 +2975,9 @@
             </w:r>
             <w:r>
               <w:rPr>
-                <w:rFonts w:ascii="Arial" w:eastAsia="Arial" w:hAnsi="Arial" w:cs="Arial"/>
-                <w:b/>
-                <w:bCs/>
-                <w:noProof/>
+                <w:rFonts w:eastAsia="Arial" w:cs="Arial" w:ascii="Arial" w:hAnsi="Arial"/>
+                <w:b/>
+                <w:bCs/>
                 <w:color w:val="000000"/>
                 <w:spacing w:val="-2"/>
                 <w:sz w:val="24"/>
@@ -2191,10 +2987,9 @@
             </w:r>
             <w:r>
               <w:rPr>
-                <w:rFonts w:ascii="Arial" w:eastAsia="Arial" w:hAnsi="Arial" w:cs="Arial"/>
-                <w:b/>
-                <w:bCs/>
-                <w:noProof/>
+                <w:rFonts w:eastAsia="Arial" w:cs="Arial" w:ascii="Arial" w:hAnsi="Arial"/>
+                <w:b/>
+                <w:bCs/>
                 <w:color w:val="000000"/>
                 <w:spacing w:val="-1"/>
                 <w:sz w:val="24"/>
@@ -2204,10 +2999,9 @@
             </w:r>
             <w:r>
               <w:rPr>
-                <w:rFonts w:ascii="Arial" w:eastAsia="Arial" w:hAnsi="Arial" w:cs="Arial"/>
-                <w:b/>
-                <w:bCs/>
-                <w:noProof/>
+                <w:rFonts w:eastAsia="Arial" w:cs="Arial" w:ascii="Arial" w:hAnsi="Arial"/>
+                <w:b/>
+                <w:bCs/>
                 <w:color w:val="000000"/>
                 <w:spacing w:val="-2"/>
                 <w:sz w:val="24"/>
@@ -2217,10 +3011,9 @@
             </w:r>
             <w:r>
               <w:rPr>
-                <w:rFonts w:ascii="Arial" w:eastAsia="Arial" w:hAnsi="Arial" w:cs="Arial"/>
-                <w:b/>
-                <w:bCs/>
-                <w:noProof/>
+                <w:rFonts w:eastAsia="Arial" w:cs="Arial" w:ascii="Arial" w:hAnsi="Arial"/>
+                <w:b/>
+                <w:bCs/>
                 <w:color w:val="000000"/>
                 <w:sz w:val="24"/>
                 <w:szCs w:val="24"/>
@@ -2229,10 +3022,9 @@
             </w:r>
             <w:r>
               <w:rPr>
-                <w:rFonts w:ascii="Arial" w:eastAsia="Arial" w:hAnsi="Arial" w:cs="Arial"/>
-                <w:b/>
-                <w:bCs/>
-                <w:noProof/>
+                <w:rFonts w:eastAsia="Arial" w:cs="Arial" w:ascii="Arial" w:hAnsi="Arial"/>
+                <w:b/>
+                <w:bCs/>
                 <w:color w:val="000000"/>
                 <w:spacing w:val="2"/>
                 <w:sz w:val="24"/>
@@ -2242,10 +3034,9 @@
             </w:r>
             <w:r>
               <w:rPr>
-                <w:rFonts w:ascii="Arial" w:eastAsia="Arial" w:hAnsi="Arial" w:cs="Arial"/>
-                <w:b/>
-                <w:bCs/>
-                <w:noProof/>
+                <w:rFonts w:eastAsia="Arial" w:cs="Arial" w:ascii="Arial" w:hAnsi="Arial"/>
+                <w:b/>
+                <w:bCs/>
                 <w:color w:val="000000"/>
                 <w:spacing w:val="-1"/>
                 <w:sz w:val="24"/>
@@ -2259,95 +3050,136 @@
           <w:tcPr>
             <w:tcW w:w="847" w:type="dxa"/>
             <w:tcBorders>
+              <w:top w:val="single" w:sz="12" w:space="0" w:color="000000"/>
               <w:left w:val="single" w:sz="4" w:space="0" w:color="000000"/>
               <w:bottom w:val="single" w:sz="12" w:space="0" w:color="000000"/>
-            </w:tcBorders>
-            <w:shd w:val="clear" w:color="000000" w:fill="808080"/>
-          </w:tcPr>
-          <w:p>
-            <w:pPr>
-              <w:spacing w:line="240" w:lineRule="exact"/>
-              <w:ind w:left="78" w:firstLine="1"/>
-              <w:rPr>
-                <w:rFonts w:ascii="Arial" w:eastAsia="Arial" w:hAnsi="Arial" w:cs="Arial"/>
-                <w:b/>
-                <w:bCs/>
-                <w:noProof/>
-                <w:color w:val="000000"/>
-                <w:sz w:val="24"/>
-                <w:szCs w:val="24"/>
-              </w:rPr>
-            </w:pPr>
-          </w:p>
-        </w:tc>
-        <w:tc>
-          <w:tcPr>
-            <w:tcW w:w="1133" w:type="dxa"/>
-            <w:tcBorders>
+              <w:right w:val="single" w:sz="4" w:space="0" w:color="000000"/>
+            </w:tcBorders>
+            <w:shd w:color="000000" w:fill="808080" w:val="clear"/>
+          </w:tcPr>
+          <w:p>
+            <w:pPr>
+              <w:pStyle w:val="Normal"/>
+              <w:spacing w:lineRule="exact" w:line="240"/>
+              <w:ind w:firstLine="1" w:left="78"/>
+              <w:rPr>
+                <w:rFonts w:ascii="Arial" w:hAnsi="Arial" w:eastAsia="Arial" w:cs="Arial"/>
+                <w:b/>
+                <w:bCs/>
+                <w:color w:val="000000"/>
+                <w:sz w:val="24"/>
+                <w:szCs w:val="24"/>
+              </w:rPr>
+            </w:pPr>
+            <w:r>
+              <w:rPr>
+                <w:rFonts w:eastAsia="Arial" w:cs="Arial" w:ascii="Arial" w:hAnsi="Arial"/>
+                <w:b/>
+                <w:bCs/>
+                <w:color w:val="000000"/>
+                <w:sz w:val="24"/>
+                <w:szCs w:val="24"/>
+              </w:rPr>
+            </w:r>
+          </w:p>
+        </w:tc>
+        <w:tc>
+          <w:tcPr>
+            <w:tcW w:w="1132" w:type="dxa"/>
+            <w:tcBorders>
+              <w:top w:val="single" w:sz="12" w:space="0" w:color="000000"/>
+              <w:left w:val="single" w:sz="4" w:space="0" w:color="000000"/>
               <w:bottom w:val="single" w:sz="12" w:space="0" w:color="000000"/>
-            </w:tcBorders>
-            <w:shd w:val="clear" w:color="000000" w:fill="808080"/>
+              <w:right w:val="single" w:sz="4" w:space="0" w:color="000000"/>
+            </w:tcBorders>
+            <w:shd w:color="000000" w:fill="808080" w:val="clear"/>
             <w:vAlign w:val="center"/>
           </w:tcPr>
           <w:p>
             <w:pPr>
-              <w:spacing w:line="240" w:lineRule="exact"/>
-              <w:ind w:left="78" w:firstLine="1"/>
+              <w:pStyle w:val="Normal"/>
+              <w:spacing w:lineRule="exact" w:line="240"/>
+              <w:ind w:firstLine="1" w:left="78"/>
               <w:jc w:val="center"/>
               <w:rPr>
-                <w:rFonts w:ascii="Arial" w:eastAsia="Arial" w:hAnsi="Arial" w:cs="Arial"/>
-                <w:b/>
-                <w:bCs/>
-                <w:noProof/>
-                <w:color w:val="000000"/>
-                <w:sz w:val="24"/>
-                <w:szCs w:val="24"/>
-              </w:rPr>
-            </w:pPr>
-          </w:p>
-        </w:tc>
-        <w:tc>
-          <w:tcPr>
-            <w:tcW w:w="1560" w:type="dxa"/>
-            <w:tcBorders>
+                <w:rFonts w:ascii="Arial" w:hAnsi="Arial" w:eastAsia="Arial" w:cs="Arial"/>
+                <w:b/>
+                <w:bCs/>
+                <w:color w:val="000000"/>
+                <w:sz w:val="24"/>
+                <w:szCs w:val="24"/>
+              </w:rPr>
+            </w:pPr>
+            <w:r>
+              <w:rPr>
+                <w:rFonts w:eastAsia="Arial" w:cs="Arial" w:ascii="Arial" w:hAnsi="Arial"/>
+                <w:b/>
+                <w:bCs/>
+                <w:color w:val="000000"/>
+                <w:sz w:val="24"/>
+                <w:szCs w:val="24"/>
+              </w:rPr>
+            </w:r>
+          </w:p>
+        </w:tc>
+        <w:tc>
+          <w:tcPr>
+            <w:tcW w:w="1561" w:type="dxa"/>
+            <w:tcBorders>
+              <w:top w:val="single" w:sz="12" w:space="0" w:color="000000"/>
+              <w:left w:val="single" w:sz="4" w:space="0" w:color="000000"/>
               <w:bottom w:val="single" w:sz="12" w:space="0" w:color="000000"/>
-            </w:tcBorders>
-            <w:shd w:val="clear" w:color="000000" w:fill="808080"/>
+              <w:right w:val="single" w:sz="4" w:space="0" w:color="000000"/>
+            </w:tcBorders>
+            <w:shd w:color="000000" w:fill="808080" w:val="clear"/>
             <w:vAlign w:val="center"/>
           </w:tcPr>
           <w:p>
             <w:pPr>
-              <w:spacing w:line="240" w:lineRule="exact"/>
-              <w:ind w:left="78" w:firstLine="1"/>
+              <w:pStyle w:val="Normal"/>
+              <w:spacing w:lineRule="exact" w:line="240"/>
+              <w:ind w:firstLine="1" w:left="78"/>
               <w:jc w:val="center"/>
               <w:rPr>
-                <w:rFonts w:ascii="Arial" w:eastAsia="Arial" w:hAnsi="Arial" w:cs="Arial"/>
-                <w:b/>
-                <w:bCs/>
-                <w:noProof/>
-                <w:color w:val="000000"/>
-                <w:sz w:val="24"/>
-                <w:szCs w:val="24"/>
-              </w:rPr>
-            </w:pPr>
+                <w:rFonts w:ascii="Arial" w:hAnsi="Arial" w:eastAsia="Arial" w:cs="Arial"/>
+                <w:b/>
+                <w:bCs/>
+                <w:color w:val="000000"/>
+                <w:sz w:val="24"/>
+                <w:szCs w:val="24"/>
+              </w:rPr>
+            </w:pPr>
+            <w:r>
+              <w:rPr>
+                <w:rFonts w:eastAsia="Arial" w:cs="Arial" w:ascii="Arial" w:hAnsi="Arial"/>
+                <w:b/>
+                <w:bCs/>
+                <w:color w:val="000000"/>
+                <w:sz w:val="24"/>
+                <w:szCs w:val="24"/>
+              </w:rPr>
+            </w:r>
           </w:p>
         </w:tc>
         <w:tc>
           <w:tcPr>
             <w:tcW w:w="2038" w:type="dxa"/>
             <w:tcBorders>
+              <w:top w:val="single" w:sz="12" w:space="0" w:color="000000"/>
+              <w:left w:val="single" w:sz="4" w:space="0" w:color="000000"/>
               <w:bottom w:val="single" w:sz="12" w:space="0" w:color="000000"/>
+              <w:right w:val="single" w:sz="12" w:space="0" w:color="000000"/>
             </w:tcBorders>
             <w:vAlign w:val="center"/>
           </w:tcPr>
           <w:p>
             <w:pPr>
-              <w:spacing w:line="240" w:lineRule="exact"/>
-              <w:ind w:left="40" w:firstLine="1"/>
+              <w:pStyle w:val="Normal"/>
+              <w:spacing w:lineRule="exact" w:line="240"/>
+              <w:ind w:firstLine="1" w:left="40"/>
               <w:jc w:val="center"/>
               <w:rPr>
-                <w:rFonts w:ascii="Arial" w:eastAsia="Arial" w:hAnsi="Arial" w:cs="Arial"/>
-                <w:noProof/>
+                <w:rFonts w:ascii="Arial" w:hAnsi="Arial" w:eastAsia="Arial" w:cs="Arial"/>
                 <w:color w:val="000000"/>
                 <w:spacing w:val="2"/>
                 <w:sz w:val="24"/>
@@ -2356,8 +3188,7 @@
             </w:pPr>
             <w:r>
               <w:rPr>
-                <w:rFonts w:ascii="Arial" w:eastAsia="Arial" w:hAnsi="Arial" w:cs="Arial"/>
-                <w:noProof/>
+                <w:rFonts w:eastAsia="Arial" w:cs="Arial" w:ascii="Arial" w:hAnsi="Arial"/>
                 <w:color w:val="000000"/>
                 <w:spacing w:val="1"/>
                 <w:sz w:val="24"/>
@@ -2370,7 +3201,7 @@
       </w:tr>
       <w:tr>
         <w:trPr>
-          <w:trHeight w:val="354"/>
+          <w:trHeight w:val="354" w:hRule="atLeast"/>
         </w:trPr>
         <w:tc>
           <w:tcPr>
@@ -2378,19 +3209,22 @@
             <w:vMerge w:val="restart"/>
             <w:tcBorders>
               <w:top w:val="single" w:sz="12" w:space="0" w:color="000000"/>
+              <w:left w:val="single" w:sz="12" w:space="0" w:color="000000"/>
+              <w:bottom w:val="single" w:sz="12" w:space="0" w:color="000000"/>
               <w:right w:val="single" w:sz="4" w:space="0" w:color="000000"/>
             </w:tcBorders>
           </w:tcPr>
           <w:p>
             <w:pPr>
+              <w:pStyle w:val="Normal"/>
               <w:tabs>
-                <w:tab w:val="left" w:pos="506"/>
+                <w:tab w:val="clear" w:pos="720"/>
+                <w:tab w:val="left" w:pos="506" w:leader="none"/>
               </w:tabs>
-              <w:spacing w:before="19" w:line="240" w:lineRule="exact"/>
-              <w:ind w:left="78" w:firstLine="1"/>
-              <w:rPr>
-                <w:rFonts w:ascii="Arial" w:eastAsia="Arial" w:hAnsi="Arial" w:cs="Arial"/>
-                <w:noProof/>
+              <w:spacing w:lineRule="exact" w:line="240" w:before="19" w:after="0"/>
+              <w:ind w:firstLine="1" w:left="78"/>
+              <w:rPr>
+                <w:rFonts w:ascii="Arial" w:hAnsi="Arial" w:eastAsia="Arial" w:cs="Arial"/>
                 <w:color w:val="000000"/>
                 <w:spacing w:val="-3"/>
                 <w:sz w:val="24"/>
@@ -2399,164 +3233,181 @@
             </w:pPr>
             <w:r>
               <w:rPr>
-                <w:rFonts w:ascii="Arial" w:eastAsia="Arial" w:hAnsi="Arial" w:cs="Arial"/>
-                <w:noProof/>
+                <w:rFonts w:eastAsia="Arial" w:cs="Arial" w:ascii="Arial" w:hAnsi="Arial"/>
                 <w:color w:val="000000"/>
                 <w:spacing w:val="1"/>
                 <w:sz w:val="24"/>
                 <w:szCs w:val="24"/>
               </w:rPr>
               <w:t>2.</w:t>
-            </w:r>
-            <w:r>
-              <w:rPr>
-                <w:rFonts w:ascii="Arial" w:eastAsia="Arial" w:hAnsi="Arial" w:cs="Arial"/>
-                <w:noProof/>
+              <w:tab/>
+            </w:r>
+            <w:r>
+              <w:rPr>
+                <w:rFonts w:eastAsia="Arial" w:cs="Arial" w:ascii="Arial" w:hAnsi="Arial"/>
+                <w:color w:val="000000"/>
+                <w:sz w:val="24"/>
+                <w:szCs w:val="24"/>
+              </w:rPr>
+              <w:t>CONTROLLED</w:t>
+            </w:r>
+            <w:r>
+              <w:rPr>
+                <w:rFonts w:eastAsia="Arial" w:cs="Arial" w:ascii="Arial" w:hAnsi="Arial"/>
+                <w:color w:val="000000"/>
+                <w:spacing w:val="-1"/>
+                <w:sz w:val="24"/>
+                <w:szCs w:val="24"/>
+              </w:rPr>
+              <w:t xml:space="preserve"> TESTS</w:t>
+            </w:r>
+          </w:p>
+          <w:p>
+            <w:pPr>
+              <w:pStyle w:val="Normal"/>
+              <w:spacing w:lineRule="exact" w:line="280"/>
+              <w:ind w:firstLine="1" w:left="505" w:right="17"/>
+              <w:jc w:val="both"/>
+              <w:rPr>
+                <w:rFonts w:ascii="Arial" w:hAnsi="Arial" w:eastAsia="Arial" w:cs="Arial"/>
+                <w:color w:val="000000"/>
+                <w:spacing w:val="4"/>
+                <w:sz w:val="24"/>
+                <w:szCs w:val="24"/>
+              </w:rPr>
+            </w:pPr>
+            <w:r>
+              <w:rPr>
+                <w:rFonts w:eastAsia="Arial" w:cs="Arial" w:ascii="Arial" w:hAnsi="Arial"/>
+                <w:color w:val="000000"/>
+                <w:spacing w:val="-1"/>
+                <w:sz w:val="24"/>
+                <w:szCs w:val="24"/>
+              </w:rPr>
+              <w:t>(2</w:t>
+            </w:r>
+            <w:r>
+              <w:rPr>
+                <w:rFonts w:eastAsia="Arial" w:cs="Arial" w:ascii="Arial" w:hAnsi="Arial"/>
                 <w:color w:val="000000"/>
                 <w:spacing w:val="1"/>
                 <w:sz w:val="24"/>
                 <w:szCs w:val="24"/>
               </w:rPr>
-              <w:tab/>
-            </w:r>
-            <w:r>
-              <w:rPr>
-                <w:rFonts w:ascii="Arial" w:eastAsia="Arial" w:hAnsi="Arial" w:cs="Arial"/>
-                <w:noProof/>
-                <w:color w:val="000000"/>
-                <w:sz w:val="24"/>
-                <w:szCs w:val="24"/>
-              </w:rPr>
-              <w:t>CONTROLLED</w:t>
-            </w:r>
-            <w:r>
-              <w:rPr>
-                <w:rFonts w:ascii="Arial" w:eastAsia="Arial" w:hAnsi="Arial" w:cs="Arial"/>
-                <w:noProof/>
+              <w:t xml:space="preserve"> are</w:t>
+            </w:r>
+            <w:r>
+              <w:rPr>
+                <w:rFonts w:eastAsia="Arial" w:cs="Arial" w:ascii="Arial" w:hAnsi="Arial"/>
                 <w:color w:val="000000"/>
                 <w:spacing w:val="-1"/>
                 <w:sz w:val="24"/>
                 <w:szCs w:val="24"/>
               </w:rPr>
-              <w:t xml:space="preserve"> TESTS</w:t>
-            </w:r>
-          </w:p>
-          <w:p>
-            <w:pPr>
-              <w:spacing w:line="280" w:lineRule="exact"/>
-              <w:ind w:left="505" w:right="17" w:firstLine="1"/>
-              <w:jc w:val="both"/>
-              <w:rPr>
-                <w:rFonts w:ascii="Arial" w:eastAsia="Arial" w:hAnsi="Arial" w:cs="Arial"/>
-                <w:noProof/>
-                <w:color w:val="000000"/>
-                <w:spacing w:val="4"/>
-                <w:sz w:val="24"/>
-                <w:szCs w:val="24"/>
-              </w:rPr>
-            </w:pPr>
-            <w:r>
-              <w:rPr>
-                <w:rFonts w:ascii="Arial" w:eastAsia="Arial" w:hAnsi="Arial" w:cs="Arial"/>
-                <w:noProof/>
+              <w:t xml:space="preserve"> </w:t>
+            </w:r>
+            <w:r>
+              <w:rPr>
+                <w:rFonts w:eastAsia="Arial" w:cs="Arial" w:ascii="Arial" w:hAnsi="Arial"/>
+                <w:color w:val="000000"/>
+                <w:sz w:val="24"/>
+                <w:szCs w:val="24"/>
+              </w:rPr>
+              <w:t>required</w:t>
+            </w:r>
+            <w:r>
+              <w:rPr>
+                <w:rFonts w:eastAsia="Arial" w:cs="Arial" w:ascii="Arial" w:hAnsi="Arial"/>
                 <w:color w:val="000000"/>
                 <w:spacing w:val="-1"/>
                 <w:sz w:val="24"/>
                 <w:szCs w:val="24"/>
               </w:rPr>
-              <w:t>(2</w:t>
-            </w:r>
-            <w:r>
-              <w:rPr>
-                <w:rFonts w:ascii="Arial" w:eastAsia="Arial" w:hAnsi="Arial" w:cs="Arial"/>
-                <w:noProof/>
+              <w:t xml:space="preserve"> </w:t>
+            </w:r>
+            <w:r>
+              <w:rPr>
+                <w:rFonts w:eastAsia="Arial" w:cs="Arial" w:ascii="Arial" w:hAnsi="Arial"/>
                 <w:color w:val="000000"/>
                 <w:spacing w:val="1"/>
                 <w:sz w:val="24"/>
                 <w:szCs w:val="24"/>
               </w:rPr>
-              <w:t xml:space="preserve"> are</w:t>
-            </w:r>
-            <w:r>
-              <w:rPr>
-                <w:rFonts w:ascii="Arial" w:eastAsia="Arial" w:hAnsi="Arial" w:cs="Arial"/>
-                <w:noProof/>
+              <w:t>and</w:t>
+            </w:r>
+            <w:r>
+              <w:rPr>
+                <w:rFonts w:eastAsia="Arial" w:cs="Arial" w:ascii="Arial" w:hAnsi="Arial"/>
                 <w:color w:val="000000"/>
                 <w:spacing w:val="-1"/>
                 <w:sz w:val="24"/>
                 <w:szCs w:val="24"/>
               </w:rPr>
+              <w:t xml:space="preserve"> may </w:t>
+            </w:r>
+            <w:r>
+              <w:rPr>
+                <w:rFonts w:eastAsia="Arial" w:cs="Arial" w:ascii="Arial" w:hAnsi="Arial"/>
+                <w:color w:val="000000"/>
+                <w:spacing w:val="1"/>
+                <w:sz w:val="24"/>
+                <w:szCs w:val="24"/>
+              </w:rPr>
+              <w:t xml:space="preserve">include </w:t>
+            </w:r>
+            <w:r>
+              <w:rPr>
+                <w:rFonts w:eastAsia="Arial" w:cs="Arial" w:ascii="Arial" w:hAnsi="Arial"/>
+                <w:color w:val="000000"/>
+                <w:spacing w:val="-4"/>
+                <w:sz w:val="24"/>
+                <w:szCs w:val="24"/>
+              </w:rPr>
+              <w:t>the</w:t>
+            </w:r>
+            <w:r>
+              <w:rPr>
+                <w:rFonts w:eastAsia="Arial" w:cs="Arial" w:ascii="Arial" w:hAnsi="Arial"/>
+                <w:color w:val="000000"/>
+                <w:spacing w:val="-13"/>
+                <w:sz w:val="24"/>
+                <w:szCs w:val="24"/>
+              </w:rPr>
               <w:t xml:space="preserve"> </w:t>
             </w:r>
             <w:r>
               <w:rPr>
-                <w:rFonts w:ascii="Arial" w:eastAsia="Arial" w:hAnsi="Arial" w:cs="Arial"/>
-                <w:noProof/>
-                <w:color w:val="000000"/>
-                <w:sz w:val="24"/>
-                <w:szCs w:val="24"/>
-              </w:rPr>
-              <w:t>required</w:t>
-            </w:r>
-            <w:r>
-              <w:rPr>
-                <w:rFonts w:ascii="Arial" w:eastAsia="Arial" w:hAnsi="Arial" w:cs="Arial"/>
-                <w:noProof/>
+                <w:rFonts w:eastAsia="Arial" w:cs="Arial" w:ascii="Arial" w:hAnsi="Arial"/>
                 <w:color w:val="000000"/>
                 <w:spacing w:val="-1"/>
                 <w:sz w:val="24"/>
                 <w:szCs w:val="24"/>
               </w:rPr>
+              <w:t>mid-year</w:t>
+            </w:r>
+            <w:r>
+              <w:rPr>
+                <w:rFonts w:eastAsia="Arial" w:cs="Arial" w:ascii="Arial" w:hAnsi="Arial"/>
+                <w:color w:val="000000"/>
+                <w:spacing w:val="-13"/>
+                <w:sz w:val="24"/>
+                <w:szCs w:val="24"/>
+              </w:rPr>
               <w:t xml:space="preserve"> </w:t>
             </w:r>
             <w:r>
               <w:rPr>
-                <w:rFonts w:ascii="Arial" w:eastAsia="Arial" w:hAnsi="Arial" w:cs="Arial"/>
-                <w:noProof/>
-                <w:color w:val="000000"/>
-                <w:spacing w:val="1"/>
-                <w:sz w:val="24"/>
-                <w:szCs w:val="24"/>
-              </w:rPr>
-              <w:t>and</w:t>
-            </w:r>
-            <w:r>
-              <w:rPr>
-                <w:rFonts w:ascii="Arial" w:eastAsia="Arial" w:hAnsi="Arial" w:cs="Arial"/>
-                <w:noProof/>
+                <w:rFonts w:eastAsia="Arial" w:cs="Arial" w:ascii="Arial" w:hAnsi="Arial"/>
                 <w:color w:val="000000"/>
                 <w:spacing w:val="-1"/>
                 <w:sz w:val="24"/>
                 <w:szCs w:val="24"/>
               </w:rPr>
-              <w:t xml:space="preserve"> may </w:t>
-            </w:r>
-            <w:r>
-              <w:rPr>
-                <w:rFonts w:ascii="Arial" w:eastAsia="Arial" w:hAnsi="Arial" w:cs="Arial"/>
-                <w:noProof/>
-                <w:color w:val="000000"/>
-                <w:spacing w:val="1"/>
-                <w:sz w:val="24"/>
-                <w:szCs w:val="24"/>
-              </w:rPr>
-              <w:t xml:space="preserve">include </w:t>
-            </w:r>
-            <w:r>
-              <w:rPr>
-                <w:rFonts w:ascii="Arial" w:eastAsia="Arial" w:hAnsi="Arial" w:cs="Arial"/>
-                <w:noProof/>
-                <w:color w:val="000000"/>
-                <w:spacing w:val="-4"/>
-                <w:sz w:val="24"/>
-                <w:szCs w:val="24"/>
-              </w:rPr>
-              <w:t>the</w:t>
-            </w:r>
-            <w:r>
-              <w:rPr>
-                <w:rFonts w:ascii="Arial" w:eastAsia="Arial" w:hAnsi="Arial" w:cs="Arial"/>
-                <w:noProof/>
+              <w:t>examination</w:t>
+            </w:r>
+            <w:r>
+              <w:rPr>
+                <w:rFonts w:eastAsia="Arial" w:cs="Arial" w:ascii="Arial" w:hAnsi="Arial"/>
                 <w:color w:val="000000"/>
                 <w:spacing w:val="-13"/>
                 <w:sz w:val="24"/>
@@ -2566,52 +3417,7 @@
             </w:r>
             <w:r>
               <w:rPr>
-                <w:rFonts w:ascii="Arial" w:eastAsia="Arial" w:hAnsi="Arial" w:cs="Arial"/>
-                <w:noProof/>
-                <w:color w:val="000000"/>
-                <w:spacing w:val="-1"/>
-                <w:sz w:val="24"/>
-                <w:szCs w:val="24"/>
-              </w:rPr>
-              <w:t>mid-year</w:t>
-            </w:r>
-            <w:r>
-              <w:rPr>
-                <w:rFonts w:ascii="Arial" w:eastAsia="Arial" w:hAnsi="Arial" w:cs="Arial"/>
-                <w:noProof/>
-                <w:color w:val="000000"/>
-                <w:spacing w:val="-13"/>
-                <w:sz w:val="24"/>
-                <w:szCs w:val="24"/>
-              </w:rPr>
-              <w:t xml:space="preserve"> </w:t>
-            </w:r>
-            <w:r>
-              <w:rPr>
-                <w:rFonts w:ascii="Arial" w:eastAsia="Arial" w:hAnsi="Arial" w:cs="Arial"/>
-                <w:noProof/>
-                <w:color w:val="000000"/>
-                <w:spacing w:val="-1"/>
-                <w:sz w:val="24"/>
-                <w:szCs w:val="24"/>
-              </w:rPr>
-              <w:t>examination</w:t>
-            </w:r>
-            <w:r>
-              <w:rPr>
-                <w:rFonts w:ascii="Arial" w:eastAsia="Arial" w:hAnsi="Arial" w:cs="Arial"/>
-                <w:noProof/>
-                <w:color w:val="000000"/>
-                <w:spacing w:val="-13"/>
-                <w:sz w:val="24"/>
-                <w:szCs w:val="24"/>
-              </w:rPr>
-              <w:t xml:space="preserve"> </w:t>
-            </w:r>
-            <w:r>
-              <w:rPr>
-                <w:rFonts w:ascii="Arial" w:eastAsia="Arial" w:hAnsi="Arial" w:cs="Arial"/>
-                <w:noProof/>
+                <w:rFonts w:eastAsia="Arial" w:cs="Arial" w:ascii="Arial" w:hAnsi="Arial"/>
                 <w:color w:val="000000"/>
                 <w:spacing w:val="-2"/>
                 <w:sz w:val="24"/>
@@ -2628,26 +3434,26 @@
               <w:top w:val="single" w:sz="12" w:space="0" w:color="000000"/>
               <w:left w:val="single" w:sz="4" w:space="0" w:color="000000"/>
               <w:bottom w:val="single" w:sz="4" w:space="0" w:color="000000"/>
+              <w:right w:val="single" w:sz="4" w:space="0" w:color="000000"/>
             </w:tcBorders>
             <w:vAlign w:val="center"/>
           </w:tcPr>
           <w:p>
             <w:pPr>
-              <w:spacing w:line="240" w:lineRule="exact"/>
+              <w:pStyle w:val="Normal"/>
+              <w:spacing w:lineRule="exact" w:line="240"/>
               <w:ind w:firstLine="1"/>
               <w:jc w:val="center"/>
               <w:rPr>
-                <w:rFonts w:ascii="Arial" w:eastAsia="Arial" w:hAnsi="Arial" w:cs="Arial"/>
-                <w:noProof/>
-                <w:color w:val="000000"/>
-                <w:sz w:val="24"/>
-                <w:szCs w:val="24"/>
-              </w:rPr>
-            </w:pPr>
-            <w:r>
-              <w:rPr>
-                <w:rFonts w:ascii="Arial" w:eastAsia="Arial" w:hAnsi="Arial" w:cs="Arial"/>
-                <w:noProof/>
+                <w:rFonts w:ascii="Arial" w:hAnsi="Arial" w:eastAsia="Arial" w:cs="Arial"/>
+                <w:color w:val="000000"/>
+                <w:sz w:val="24"/>
+                <w:szCs w:val="24"/>
+              </w:rPr>
+            </w:pPr>
+            <w:r>
+              <w:rPr>
+                <w:rFonts w:eastAsia="Arial" w:cs="Arial" w:ascii="Arial" w:hAnsi="Arial"/>
                 <w:color w:val="000000"/>
                 <w:sz w:val="24"/>
                 <w:szCs w:val="24"/>
@@ -2658,30 +3464,31 @@
         </w:tc>
         <w:tc>
           <w:tcPr>
-            <w:tcW w:w="1133" w:type="dxa"/>
+            <w:tcW w:w="1132" w:type="dxa"/>
             <w:tcBorders>
               <w:top w:val="single" w:sz="12" w:space="0" w:color="000000"/>
+              <w:left w:val="single" w:sz="4" w:space="0" w:color="000000"/>
               <w:bottom w:val="single" w:sz="4" w:space="0" w:color="000000"/>
+              <w:right w:val="single" w:sz="4" w:space="0" w:color="000000"/>
             </w:tcBorders>
             <w:vAlign w:val="center"/>
           </w:tcPr>
           <w:p>
             <w:pPr>
-              <w:spacing w:before="19" w:line="240" w:lineRule="exact"/>
-              <w:ind w:left="78" w:firstLine="1"/>
+              <w:pStyle w:val="Normal"/>
+              <w:spacing w:lineRule="exact" w:line="240" w:before="19" w:after="0"/>
+              <w:ind w:firstLine="1" w:left="78"/>
               <w:jc w:val="center"/>
               <w:rPr>
-                <w:rFonts w:ascii="Arial" w:eastAsia="Arial" w:hAnsi="Arial" w:cs="Arial"/>
-                <w:noProof/>
-                <w:color w:val="000000"/>
-                <w:sz w:val="24"/>
-                <w:szCs w:val="24"/>
-              </w:rPr>
-            </w:pPr>
-            <w:r>
-              <w:rPr>
-                <w:rFonts w:ascii="Arial" w:eastAsia="Arial" w:hAnsi="Arial" w:cs="Arial"/>
-                <w:noProof/>
+                <w:rFonts w:ascii="Arial" w:hAnsi="Arial" w:eastAsia="Arial" w:cs="Arial"/>
+                <w:color w:val="000000"/>
+                <w:sz w:val="24"/>
+                <w:szCs w:val="24"/>
+              </w:rPr>
+            </w:pPr>
+            <w:r>
+              <w:rPr>
+                <w:rFonts w:eastAsia="Arial" w:cs="Arial" w:ascii="Arial" w:hAnsi="Arial"/>
                 <w:color w:val="000000"/>
                 <w:sz w:val="24"/>
                 <w:szCs w:val="24"/>
@@ -2692,30 +3499,31 @@
         </w:tc>
         <w:tc>
           <w:tcPr>
-            <w:tcW w:w="1560" w:type="dxa"/>
+            <w:tcW w:w="1561" w:type="dxa"/>
             <w:tcBorders>
               <w:top w:val="single" w:sz="12" w:space="0" w:color="000000"/>
+              <w:left w:val="single" w:sz="4" w:space="0" w:color="000000"/>
               <w:bottom w:val="single" w:sz="4" w:space="0" w:color="000000"/>
+              <w:right w:val="single" w:sz="4" w:space="0" w:color="000000"/>
             </w:tcBorders>
             <w:vAlign w:val="center"/>
           </w:tcPr>
           <w:p>
             <w:pPr>
-              <w:spacing w:before="19" w:line="240" w:lineRule="exact"/>
-              <w:ind w:left="78" w:firstLine="1"/>
+              <w:pStyle w:val="Normal"/>
+              <w:spacing w:lineRule="exact" w:line="240" w:before="19" w:after="0"/>
+              <w:ind w:firstLine="1" w:left="78"/>
               <w:jc w:val="center"/>
               <w:rPr>
-                <w:rFonts w:ascii="Arial" w:eastAsia="Arial" w:hAnsi="Arial" w:cs="Arial"/>
-                <w:noProof/>
-                <w:color w:val="000000"/>
-                <w:sz w:val="24"/>
-                <w:szCs w:val="24"/>
-              </w:rPr>
-            </w:pPr>
-            <w:r>
-              <w:rPr>
-                <w:rFonts w:ascii="Arial" w:eastAsia="Arial" w:hAnsi="Arial" w:cs="Arial"/>
-                <w:noProof/>
+                <w:rFonts w:ascii="Arial" w:hAnsi="Arial" w:eastAsia="Arial" w:cs="Arial"/>
+                <w:color w:val="000000"/>
+                <w:sz w:val="24"/>
+                <w:szCs w:val="24"/>
+              </w:rPr>
+            </w:pPr>
+            <w:r>
+              <w:rPr>
+                <w:rFonts w:eastAsia="Arial" w:cs="Arial" w:ascii="Arial" w:hAnsi="Arial"/>
                 <w:color w:val="000000"/>
                 <w:sz w:val="24"/>
                 <w:szCs w:val="24"/>
@@ -2729,18 +3537,20 @@
             <w:tcW w:w="2038" w:type="dxa"/>
             <w:tcBorders>
               <w:top w:val="single" w:sz="12" w:space="0" w:color="000000"/>
+              <w:left w:val="single" w:sz="4" w:space="0" w:color="000000"/>
               <w:bottom w:val="single" w:sz="4" w:space="0" w:color="000000"/>
+              <w:right w:val="single" w:sz="12" w:space="0" w:color="000000"/>
             </w:tcBorders>
             <w:vAlign w:val="center"/>
           </w:tcPr>
           <w:p>
             <w:pPr>
-              <w:spacing w:line="240" w:lineRule="exact"/>
-              <w:ind w:left="40" w:firstLine="1"/>
+              <w:pStyle w:val="Normal"/>
+              <w:spacing w:lineRule="exact" w:line="240"/>
+              <w:ind w:firstLine="1" w:left="40"/>
               <w:jc w:val="center"/>
               <w:rPr>
-                <w:rFonts w:ascii="Arial" w:eastAsia="Arial" w:hAnsi="Arial" w:cs="Arial"/>
-                <w:noProof/>
+                <w:rFonts w:ascii="Arial" w:hAnsi="Arial" w:eastAsia="Arial" w:cs="Arial"/>
                 <w:color w:val="000000"/>
                 <w:spacing w:val="2"/>
                 <w:sz w:val="24"/>
@@ -2749,8 +3559,7 @@
             </w:pPr>
             <w:r>
               <w:rPr>
-                <w:rFonts w:ascii="Arial" w:eastAsia="Arial" w:hAnsi="Arial" w:cs="Arial"/>
-                <w:noProof/>
+                <w:rFonts w:eastAsia="Arial" w:cs="Arial" w:ascii="Arial" w:hAnsi="Arial"/>
                 <w:color w:val="000000"/>
                 <w:sz w:val="24"/>
                 <w:szCs w:val="24"/>
@@ -2759,8 +3568,7 @@
             </w:r>
             <w:r>
               <w:rPr>
-                <w:rFonts w:ascii="Arial" w:eastAsia="Arial" w:hAnsi="Arial" w:cs="Arial"/>
-                <w:noProof/>
+                <w:rFonts w:eastAsia="Arial" w:cs="Arial" w:ascii="Arial" w:hAnsi="Arial"/>
                 <w:color w:val="000000"/>
                 <w:spacing w:val="1"/>
                 <w:sz w:val="24"/>
@@ -2773,18 +3581,27 @@
       </w:tr>
       <w:tr>
         <w:trPr>
-          <w:trHeight w:hRule="exact" w:val="487"/>
+          <w:trHeight w:val="487" w:hRule="exact"/>
         </w:trPr>
         <w:tc>
           <w:tcPr>
             <w:tcW w:w="4079" w:type="dxa"/>
-            <w:vMerge/>
-            <w:tcBorders>
-              <w:top w:val="none" w:sz="0" w:space="0" w:color="000000"/>
+            <w:vMerge w:val="continue"/>
+            <w:tcBorders>
+              <w:left w:val="single" w:sz="12" w:space="0" w:color="000000"/>
+              <w:bottom w:val="single" w:sz="12" w:space="0" w:color="000000"/>
               <w:right w:val="single" w:sz="4" w:space="0" w:color="000000"/>
             </w:tcBorders>
           </w:tcPr>
-          <w:p/>
+          <w:p>
+            <w:pPr>
+              <w:pStyle w:val="Normal"/>
+              <w:rPr/>
+            </w:pPr>
+            <w:r>
+              <w:rPr/>
+            </w:r>
+          </w:p>
         </w:tc>
         <w:tc>
           <w:tcPr>
@@ -2792,26 +3609,27 @@
             <w:tcBorders>
               <w:top w:val="single" w:sz="4" w:space="0" w:color="000000"/>
               <w:left w:val="single" w:sz="4" w:space="0" w:color="000000"/>
+              <w:bottom w:val="single" w:sz="12" w:space="0" w:color="000000"/>
+              <w:right w:val="single" w:sz="4" w:space="0" w:color="000000"/>
             </w:tcBorders>
             <w:vAlign w:val="center"/>
           </w:tcPr>
           <w:p>
             <w:pPr>
-              <w:spacing w:line="240" w:lineRule="exact"/>
+              <w:pStyle w:val="Normal"/>
+              <w:spacing w:lineRule="exact" w:line="240"/>
               <w:ind w:firstLine="1"/>
               <w:jc w:val="center"/>
               <w:rPr>
-                <w:rFonts w:ascii="Arial" w:eastAsia="Arial" w:hAnsi="Arial" w:cs="Arial"/>
-                <w:noProof/>
-                <w:color w:val="000000"/>
-                <w:sz w:val="24"/>
-                <w:szCs w:val="24"/>
-              </w:rPr>
-            </w:pPr>
-            <w:r>
-              <w:rPr>
-                <w:rFonts w:ascii="Arial" w:eastAsia="Arial" w:hAnsi="Arial" w:cs="Arial"/>
-                <w:noProof/>
+                <w:rFonts w:ascii="Arial" w:hAnsi="Arial" w:eastAsia="Arial" w:cs="Arial"/>
+                <w:color w:val="000000"/>
+                <w:sz w:val="24"/>
+                <w:szCs w:val="24"/>
+              </w:rPr>
+            </w:pPr>
+            <w:r>
+              <w:rPr>
+                <w:rFonts w:eastAsia="Arial" w:cs="Arial" w:ascii="Arial" w:hAnsi="Arial"/>
                 <w:color w:val="000000"/>
                 <w:sz w:val="24"/>
                 <w:szCs w:val="24"/>
@@ -2822,29 +3640,31 @@
         </w:tc>
         <w:tc>
           <w:tcPr>
-            <w:tcW w:w="1133" w:type="dxa"/>
+            <w:tcW w:w="1132" w:type="dxa"/>
             <w:tcBorders>
               <w:top w:val="single" w:sz="4" w:space="0" w:color="000000"/>
+              <w:left w:val="single" w:sz="4" w:space="0" w:color="000000"/>
+              <w:bottom w:val="single" w:sz="12" w:space="0" w:color="000000"/>
+              <w:right w:val="single" w:sz="4" w:space="0" w:color="000000"/>
             </w:tcBorders>
             <w:vAlign w:val="center"/>
           </w:tcPr>
           <w:p>
             <w:pPr>
-              <w:spacing w:before="19" w:line="240" w:lineRule="exact"/>
-              <w:ind w:left="78" w:firstLine="1"/>
+              <w:pStyle w:val="Normal"/>
+              <w:spacing w:lineRule="exact" w:line="240" w:before="19" w:after="0"/>
+              <w:ind w:firstLine="1" w:left="78"/>
               <w:jc w:val="center"/>
               <w:rPr>
-                <w:rFonts w:ascii="Arial" w:eastAsia="Arial" w:hAnsi="Arial" w:cs="Arial"/>
-                <w:noProof/>
-                <w:color w:val="000000"/>
-                <w:sz w:val="24"/>
-                <w:szCs w:val="24"/>
-              </w:rPr>
-            </w:pPr>
-            <w:r>
-              <w:rPr>
-                <w:rFonts w:ascii="Arial" w:eastAsia="Arial" w:hAnsi="Arial" w:cs="Arial"/>
-                <w:noProof/>
+                <w:rFonts w:ascii="Arial" w:hAnsi="Arial" w:eastAsia="Arial" w:cs="Arial"/>
+                <w:color w:val="000000"/>
+                <w:sz w:val="24"/>
+                <w:szCs w:val="24"/>
+              </w:rPr>
+            </w:pPr>
+            <w:r>
+              <w:rPr>
+                <w:rFonts w:eastAsia="Arial" w:cs="Arial" w:ascii="Arial" w:hAnsi="Arial"/>
                 <w:color w:val="000000"/>
                 <w:sz w:val="24"/>
                 <w:szCs w:val="24"/>
@@ -2855,29 +3675,31 @@
         </w:tc>
         <w:tc>
           <w:tcPr>
-            <w:tcW w:w="1560" w:type="dxa"/>
+            <w:tcW w:w="1561" w:type="dxa"/>
             <w:tcBorders>
               <w:top w:val="single" w:sz="4" w:space="0" w:color="000000"/>
+              <w:left w:val="single" w:sz="4" w:space="0" w:color="000000"/>
+              <w:bottom w:val="single" w:sz="12" w:space="0" w:color="000000"/>
+              <w:right w:val="single" w:sz="4" w:space="0" w:color="000000"/>
             </w:tcBorders>
             <w:vAlign w:val="center"/>
           </w:tcPr>
           <w:p>
             <w:pPr>
-              <w:spacing w:before="19" w:line="240" w:lineRule="exact"/>
-              <w:ind w:left="78" w:firstLine="1"/>
+              <w:pStyle w:val="Normal"/>
+              <w:spacing w:lineRule="exact" w:line="240" w:before="19" w:after="0"/>
+              <w:ind w:firstLine="1" w:left="78"/>
               <w:jc w:val="center"/>
               <w:rPr>
-                <w:rFonts w:ascii="Arial" w:eastAsia="Arial" w:hAnsi="Arial" w:cs="Arial"/>
-                <w:noProof/>
-                <w:color w:val="000000"/>
-                <w:sz w:val="24"/>
-                <w:szCs w:val="24"/>
-              </w:rPr>
-            </w:pPr>
-            <w:r>
-              <w:rPr>
-                <w:rFonts w:ascii="Arial" w:eastAsia="Arial" w:hAnsi="Arial" w:cs="Arial"/>
-                <w:noProof/>
+                <w:rFonts w:ascii="Arial" w:hAnsi="Arial" w:eastAsia="Arial" w:cs="Arial"/>
+                <w:color w:val="000000"/>
+                <w:sz w:val="24"/>
+                <w:szCs w:val="24"/>
+              </w:rPr>
+            </w:pPr>
+            <w:r>
+              <w:rPr>
+                <w:rFonts w:eastAsia="Arial" w:cs="Arial" w:ascii="Arial" w:hAnsi="Arial"/>
                 <w:color w:val="000000"/>
                 <w:sz w:val="24"/>
                 <w:szCs w:val="24"/>
@@ -2891,17 +3713,20 @@
             <w:tcW w:w="2038" w:type="dxa"/>
             <w:tcBorders>
               <w:top w:val="single" w:sz="4" w:space="0" w:color="000000"/>
+              <w:left w:val="single" w:sz="4" w:space="0" w:color="000000"/>
+              <w:bottom w:val="single" w:sz="12" w:space="0" w:color="000000"/>
+              <w:right w:val="single" w:sz="12" w:space="0" w:color="000000"/>
             </w:tcBorders>
             <w:vAlign w:val="center"/>
           </w:tcPr>
           <w:p>
             <w:pPr>
-              <w:spacing w:line="240" w:lineRule="exact"/>
-              <w:ind w:left="40" w:firstLine="1"/>
+              <w:pStyle w:val="Normal"/>
+              <w:spacing w:lineRule="exact" w:line="240"/>
+              <w:ind w:firstLine="1" w:left="40"/>
               <w:jc w:val="center"/>
               <w:rPr>
-                <w:rFonts w:ascii="Arial" w:eastAsia="Arial" w:hAnsi="Arial" w:cs="Arial"/>
-                <w:noProof/>
+                <w:rFonts w:ascii="Arial" w:hAnsi="Arial" w:eastAsia="Arial" w:cs="Arial"/>
                 <w:color w:val="000000"/>
                 <w:spacing w:val="2"/>
                 <w:sz w:val="24"/>
@@ -2910,8 +3735,7 @@
             </w:pPr>
             <w:r>
               <w:rPr>
-                <w:rFonts w:ascii="Arial" w:eastAsia="Arial" w:hAnsi="Arial" w:cs="Arial"/>
-                <w:noProof/>
+                <w:rFonts w:eastAsia="Arial" w:cs="Arial" w:ascii="Arial" w:hAnsi="Arial"/>
                 <w:color w:val="000000"/>
                 <w:sz w:val="24"/>
                 <w:szCs w:val="24"/>
@@ -2920,8 +3744,7 @@
             </w:r>
             <w:r>
               <w:rPr>
-                <w:rFonts w:ascii="Arial" w:eastAsia="Arial" w:hAnsi="Arial" w:cs="Arial"/>
-                <w:noProof/>
+                <w:rFonts w:eastAsia="Arial" w:cs="Arial" w:ascii="Arial" w:hAnsi="Arial"/>
                 <w:color w:val="000000"/>
                 <w:spacing w:val="1"/>
                 <w:sz w:val="24"/>
@@ -2934,25 +3757,28 @@
       </w:tr>
       <w:tr>
         <w:trPr>
-          <w:trHeight w:val="356"/>
+          <w:trHeight w:val="356" w:hRule="atLeast"/>
         </w:trPr>
         <w:tc>
           <w:tcPr>
             <w:tcW w:w="4079" w:type="dxa"/>
             <w:tcBorders>
+              <w:top w:val="single" w:sz="12" w:space="0" w:color="000000"/>
+              <w:left w:val="single" w:sz="12" w:space="0" w:color="000000"/>
+              <w:bottom w:val="single" w:sz="12" w:space="0" w:color="000000"/>
               <w:right w:val="single" w:sz="4" w:space="0" w:color="000000"/>
             </w:tcBorders>
             <w:vAlign w:val="center"/>
           </w:tcPr>
           <w:p>
             <w:pPr>
-              <w:spacing w:line="240" w:lineRule="exact"/>
-              <w:ind w:left="78" w:firstLine="1"/>
-              <w:rPr>
-                <w:rFonts w:ascii="Arial" w:eastAsia="Arial" w:hAnsi="Arial" w:cs="Arial"/>
-                <w:b/>
-                <w:bCs/>
-                <w:noProof/>
+              <w:pStyle w:val="Normal"/>
+              <w:spacing w:lineRule="exact" w:line="240"/>
+              <w:ind w:firstLine="1" w:left="78"/>
+              <w:rPr>
+                <w:rFonts w:ascii="Arial" w:hAnsi="Arial" w:eastAsia="Arial" w:cs="Arial"/>
+                <w:b/>
+                <w:bCs/>
                 <w:color w:val="000000"/>
                 <w:spacing w:val="-1"/>
                 <w:sz w:val="24"/>
@@ -2961,10 +3787,9 @@
             </w:pPr>
             <w:r>
               <w:rPr>
-                <w:rFonts w:ascii="Arial" w:eastAsia="Arial" w:hAnsi="Arial" w:cs="Arial"/>
-                <w:b/>
-                <w:bCs/>
-                <w:noProof/>
+                <w:rFonts w:eastAsia="Arial" w:cs="Arial" w:ascii="Arial" w:hAnsi="Arial"/>
+                <w:b/>
+                <w:bCs/>
                 <w:color w:val="000000"/>
                 <w:sz w:val="24"/>
                 <w:szCs w:val="24"/>
@@ -2973,10 +3798,9 @@
             </w:r>
             <w:r>
               <w:rPr>
-                <w:rFonts w:ascii="Arial" w:eastAsia="Arial" w:hAnsi="Arial" w:cs="Arial"/>
-                <w:b/>
-                <w:bCs/>
-                <w:noProof/>
+                <w:rFonts w:eastAsia="Arial" w:cs="Arial" w:ascii="Arial" w:hAnsi="Arial"/>
+                <w:b/>
+                <w:bCs/>
                 <w:color w:val="000000"/>
                 <w:spacing w:val="-2"/>
                 <w:sz w:val="24"/>
@@ -2986,10 +3810,9 @@
             </w:r>
             <w:r>
               <w:rPr>
-                <w:rFonts w:ascii="Arial" w:eastAsia="Arial" w:hAnsi="Arial" w:cs="Arial"/>
-                <w:b/>
-                <w:bCs/>
-                <w:noProof/>
+                <w:rFonts w:eastAsia="Arial" w:cs="Arial" w:ascii="Arial" w:hAnsi="Arial"/>
+                <w:b/>
+                <w:bCs/>
                 <w:color w:val="000000"/>
                 <w:spacing w:val="-1"/>
                 <w:sz w:val="24"/>
@@ -2999,10 +3822,9 @@
             </w:r>
             <w:r>
               <w:rPr>
-                <w:rFonts w:ascii="Arial" w:eastAsia="Arial" w:hAnsi="Arial" w:cs="Arial"/>
-                <w:b/>
-                <w:bCs/>
-                <w:noProof/>
+                <w:rFonts w:eastAsia="Arial" w:cs="Arial" w:ascii="Arial" w:hAnsi="Arial"/>
+                <w:b/>
+                <w:bCs/>
                 <w:color w:val="000000"/>
                 <w:spacing w:val="-2"/>
                 <w:sz w:val="24"/>
@@ -3012,10 +3834,9 @@
             </w:r>
             <w:r>
               <w:rPr>
-                <w:rFonts w:ascii="Arial" w:eastAsia="Arial" w:hAnsi="Arial" w:cs="Arial"/>
-                <w:b/>
-                <w:bCs/>
-                <w:noProof/>
+                <w:rFonts w:eastAsia="Arial" w:cs="Arial" w:ascii="Arial" w:hAnsi="Arial"/>
+                <w:b/>
+                <w:bCs/>
                 <w:color w:val="000000"/>
                 <w:sz w:val="24"/>
                 <w:szCs w:val="24"/>
@@ -3024,10 +3845,9 @@
             </w:r>
             <w:r>
               <w:rPr>
-                <w:rFonts w:ascii="Arial" w:eastAsia="Arial" w:hAnsi="Arial" w:cs="Arial"/>
-                <w:b/>
-                <w:bCs/>
-                <w:noProof/>
+                <w:rFonts w:eastAsia="Arial" w:cs="Arial" w:ascii="Arial" w:hAnsi="Arial"/>
+                <w:b/>
+                <w:bCs/>
                 <w:color w:val="000000"/>
                 <w:spacing w:val="-1"/>
                 <w:sz w:val="24"/>
@@ -3041,85 +3861,136 @@
           <w:tcPr>
             <w:tcW w:w="847" w:type="dxa"/>
             <w:tcBorders>
+              <w:top w:val="single" w:sz="12" w:space="0" w:color="000000"/>
               <w:left w:val="single" w:sz="4" w:space="0" w:color="000000"/>
-            </w:tcBorders>
-            <w:shd w:val="clear" w:color="000000" w:fill="808080"/>
-          </w:tcPr>
-          <w:p>
-            <w:pPr>
-              <w:spacing w:line="240" w:lineRule="exact"/>
-              <w:ind w:left="78" w:firstLine="1"/>
-              <w:rPr>
-                <w:rFonts w:ascii="Arial" w:eastAsia="Arial" w:hAnsi="Arial" w:cs="Arial"/>
-                <w:b/>
-                <w:bCs/>
-                <w:noProof/>
-                <w:color w:val="000000"/>
-                <w:sz w:val="24"/>
-                <w:szCs w:val="24"/>
-              </w:rPr>
-            </w:pPr>
-          </w:p>
-        </w:tc>
-        <w:tc>
-          <w:tcPr>
-            <w:tcW w:w="1133" w:type="dxa"/>
-            <w:shd w:val="clear" w:color="000000" w:fill="808080"/>
+              <w:bottom w:val="single" w:sz="12" w:space="0" w:color="000000"/>
+              <w:right w:val="single" w:sz="4" w:space="0" w:color="000000"/>
+            </w:tcBorders>
+            <w:shd w:color="000000" w:fill="808080" w:val="clear"/>
+          </w:tcPr>
+          <w:p>
+            <w:pPr>
+              <w:pStyle w:val="Normal"/>
+              <w:spacing w:lineRule="exact" w:line="240"/>
+              <w:ind w:firstLine="1" w:left="78"/>
+              <w:rPr>
+                <w:rFonts w:ascii="Arial" w:hAnsi="Arial" w:eastAsia="Arial" w:cs="Arial"/>
+                <w:b/>
+                <w:bCs/>
+                <w:color w:val="000000"/>
+                <w:sz w:val="24"/>
+                <w:szCs w:val="24"/>
+              </w:rPr>
+            </w:pPr>
+            <w:r>
+              <w:rPr>
+                <w:rFonts w:eastAsia="Arial" w:cs="Arial" w:ascii="Arial" w:hAnsi="Arial"/>
+                <w:b/>
+                <w:bCs/>
+                <w:color w:val="000000"/>
+                <w:sz w:val="24"/>
+                <w:szCs w:val="24"/>
+              </w:rPr>
+            </w:r>
+          </w:p>
+        </w:tc>
+        <w:tc>
+          <w:tcPr>
+            <w:tcW w:w="1132" w:type="dxa"/>
+            <w:tcBorders>
+              <w:top w:val="single" w:sz="12" w:space="0" w:color="000000"/>
+              <w:left w:val="single" w:sz="4" w:space="0" w:color="000000"/>
+              <w:bottom w:val="single" w:sz="12" w:space="0" w:color="000000"/>
+              <w:right w:val="single" w:sz="4" w:space="0" w:color="000000"/>
+            </w:tcBorders>
+            <w:shd w:color="000000" w:fill="808080" w:val="clear"/>
             <w:vAlign w:val="center"/>
           </w:tcPr>
           <w:p>
             <w:pPr>
-              <w:spacing w:line="240" w:lineRule="exact"/>
-              <w:ind w:left="78" w:firstLine="1"/>
+              <w:pStyle w:val="Normal"/>
+              <w:spacing w:lineRule="exact" w:line="240"/>
+              <w:ind w:firstLine="1" w:left="78"/>
               <w:jc w:val="center"/>
               <w:rPr>
-                <w:rFonts w:ascii="Arial" w:eastAsia="Arial" w:hAnsi="Arial" w:cs="Arial"/>
-                <w:b/>
-                <w:bCs/>
-                <w:noProof/>
-                <w:color w:val="000000"/>
-                <w:sz w:val="24"/>
-                <w:szCs w:val="24"/>
-              </w:rPr>
-            </w:pPr>
-          </w:p>
-        </w:tc>
-        <w:tc>
-          <w:tcPr>
-            <w:tcW w:w="1560" w:type="dxa"/>
-            <w:shd w:val="clear" w:color="000000" w:fill="808080"/>
+                <w:rFonts w:ascii="Arial" w:hAnsi="Arial" w:eastAsia="Arial" w:cs="Arial"/>
+                <w:b/>
+                <w:bCs/>
+                <w:color w:val="000000"/>
+                <w:sz w:val="24"/>
+                <w:szCs w:val="24"/>
+              </w:rPr>
+            </w:pPr>
+            <w:r>
+              <w:rPr>
+                <w:rFonts w:eastAsia="Arial" w:cs="Arial" w:ascii="Arial" w:hAnsi="Arial"/>
+                <w:b/>
+                <w:bCs/>
+                <w:color w:val="000000"/>
+                <w:sz w:val="24"/>
+                <w:szCs w:val="24"/>
+              </w:rPr>
+            </w:r>
+          </w:p>
+        </w:tc>
+        <w:tc>
+          <w:tcPr>
+            <w:tcW w:w="1561" w:type="dxa"/>
+            <w:tcBorders>
+              <w:top w:val="single" w:sz="12" w:space="0" w:color="000000"/>
+              <w:left w:val="single" w:sz="4" w:space="0" w:color="000000"/>
+              <w:bottom w:val="single" w:sz="12" w:space="0" w:color="000000"/>
+              <w:right w:val="single" w:sz="4" w:space="0" w:color="000000"/>
+            </w:tcBorders>
+            <w:shd w:color="000000" w:fill="808080" w:val="clear"/>
             <w:vAlign w:val="center"/>
           </w:tcPr>
           <w:p>
             <w:pPr>
-              <w:spacing w:line="240" w:lineRule="exact"/>
-              <w:ind w:left="78" w:firstLine="1"/>
+              <w:pStyle w:val="Normal"/>
+              <w:spacing w:lineRule="exact" w:line="240"/>
+              <w:ind w:firstLine="1" w:left="78"/>
               <w:jc w:val="center"/>
               <w:rPr>
-                <w:rFonts w:ascii="Arial" w:eastAsia="Arial" w:hAnsi="Arial" w:cs="Arial"/>
-                <w:b/>
-                <w:bCs/>
-                <w:noProof/>
-                <w:color w:val="000000"/>
-                <w:sz w:val="24"/>
-                <w:szCs w:val="24"/>
-              </w:rPr>
-            </w:pPr>
+                <w:rFonts w:ascii="Arial" w:hAnsi="Arial" w:eastAsia="Arial" w:cs="Arial"/>
+                <w:b/>
+                <w:bCs/>
+                <w:color w:val="000000"/>
+                <w:sz w:val="24"/>
+                <w:szCs w:val="24"/>
+              </w:rPr>
+            </w:pPr>
+            <w:r>
+              <w:rPr>
+                <w:rFonts w:eastAsia="Arial" w:cs="Arial" w:ascii="Arial" w:hAnsi="Arial"/>
+                <w:b/>
+                <w:bCs/>
+                <w:color w:val="000000"/>
+                <w:sz w:val="24"/>
+                <w:szCs w:val="24"/>
+              </w:rPr>
+            </w:r>
           </w:p>
         </w:tc>
         <w:tc>
           <w:tcPr>
             <w:tcW w:w="2038" w:type="dxa"/>
+            <w:tcBorders>
+              <w:top w:val="single" w:sz="12" w:space="0" w:color="000000"/>
+              <w:left w:val="single" w:sz="4" w:space="0" w:color="000000"/>
+              <w:bottom w:val="single" w:sz="12" w:space="0" w:color="000000"/>
+              <w:right w:val="single" w:sz="12" w:space="0" w:color="000000"/>
+            </w:tcBorders>
             <w:vAlign w:val="center"/>
           </w:tcPr>
           <w:p>
             <w:pPr>
-              <w:spacing w:line="240" w:lineRule="exact"/>
-              <w:ind w:left="40" w:firstLine="1"/>
+              <w:pStyle w:val="Normal"/>
+              <w:spacing w:lineRule="exact" w:line="240"/>
+              <w:ind w:firstLine="1" w:left="40"/>
               <w:jc w:val="center"/>
               <w:rPr>
-                <w:rFonts w:ascii="Arial" w:eastAsia="Arial" w:hAnsi="Arial" w:cs="Arial"/>
-                <w:noProof/>
+                <w:rFonts w:ascii="Arial" w:hAnsi="Arial" w:eastAsia="Arial" w:cs="Arial"/>
                 <w:color w:val="000000"/>
                 <w:spacing w:val="2"/>
                 <w:sz w:val="24"/>
@@ -3128,8 +3999,7 @@
             </w:pPr>
             <w:r>
               <w:rPr>
-                <w:rFonts w:ascii="Arial" w:eastAsia="Arial" w:hAnsi="Arial" w:cs="Arial"/>
-                <w:noProof/>
+                <w:rFonts w:eastAsia="Arial" w:cs="Arial" w:ascii="Arial" w:hAnsi="Arial"/>
                 <w:color w:val="000000"/>
                 <w:spacing w:val="1"/>
                 <w:sz w:val="24"/>
@@ -3142,23 +4012,26 @@
       </w:tr>
       <w:tr>
         <w:trPr>
-          <w:trHeight w:hRule="exact" w:val="566"/>
+          <w:trHeight w:val="566" w:hRule="exact"/>
         </w:trPr>
         <w:tc>
           <w:tcPr>
             <w:tcW w:w="4079" w:type="dxa"/>
             <w:vMerge w:val="restart"/>
             <w:tcBorders>
+              <w:top w:val="single" w:sz="12" w:space="0" w:color="000000"/>
+              <w:left w:val="single" w:sz="12" w:space="0" w:color="000000"/>
+              <w:bottom w:val="single" w:sz="12" w:space="0" w:color="000000"/>
               <w:right w:val="single" w:sz="24" w:space="0" w:color="000000"/>
             </w:tcBorders>
           </w:tcPr>
           <w:p>
             <w:pPr>
-              <w:spacing w:after="36" w:line="280" w:lineRule="exact"/>
-              <w:ind w:left="505" w:right="980" w:hanging="427"/>
-              <w:rPr>
-                <w:rFonts w:ascii="Arial" w:eastAsia="Arial" w:hAnsi="Arial" w:cs="Arial"/>
-                <w:noProof/>
+              <w:pStyle w:val="Normal"/>
+              <w:spacing w:lineRule="exact" w:line="280" w:before="0" w:after="36"/>
+              <w:ind w:hanging="427" w:left="505" w:right="980"/>
+              <w:rPr>
+                <w:rFonts w:ascii="Arial" w:hAnsi="Arial" w:eastAsia="Arial" w:cs="Arial"/>
                 <w:color w:val="000000"/>
                 <w:spacing w:val="2"/>
                 <w:sz w:val="24"/>
@@ -3167,8 +4040,7 @@
             </w:pPr>
             <w:r>
               <w:rPr>
-                <w:rFonts w:ascii="Arial" w:eastAsia="Arial" w:hAnsi="Arial" w:cs="Arial"/>
-                <w:noProof/>
+                <w:rFonts w:eastAsia="Arial" w:cs="Arial" w:ascii="Arial" w:hAnsi="Arial"/>
                 <w:color w:val="000000"/>
                 <w:spacing w:val="1"/>
                 <w:sz w:val="24"/>
@@ -3178,8 +4050,7 @@
             </w:r>
             <w:r>
               <w:rPr>
-                <w:rFonts w:ascii="Arial" w:eastAsia="Arial" w:hAnsi="Arial" w:cs="Arial"/>
-                <w:noProof/>
+                <w:rFonts w:eastAsia="Arial" w:cs="Arial" w:ascii="Arial" w:hAnsi="Arial"/>
                 <w:color w:val="000000"/>
                 <w:spacing w:val="159"/>
                 <w:sz w:val="24"/>
@@ -3189,8 +4060,7 @@
             </w:r>
             <w:r>
               <w:rPr>
-                <w:rFonts w:ascii="Arial" w:eastAsia="Arial" w:hAnsi="Arial" w:cs="Arial"/>
-                <w:noProof/>
+                <w:rFonts w:eastAsia="Arial" w:cs="Arial" w:ascii="Arial" w:hAnsi="Arial"/>
                 <w:color w:val="000000"/>
                 <w:sz w:val="24"/>
                 <w:szCs w:val="24"/>
@@ -3199,8 +4069,7 @@
             </w:r>
             <w:r>
               <w:rPr>
-                <w:rFonts w:ascii="Arial" w:eastAsia="Arial" w:hAnsi="Arial" w:cs="Arial"/>
-                <w:noProof/>
+                <w:rFonts w:eastAsia="Arial" w:cs="Arial" w:ascii="Arial" w:hAnsi="Arial"/>
                 <w:color w:val="000000"/>
                 <w:spacing w:val="1"/>
                 <w:sz w:val="24"/>
@@ -3214,28 +4083,29 @@
           <w:tcPr>
             <w:tcW w:w="847" w:type="dxa"/>
             <w:tcBorders>
+              <w:top w:val="single" w:sz="12" w:space="0" w:color="000000"/>
               <w:left w:val="single" w:sz="24" w:space="0" w:color="000000"/>
               <w:bottom w:val="single" w:sz="4" w:space="0" w:color="000000"/>
+              <w:right w:val="single" w:sz="4" w:space="0" w:color="000000"/>
             </w:tcBorders>
             <w:vAlign w:val="center"/>
           </w:tcPr>
           <w:p>
             <w:pPr>
-              <w:spacing w:line="240" w:lineRule="exact"/>
-              <w:ind w:left="-60" w:firstLine="1"/>
+              <w:pStyle w:val="Normal"/>
+              <w:spacing w:lineRule="exact" w:line="240"/>
+              <w:ind w:firstLine="1" w:left="-60"/>
               <w:jc w:val="center"/>
               <w:rPr>
-                <w:rFonts w:ascii="Arial" w:eastAsia="Arial" w:hAnsi="Arial" w:cs="Arial"/>
-                <w:noProof/>
-                <w:color w:val="000000"/>
-                <w:sz w:val="24"/>
-                <w:szCs w:val="24"/>
-              </w:rPr>
-            </w:pPr>
-            <w:r>
-              <w:rPr>
-                <w:rFonts w:ascii="Arial" w:eastAsia="Arial" w:hAnsi="Arial" w:cs="Arial"/>
-                <w:noProof/>
+                <w:rFonts w:ascii="Arial" w:hAnsi="Arial" w:eastAsia="Arial" w:cs="Arial"/>
+                <w:color w:val="000000"/>
+                <w:sz w:val="24"/>
+                <w:szCs w:val="24"/>
+              </w:rPr>
+            </w:pPr>
+            <w:r>
+              <w:rPr>
+                <w:rFonts w:eastAsia="Arial" w:cs="Arial" w:ascii="Arial" w:hAnsi="Arial"/>
                 <w:color w:val="000000"/>
                 <w:sz w:val="24"/>
                 <w:szCs w:val="24"/>
@@ -3246,29 +4116,31 @@
         </w:tc>
         <w:tc>
           <w:tcPr>
-            <w:tcW w:w="1133" w:type="dxa"/>
-            <w:tcBorders>
+            <w:tcW w:w="1132" w:type="dxa"/>
+            <w:tcBorders>
+              <w:top w:val="single" w:sz="12" w:space="0" w:color="000000"/>
+              <w:left w:val="single" w:sz="4" w:space="0" w:color="000000"/>
               <w:bottom w:val="single" w:sz="4" w:space="0" w:color="000000"/>
+              <w:right w:val="single" w:sz="4" w:space="0" w:color="000000"/>
             </w:tcBorders>
             <w:vAlign w:val="center"/>
           </w:tcPr>
           <w:p>
             <w:pPr>
-              <w:spacing w:after="36" w:line="280" w:lineRule="exact"/>
-              <w:ind w:left="505" w:right="980" w:hanging="427"/>
+              <w:pStyle w:val="Normal"/>
+              <w:spacing w:lineRule="exact" w:line="280" w:before="0" w:after="36"/>
+              <w:ind w:hanging="427" w:left="505" w:right="980"/>
               <w:jc w:val="center"/>
               <w:rPr>
-                <w:rFonts w:ascii="Arial" w:eastAsia="Arial" w:hAnsi="Arial" w:cs="Arial"/>
-                <w:noProof/>
-                <w:color w:val="000000"/>
-                <w:sz w:val="24"/>
-                <w:szCs w:val="24"/>
-              </w:rPr>
-            </w:pPr>
-            <w:r>
-              <w:rPr>
-                <w:rFonts w:ascii="Arial" w:eastAsia="Arial" w:hAnsi="Arial" w:cs="Arial"/>
-                <w:noProof/>
+                <w:rFonts w:ascii="Arial" w:hAnsi="Arial" w:eastAsia="Arial" w:cs="Arial"/>
+                <w:color w:val="000000"/>
+                <w:sz w:val="24"/>
+                <w:szCs w:val="24"/>
+              </w:rPr>
+            </w:pPr>
+            <w:r>
+              <w:rPr>
+                <w:rFonts w:eastAsia="Arial" w:cs="Arial" w:ascii="Arial" w:hAnsi="Arial"/>
                 <w:color w:val="000000"/>
                 <w:spacing w:val="1"/>
                 <w:sz w:val="24"/>
@@ -3278,8 +4150,7 @@
             </w:r>
             <w:r>
               <w:rPr>
-                <w:rFonts w:ascii="Arial" w:eastAsia="Arial" w:hAnsi="Arial" w:cs="Arial"/>
-                <w:noProof/>
+                <w:rFonts w:eastAsia="Arial" w:cs="Arial" w:ascii="Arial" w:hAnsi="Arial"/>
                 <w:color w:val="000000"/>
                 <w:sz w:val="24"/>
                 <w:szCs w:val="24"/>
@@ -3290,20 +4161,23 @@
         </w:tc>
         <w:tc>
           <w:tcPr>
-            <w:tcW w:w="1560" w:type="dxa"/>
-            <w:tcBorders>
+            <w:tcW w:w="1561" w:type="dxa"/>
+            <w:tcBorders>
+              <w:top w:val="single" w:sz="12" w:space="0" w:color="000000"/>
+              <w:left w:val="single" w:sz="4" w:space="0" w:color="000000"/>
               <w:bottom w:val="single" w:sz="4" w:space="0" w:color="000000"/>
+              <w:right w:val="single" w:sz="4" w:space="0" w:color="000000"/>
             </w:tcBorders>
             <w:vAlign w:val="center"/>
           </w:tcPr>
           <w:p>
             <w:pPr>
-              <w:spacing w:line="240" w:lineRule="exact"/>
+              <w:pStyle w:val="Normal"/>
+              <w:spacing w:lineRule="exact" w:line="240"/>
               <w:ind w:firstLine="1"/>
               <w:jc w:val="center"/>
               <w:rPr>
-                <w:rFonts w:ascii="Arial" w:eastAsia="Arial" w:hAnsi="Arial" w:cs="Arial"/>
-                <w:noProof/>
+                <w:rFonts w:ascii="Arial" w:hAnsi="Arial" w:eastAsia="Arial" w:cs="Arial"/>
                 <w:color w:val="000000"/>
                 <w:spacing w:val="3"/>
                 <w:sz w:val="24"/>
@@ -3312,8 +4186,7 @@
             </w:pPr>
             <w:r>
               <w:rPr>
-                <w:rFonts w:ascii="Arial" w:eastAsia="Arial" w:hAnsi="Arial" w:cs="Arial"/>
-                <w:noProof/>
+                <w:rFonts w:eastAsia="Arial" w:cs="Arial" w:ascii="Arial" w:hAnsi="Arial"/>
                 <w:color w:val="000000"/>
                 <w:spacing w:val="1"/>
                 <w:sz w:val="24"/>
@@ -3327,41 +4200,61 @@
           <w:tcPr>
             <w:tcW w:w="2038" w:type="dxa"/>
             <w:tcBorders>
+              <w:top w:val="single" w:sz="12" w:space="0" w:color="000000"/>
+              <w:left w:val="single" w:sz="4" w:space="0" w:color="000000"/>
               <w:bottom w:val="single" w:sz="4" w:space="0" w:color="000000"/>
-            </w:tcBorders>
-            <w:shd w:val="clear" w:color="000000" w:fill="808080"/>
+              <w:right w:val="single" w:sz="12" w:space="0" w:color="000000"/>
+            </w:tcBorders>
+            <w:shd w:color="000000" w:fill="808080" w:val="clear"/>
             <w:vAlign w:val="center"/>
           </w:tcPr>
           <w:p>
             <w:pPr>
-              <w:spacing w:after="36" w:line="280" w:lineRule="exact"/>
-              <w:ind w:left="505" w:right="980" w:hanging="427"/>
+              <w:pStyle w:val="Normal"/>
+              <w:spacing w:lineRule="exact" w:line="280" w:before="0" w:after="36"/>
+              <w:ind w:hanging="427" w:left="505" w:right="980"/>
               <w:jc w:val="center"/>
               <w:rPr>
-                <w:rFonts w:ascii="Arial" w:eastAsia="Arial" w:hAnsi="Arial" w:cs="Arial"/>
-                <w:noProof/>
-                <w:color w:val="000000"/>
-                <w:sz w:val="24"/>
-                <w:szCs w:val="24"/>
-              </w:rPr>
-            </w:pPr>
+                <w:rFonts w:ascii="Arial" w:hAnsi="Arial" w:eastAsia="Arial" w:cs="Arial"/>
+                <w:color w:val="000000"/>
+                <w:sz w:val="24"/>
+                <w:szCs w:val="24"/>
+              </w:rPr>
+            </w:pPr>
+            <w:r>
+              <w:rPr>
+                <w:rFonts w:eastAsia="Arial" w:cs="Arial" w:ascii="Arial" w:hAnsi="Arial"/>
+                <w:color w:val="000000"/>
+                <w:sz w:val="24"/>
+                <w:szCs w:val="24"/>
+              </w:rPr>
+            </w:r>
           </w:p>
         </w:tc>
       </w:tr>
       <w:tr>
         <w:trPr>
-          <w:trHeight w:hRule="exact" w:val="369"/>
+          <w:trHeight w:val="369" w:hRule="exact"/>
         </w:trPr>
         <w:tc>
           <w:tcPr>
             <w:tcW w:w="4079" w:type="dxa"/>
-            <w:vMerge/>
-            <w:tcBorders>
-              <w:top w:val="none" w:sz="0" w:space="0" w:color="000000"/>
+            <w:vMerge w:val="continue"/>
+            <w:tcBorders>
+              <w:left w:val="single" w:sz="12" w:space="0" w:color="000000"/>
+              <w:bottom w:val="single" w:sz="12" w:space="0" w:color="000000"/>
               <w:right w:val="single" w:sz="24" w:space="0" w:color="000000"/>
             </w:tcBorders>
           </w:tcPr>
-          <w:p/>
+          <w:p>
+            <w:pPr>
+              <w:pStyle w:val="Normal"/>
+              <w:rPr/>
+            </w:pPr>
+            <w:r>
+              <w:rPr/>
+            </w:r>
+          </w:p>
         </w:tc>
         <w:tc>
           <w:tcPr>
@@ -3370,26 +4263,26 @@
               <w:top w:val="single" w:sz="4" w:space="0" w:color="000000"/>
               <w:left w:val="single" w:sz="24" w:space="0" w:color="000000"/>
               <w:bottom w:val="single" w:sz="4" w:space="0" w:color="000000"/>
+              <w:right w:val="single" w:sz="4" w:space="0" w:color="000000"/>
             </w:tcBorders>
             <w:vAlign w:val="center"/>
           </w:tcPr>
           <w:p>
             <w:pPr>
-              <w:spacing w:line="240" w:lineRule="exact"/>
-              <w:ind w:left="-60" w:firstLine="1"/>
+              <w:pStyle w:val="Normal"/>
+              <w:spacing w:lineRule="exact" w:line="240"/>
+              <w:ind w:firstLine="1" w:left="-60"/>
               <w:jc w:val="center"/>
               <w:rPr>
-                <w:rFonts w:ascii="Arial" w:eastAsia="Arial" w:hAnsi="Arial" w:cs="Arial"/>
-                <w:noProof/>
-                <w:color w:val="000000"/>
-                <w:sz w:val="24"/>
-                <w:szCs w:val="24"/>
-              </w:rPr>
-            </w:pPr>
-            <w:r>
-              <w:rPr>
-                <w:rFonts w:ascii="Arial" w:eastAsia="Arial" w:hAnsi="Arial" w:cs="Arial"/>
-                <w:noProof/>
+                <w:rFonts w:ascii="Arial" w:hAnsi="Arial" w:eastAsia="Arial" w:cs="Arial"/>
+                <w:color w:val="000000"/>
+                <w:sz w:val="24"/>
+                <w:szCs w:val="24"/>
+              </w:rPr>
+            </w:pPr>
+            <w:r>
+              <w:rPr>
+                <w:rFonts w:eastAsia="Arial" w:cs="Arial" w:ascii="Arial" w:hAnsi="Arial"/>
                 <w:color w:val="000000"/>
                 <w:sz w:val="24"/>
                 <w:szCs w:val="24"/>
@@ -3400,30 +4293,31 @@
         </w:tc>
         <w:tc>
           <w:tcPr>
-            <w:tcW w:w="1133" w:type="dxa"/>
+            <w:tcW w:w="1132" w:type="dxa"/>
             <w:tcBorders>
               <w:top w:val="single" w:sz="4" w:space="0" w:color="000000"/>
+              <w:left w:val="single" w:sz="4" w:space="0" w:color="000000"/>
               <w:bottom w:val="single" w:sz="4" w:space="0" w:color="000000"/>
+              <w:right w:val="single" w:sz="4" w:space="0" w:color="000000"/>
             </w:tcBorders>
             <w:vAlign w:val="center"/>
           </w:tcPr>
           <w:p>
             <w:pPr>
-              <w:spacing w:after="36" w:line="280" w:lineRule="exact"/>
-              <w:ind w:left="505" w:right="980" w:hanging="427"/>
+              <w:pStyle w:val="Normal"/>
+              <w:spacing w:lineRule="exact" w:line="280" w:before="0" w:after="36"/>
+              <w:ind w:hanging="427" w:left="505" w:right="980"/>
               <w:jc w:val="center"/>
               <w:rPr>
-                <w:rFonts w:ascii="Arial" w:eastAsia="Arial" w:hAnsi="Arial" w:cs="Arial"/>
-                <w:noProof/>
-                <w:color w:val="000000"/>
-                <w:sz w:val="24"/>
-                <w:szCs w:val="24"/>
-              </w:rPr>
-            </w:pPr>
-            <w:r>
-              <w:rPr>
-                <w:rFonts w:ascii="Arial" w:eastAsia="Arial" w:hAnsi="Arial" w:cs="Arial"/>
-                <w:noProof/>
+                <w:rFonts w:ascii="Arial" w:hAnsi="Arial" w:eastAsia="Arial" w:cs="Arial"/>
+                <w:color w:val="000000"/>
+                <w:sz w:val="24"/>
+                <w:szCs w:val="24"/>
+              </w:rPr>
+            </w:pPr>
+            <w:r>
+              <w:rPr>
+                <w:rFonts w:eastAsia="Arial" w:cs="Arial" w:ascii="Arial" w:hAnsi="Arial"/>
                 <w:color w:val="000000"/>
                 <w:spacing w:val="1"/>
                 <w:sz w:val="24"/>
@@ -3435,21 +4329,23 @@
         </w:tc>
         <w:tc>
           <w:tcPr>
-            <w:tcW w:w="1560" w:type="dxa"/>
+            <w:tcW w:w="1561" w:type="dxa"/>
             <w:tcBorders>
               <w:top w:val="single" w:sz="4" w:space="0" w:color="000000"/>
+              <w:left w:val="single" w:sz="4" w:space="0" w:color="000000"/>
               <w:bottom w:val="single" w:sz="4" w:space="0" w:color="000000"/>
+              <w:right w:val="single" w:sz="4" w:space="0" w:color="000000"/>
             </w:tcBorders>
             <w:vAlign w:val="center"/>
           </w:tcPr>
           <w:p>
             <w:pPr>
-              <w:spacing w:line="240" w:lineRule="exact"/>
+              <w:pStyle w:val="Normal"/>
+              <w:spacing w:lineRule="exact" w:line="240"/>
               <w:ind w:firstLine="1"/>
               <w:jc w:val="center"/>
               <w:rPr>
-                <w:rFonts w:ascii="Arial" w:eastAsia="Arial" w:hAnsi="Arial" w:cs="Arial"/>
-                <w:noProof/>
+                <w:rFonts w:ascii="Arial" w:hAnsi="Arial" w:eastAsia="Arial" w:cs="Arial"/>
                 <w:color w:val="000000"/>
                 <w:spacing w:val="3"/>
                 <w:sz w:val="24"/>
@@ -3458,14 +4354,13 @@
             </w:pPr>
             <w:r>
               <w:rPr>
-                <w:rFonts w:ascii="Arial" w:eastAsia="Arial" w:hAnsi="Arial" w:cs="Arial"/>
-                <w:noProof/>
+                <w:rFonts w:eastAsia="Arial" w:cs="Arial" w:ascii="Arial" w:hAnsi="Arial"/>
                 <w:color w:val="000000"/>
                 <w:spacing w:val="1"/>
                 <w:sz w:val="24"/>
                 <w:szCs w:val="24"/>
               </w:rPr>
-              <w:t>{prelim2_mark}//100</w:t>
+              <w:t>{prelim2_mark}/100</w:t>
             </w:r>
           </w:p>
         </w:tc>
@@ -3474,41 +4369,60 @@
             <w:tcW w:w="2038" w:type="dxa"/>
             <w:tcBorders>
               <w:top w:val="single" w:sz="4" w:space="0" w:color="000000"/>
+              <w:left w:val="single" w:sz="4" w:space="0" w:color="000000"/>
               <w:bottom w:val="single" w:sz="4" w:space="0" w:color="000000"/>
-            </w:tcBorders>
-            <w:shd w:val="clear" w:color="000000" w:fill="808080"/>
+              <w:right w:val="single" w:sz="12" w:space="0" w:color="000000"/>
+            </w:tcBorders>
+            <w:shd w:color="000000" w:fill="808080" w:val="clear"/>
             <w:vAlign w:val="center"/>
           </w:tcPr>
           <w:p>
             <w:pPr>
-              <w:spacing w:after="36" w:line="280" w:lineRule="exact"/>
-              <w:ind w:left="505" w:right="980" w:hanging="427"/>
+              <w:pStyle w:val="Normal"/>
+              <w:spacing w:lineRule="exact" w:line="280" w:before="0" w:after="36"/>
+              <w:ind w:hanging="427" w:left="505" w:right="980"/>
               <w:jc w:val="center"/>
               <w:rPr>
-                <w:rFonts w:ascii="Arial" w:eastAsia="Arial" w:hAnsi="Arial" w:cs="Arial"/>
-                <w:noProof/>
-                <w:color w:val="000000"/>
-                <w:sz w:val="24"/>
-                <w:szCs w:val="24"/>
-              </w:rPr>
-            </w:pPr>
+                <w:rFonts w:ascii="Arial" w:hAnsi="Arial" w:eastAsia="Arial" w:cs="Arial"/>
+                <w:color w:val="000000"/>
+                <w:sz w:val="24"/>
+                <w:szCs w:val="24"/>
+              </w:rPr>
+            </w:pPr>
+            <w:r>
+              <w:rPr>
+                <w:rFonts w:eastAsia="Arial" w:cs="Arial" w:ascii="Arial" w:hAnsi="Arial"/>
+                <w:color w:val="000000"/>
+                <w:sz w:val="24"/>
+                <w:szCs w:val="24"/>
+              </w:rPr>
+            </w:r>
           </w:p>
         </w:tc>
       </w:tr>
       <w:tr>
         <w:trPr>
-          <w:trHeight w:val="398"/>
+          <w:trHeight w:val="398" w:hRule="atLeast"/>
         </w:trPr>
         <w:tc>
           <w:tcPr>
             <w:tcW w:w="4079" w:type="dxa"/>
-            <w:vMerge/>
-            <w:tcBorders>
-              <w:top w:val="none" w:sz="0" w:space="0" w:color="000000"/>
+            <w:vMerge w:val="continue"/>
+            <w:tcBorders>
+              <w:left w:val="single" w:sz="12" w:space="0" w:color="000000"/>
+              <w:bottom w:val="single" w:sz="12" w:space="0" w:color="000000"/>
               <w:right w:val="single" w:sz="24" w:space="0" w:color="000000"/>
             </w:tcBorders>
           </w:tcPr>
-          <w:p/>
+          <w:p>
+            <w:pPr>
+              <w:pStyle w:val="Normal"/>
+              <w:rPr/>
+            </w:pPr>
+            <w:r>
+              <w:rPr/>
+            </w:r>
+          </w:p>
         </w:tc>
         <w:tc>
           <w:tcPr>
@@ -3516,17 +4430,19 @@
             <w:tcBorders>
               <w:top w:val="single" w:sz="4" w:space="0" w:color="000000"/>
               <w:left w:val="single" w:sz="24" w:space="0" w:color="000000"/>
+              <w:bottom w:val="single" w:sz="12" w:space="0" w:color="000000"/>
+              <w:right w:val="single" w:sz="4" w:space="0" w:color="000000"/>
             </w:tcBorders>
             <w:vAlign w:val="center"/>
           </w:tcPr>
           <w:p>
             <w:pPr>
-              <w:spacing w:line="240" w:lineRule="exact"/>
-              <w:ind w:left="-60" w:firstLine="1"/>
+              <w:pStyle w:val="Normal"/>
+              <w:spacing w:lineRule="exact" w:line="240"/>
+              <w:ind w:firstLine="1" w:left="-60"/>
               <w:jc w:val="center"/>
               <w:rPr>
-                <w:rFonts w:ascii="Arial" w:eastAsia="Arial" w:hAnsi="Arial" w:cs="Arial"/>
-                <w:noProof/>
+                <w:rFonts w:ascii="Arial" w:hAnsi="Arial" w:eastAsia="Arial" w:cs="Arial"/>
                 <w:color w:val="000000"/>
                 <w:spacing w:val="2"/>
                 <w:sz w:val="24"/>
@@ -3535,8 +4451,7 @@
             </w:pPr>
             <w:r>
               <w:rPr>
-                <w:rFonts w:ascii="Arial" w:eastAsia="Arial" w:hAnsi="Arial" w:cs="Arial"/>
-                <w:noProof/>
+                <w:rFonts w:eastAsia="Arial" w:cs="Arial" w:ascii="Arial" w:hAnsi="Arial"/>
                 <w:color w:val="000000"/>
                 <w:sz w:val="24"/>
                 <w:szCs w:val="24"/>
@@ -3547,43 +4462,57 @@
         </w:tc>
         <w:tc>
           <w:tcPr>
-            <w:tcW w:w="1133" w:type="dxa"/>
+            <w:tcW w:w="1132" w:type="dxa"/>
             <w:tcBorders>
               <w:top w:val="single" w:sz="4" w:space="0" w:color="000000"/>
+              <w:left w:val="single" w:sz="4" w:space="0" w:color="000000"/>
+              <w:bottom w:val="single" w:sz="12" w:space="0" w:color="000000"/>
+              <w:right w:val="single" w:sz="4" w:space="0" w:color="000000"/>
             </w:tcBorders>
             <w:vAlign w:val="center"/>
           </w:tcPr>
           <w:p>
             <w:pPr>
-              <w:spacing w:after="36" w:line="280" w:lineRule="exact"/>
-              <w:ind w:left="505" w:right="980" w:hanging="427"/>
+              <w:pStyle w:val="Normal"/>
+              <w:spacing w:lineRule="exact" w:line="280" w:before="0" w:after="36"/>
+              <w:ind w:hanging="427" w:left="505" w:right="980"/>
               <w:jc w:val="center"/>
               <w:rPr>
-                <w:rFonts w:ascii="Arial" w:eastAsia="Arial" w:hAnsi="Arial" w:cs="Arial"/>
-                <w:noProof/>
-                <w:color w:val="000000"/>
-                <w:sz w:val="24"/>
-                <w:szCs w:val="24"/>
-              </w:rPr>
-            </w:pPr>
-          </w:p>
-        </w:tc>
-        <w:tc>
-          <w:tcPr>
-            <w:tcW w:w="1560" w:type="dxa"/>
+                <w:rFonts w:ascii="Arial" w:hAnsi="Arial" w:eastAsia="Arial" w:cs="Arial"/>
+                <w:color w:val="000000"/>
+                <w:sz w:val="24"/>
+                <w:szCs w:val="24"/>
+              </w:rPr>
+            </w:pPr>
+            <w:r>
+              <w:rPr>
+                <w:rFonts w:eastAsia="Arial" w:cs="Arial" w:ascii="Arial" w:hAnsi="Arial"/>
+                <w:color w:val="000000"/>
+                <w:sz w:val="24"/>
+                <w:szCs w:val="24"/>
+              </w:rPr>
+            </w:r>
+          </w:p>
+        </w:tc>
+        <w:tc>
+          <w:tcPr>
+            <w:tcW w:w="1561" w:type="dxa"/>
             <w:tcBorders>
               <w:top w:val="single" w:sz="4" w:space="0" w:color="000000"/>
+              <w:left w:val="single" w:sz="4" w:space="0" w:color="000000"/>
+              <w:bottom w:val="single" w:sz="12" w:space="0" w:color="000000"/>
+              <w:right w:val="single" w:sz="4" w:space="0" w:color="000000"/>
             </w:tcBorders>
             <w:vAlign w:val="center"/>
           </w:tcPr>
           <w:p>
             <w:pPr>
-              <w:spacing w:line="240" w:lineRule="exact"/>
+              <w:pStyle w:val="Normal"/>
+              <w:spacing w:lineRule="exact" w:line="240"/>
               <w:ind w:firstLine="1"/>
               <w:jc w:val="center"/>
               <w:rPr>
-                <w:rFonts w:ascii="Arial" w:eastAsia="Arial" w:hAnsi="Arial" w:cs="Arial"/>
-                <w:noProof/>
+                <w:rFonts w:ascii="Arial" w:hAnsi="Arial" w:eastAsia="Arial" w:cs="Arial"/>
                 <w:color w:val="000000"/>
                 <w:spacing w:val="3"/>
                 <w:sz w:val="24"/>
@@ -3592,8 +4521,7 @@
             </w:pPr>
             <w:r>
               <w:rPr>
-                <w:rFonts w:ascii="Arial" w:eastAsia="Arial" w:hAnsi="Arial" w:cs="Arial"/>
-                <w:noProof/>
+                <w:rFonts w:eastAsia="Arial" w:cs="Arial" w:ascii="Arial" w:hAnsi="Arial"/>
                 <w:color w:val="000000"/>
                 <w:spacing w:val="1"/>
                 <w:sz w:val="24"/>
@@ -3608,17 +4536,20 @@
             <w:tcW w:w="2038" w:type="dxa"/>
             <w:tcBorders>
               <w:top w:val="single" w:sz="4" w:space="0" w:color="000000"/>
+              <w:left w:val="single" w:sz="4" w:space="0" w:color="000000"/>
+              <w:bottom w:val="single" w:sz="12" w:space="0" w:color="000000"/>
+              <w:right w:val="single" w:sz="12" w:space="0" w:color="000000"/>
             </w:tcBorders>
             <w:vAlign w:val="center"/>
           </w:tcPr>
           <w:p>
             <w:pPr>
-              <w:spacing w:line="240" w:lineRule="exact"/>
-              <w:ind w:left="40" w:firstLine="1"/>
+              <w:pStyle w:val="Normal"/>
+              <w:spacing w:lineRule="exact" w:line="240"/>
+              <w:ind w:firstLine="1" w:left="40"/>
               <w:jc w:val="center"/>
               <w:rPr>
-                <w:rFonts w:ascii="Arial" w:eastAsia="Arial" w:hAnsi="Arial" w:cs="Arial"/>
-                <w:noProof/>
+                <w:rFonts w:ascii="Arial" w:hAnsi="Arial" w:eastAsia="Arial" w:cs="Arial"/>
                 <w:color w:val="000000"/>
                 <w:spacing w:val="2"/>
                 <w:sz w:val="24"/>
@@ -3627,8 +4558,7 @@
             </w:pPr>
             <w:r>
               <w:rPr>
-                <w:rFonts w:ascii="Arial" w:eastAsia="Arial" w:hAnsi="Arial" w:cs="Arial"/>
-                <w:noProof/>
+                <w:rFonts w:eastAsia="Arial" w:cs="Arial" w:ascii="Arial" w:hAnsi="Arial"/>
                 <w:color w:val="000000"/>
                 <w:spacing w:val="1"/>
                 <w:sz w:val="24"/>
@@ -3641,25 +4571,28 @@
       </w:tr>
       <w:tr>
         <w:trPr>
-          <w:trHeight w:val="354"/>
+          <w:trHeight w:val="354" w:hRule="atLeast"/>
         </w:trPr>
         <w:tc>
           <w:tcPr>
             <w:tcW w:w="4079" w:type="dxa"/>
             <w:tcBorders>
+              <w:top w:val="single" w:sz="12" w:space="0" w:color="000000"/>
+              <w:left w:val="single" w:sz="12" w:space="0" w:color="000000"/>
+              <w:bottom w:val="single" w:sz="12" w:space="0" w:color="000000"/>
               <w:right w:val="single" w:sz="4" w:space="0" w:color="000000"/>
             </w:tcBorders>
             <w:vAlign w:val="center"/>
           </w:tcPr>
           <w:p>
             <w:pPr>
-              <w:spacing w:line="240" w:lineRule="exact"/>
-              <w:ind w:left="78" w:firstLine="1"/>
-              <w:rPr>
-                <w:rFonts w:ascii="Arial" w:eastAsia="Arial" w:hAnsi="Arial" w:cs="Arial"/>
-                <w:b/>
-                <w:bCs/>
-                <w:noProof/>
+              <w:pStyle w:val="Normal"/>
+              <w:spacing w:lineRule="exact" w:line="240"/>
+              <w:ind w:firstLine="1" w:left="78"/>
+              <w:rPr>
+                <w:rFonts w:ascii="Arial" w:hAnsi="Arial" w:eastAsia="Arial" w:cs="Arial"/>
+                <w:b/>
+                <w:bCs/>
                 <w:color w:val="000000"/>
                 <w:spacing w:val="-2"/>
                 <w:sz w:val="24"/>
@@ -3668,10 +4601,9 @@
             </w:pPr>
             <w:r>
               <w:rPr>
-                <w:rFonts w:ascii="Arial" w:eastAsia="Arial" w:hAnsi="Arial" w:cs="Arial"/>
-                <w:b/>
-                <w:bCs/>
-                <w:noProof/>
+                <w:rFonts w:eastAsia="Arial" w:cs="Arial" w:ascii="Arial" w:hAnsi="Arial"/>
+                <w:b/>
+                <w:bCs/>
                 <w:color w:val="000000"/>
                 <w:sz w:val="24"/>
                 <w:szCs w:val="24"/>
@@ -3680,10 +4612,9 @@
             </w:r>
             <w:r>
               <w:rPr>
-                <w:rFonts w:ascii="Arial" w:eastAsia="Arial" w:hAnsi="Arial" w:cs="Arial"/>
-                <w:b/>
-                <w:bCs/>
-                <w:noProof/>
+                <w:rFonts w:eastAsia="Arial" w:cs="Arial" w:ascii="Arial" w:hAnsi="Arial"/>
+                <w:b/>
+                <w:bCs/>
                 <w:color w:val="000000"/>
                 <w:spacing w:val="-2"/>
                 <w:sz w:val="24"/>
@@ -3693,10 +4624,9 @@
             </w:r>
             <w:r>
               <w:rPr>
-                <w:rFonts w:ascii="Arial" w:eastAsia="Arial" w:hAnsi="Arial" w:cs="Arial"/>
-                <w:b/>
-                <w:bCs/>
-                <w:noProof/>
+                <w:rFonts w:eastAsia="Arial" w:cs="Arial" w:ascii="Arial" w:hAnsi="Arial"/>
+                <w:b/>
+                <w:bCs/>
                 <w:color w:val="000000"/>
                 <w:spacing w:val="-1"/>
                 <w:sz w:val="24"/>
@@ -3706,10 +4636,9 @@
             </w:r>
             <w:r>
               <w:rPr>
-                <w:rFonts w:ascii="Arial" w:eastAsia="Arial" w:hAnsi="Arial" w:cs="Arial"/>
-                <w:b/>
-                <w:bCs/>
-                <w:noProof/>
+                <w:rFonts w:eastAsia="Arial" w:cs="Arial" w:ascii="Arial" w:hAnsi="Arial"/>
+                <w:b/>
+                <w:bCs/>
                 <w:color w:val="000000"/>
                 <w:spacing w:val="-2"/>
                 <w:sz w:val="24"/>
@@ -3719,10 +4648,9 @@
             </w:r>
             <w:r>
               <w:rPr>
-                <w:rFonts w:ascii="Arial" w:eastAsia="Arial" w:hAnsi="Arial" w:cs="Arial"/>
-                <w:b/>
-                <w:bCs/>
-                <w:noProof/>
+                <w:rFonts w:eastAsia="Arial" w:cs="Arial" w:ascii="Arial" w:hAnsi="Arial"/>
+                <w:b/>
+                <w:bCs/>
                 <w:color w:val="000000"/>
                 <w:sz w:val="24"/>
                 <w:szCs w:val="24"/>
@@ -3731,10 +4659,9 @@
             </w:r>
             <w:r>
               <w:rPr>
-                <w:rFonts w:ascii="Arial" w:eastAsia="Arial" w:hAnsi="Arial" w:cs="Arial"/>
-                <w:b/>
-                <w:bCs/>
-                <w:noProof/>
+                <w:rFonts w:eastAsia="Arial" w:cs="Arial" w:ascii="Arial" w:hAnsi="Arial"/>
+                <w:b/>
+                <w:bCs/>
                 <w:color w:val="000000"/>
                 <w:spacing w:val="2"/>
                 <w:sz w:val="24"/>
@@ -3744,10 +4671,9 @@
             </w:r>
             <w:r>
               <w:rPr>
-                <w:rFonts w:ascii="Arial" w:eastAsia="Arial" w:hAnsi="Arial" w:cs="Arial"/>
-                <w:b/>
-                <w:bCs/>
-                <w:noProof/>
+                <w:rFonts w:eastAsia="Arial" w:cs="Arial" w:ascii="Arial" w:hAnsi="Arial"/>
+                <w:b/>
+                <w:bCs/>
                 <w:color w:val="000000"/>
                 <w:spacing w:val="-1"/>
                 <w:sz w:val="24"/>
@@ -3761,85 +4687,136 @@
           <w:tcPr>
             <w:tcW w:w="847" w:type="dxa"/>
             <w:tcBorders>
+              <w:top w:val="single" w:sz="12" w:space="0" w:color="000000"/>
               <w:left w:val="single" w:sz="4" w:space="0" w:color="000000"/>
-            </w:tcBorders>
-            <w:shd w:val="clear" w:color="000000" w:fill="808080"/>
-          </w:tcPr>
-          <w:p>
-            <w:pPr>
-              <w:spacing w:line="240" w:lineRule="exact"/>
-              <w:ind w:left="78" w:firstLine="1"/>
-              <w:rPr>
-                <w:rFonts w:ascii="Arial" w:eastAsia="Arial" w:hAnsi="Arial" w:cs="Arial"/>
-                <w:b/>
-                <w:bCs/>
-                <w:noProof/>
-                <w:color w:val="000000"/>
-                <w:sz w:val="24"/>
-                <w:szCs w:val="24"/>
-              </w:rPr>
-            </w:pPr>
-          </w:p>
-        </w:tc>
-        <w:tc>
-          <w:tcPr>
-            <w:tcW w:w="1133" w:type="dxa"/>
-            <w:shd w:val="clear" w:color="000000" w:fill="808080"/>
+              <w:bottom w:val="single" w:sz="12" w:space="0" w:color="000000"/>
+              <w:right w:val="single" w:sz="4" w:space="0" w:color="000000"/>
+            </w:tcBorders>
+            <w:shd w:color="000000" w:fill="808080" w:val="clear"/>
+          </w:tcPr>
+          <w:p>
+            <w:pPr>
+              <w:pStyle w:val="Normal"/>
+              <w:spacing w:lineRule="exact" w:line="240"/>
+              <w:ind w:firstLine="1" w:left="78"/>
+              <w:rPr>
+                <w:rFonts w:ascii="Arial" w:hAnsi="Arial" w:eastAsia="Arial" w:cs="Arial"/>
+                <w:b/>
+                <w:bCs/>
+                <w:color w:val="000000"/>
+                <w:sz w:val="24"/>
+                <w:szCs w:val="24"/>
+              </w:rPr>
+            </w:pPr>
+            <w:r>
+              <w:rPr>
+                <w:rFonts w:eastAsia="Arial" w:cs="Arial" w:ascii="Arial" w:hAnsi="Arial"/>
+                <w:b/>
+                <w:bCs/>
+                <w:color w:val="000000"/>
+                <w:sz w:val="24"/>
+                <w:szCs w:val="24"/>
+              </w:rPr>
+            </w:r>
+          </w:p>
+        </w:tc>
+        <w:tc>
+          <w:tcPr>
+            <w:tcW w:w="1132" w:type="dxa"/>
+            <w:tcBorders>
+              <w:top w:val="single" w:sz="12" w:space="0" w:color="000000"/>
+              <w:left w:val="single" w:sz="4" w:space="0" w:color="000000"/>
+              <w:bottom w:val="single" w:sz="12" w:space="0" w:color="000000"/>
+              <w:right w:val="single" w:sz="4" w:space="0" w:color="000000"/>
+            </w:tcBorders>
+            <w:shd w:color="000000" w:fill="808080" w:val="clear"/>
             <w:vAlign w:val="center"/>
           </w:tcPr>
           <w:p>
             <w:pPr>
-              <w:spacing w:line="240" w:lineRule="exact"/>
-              <w:ind w:left="78" w:firstLine="1"/>
+              <w:pStyle w:val="Normal"/>
+              <w:spacing w:lineRule="exact" w:line="240"/>
+              <w:ind w:firstLine="1" w:left="78"/>
               <w:jc w:val="center"/>
               <w:rPr>
-                <w:rFonts w:ascii="Arial" w:eastAsia="Arial" w:hAnsi="Arial" w:cs="Arial"/>
-                <w:b/>
-                <w:bCs/>
-                <w:noProof/>
-                <w:color w:val="000000"/>
-                <w:sz w:val="24"/>
-                <w:szCs w:val="24"/>
-              </w:rPr>
-            </w:pPr>
-          </w:p>
-        </w:tc>
-        <w:tc>
-          <w:tcPr>
-            <w:tcW w:w="1560" w:type="dxa"/>
-            <w:shd w:val="clear" w:color="000000" w:fill="808080"/>
+                <w:rFonts w:ascii="Arial" w:hAnsi="Arial" w:eastAsia="Arial" w:cs="Arial"/>
+                <w:b/>
+                <w:bCs/>
+                <w:color w:val="000000"/>
+                <w:sz w:val="24"/>
+                <w:szCs w:val="24"/>
+              </w:rPr>
+            </w:pPr>
+            <w:r>
+              <w:rPr>
+                <w:rFonts w:eastAsia="Arial" w:cs="Arial" w:ascii="Arial" w:hAnsi="Arial"/>
+                <w:b/>
+                <w:bCs/>
+                <w:color w:val="000000"/>
+                <w:sz w:val="24"/>
+                <w:szCs w:val="24"/>
+              </w:rPr>
+            </w:r>
+          </w:p>
+        </w:tc>
+        <w:tc>
+          <w:tcPr>
+            <w:tcW w:w="1561" w:type="dxa"/>
+            <w:tcBorders>
+              <w:top w:val="single" w:sz="12" w:space="0" w:color="000000"/>
+              <w:left w:val="single" w:sz="4" w:space="0" w:color="000000"/>
+              <w:bottom w:val="single" w:sz="12" w:space="0" w:color="000000"/>
+              <w:right w:val="single" w:sz="4" w:space="0" w:color="000000"/>
+            </w:tcBorders>
+            <w:shd w:color="000000" w:fill="808080" w:val="clear"/>
             <w:vAlign w:val="center"/>
           </w:tcPr>
           <w:p>
             <w:pPr>
-              <w:spacing w:line="240" w:lineRule="exact"/>
-              <w:ind w:left="78" w:firstLine="1"/>
+              <w:pStyle w:val="Normal"/>
+              <w:spacing w:lineRule="exact" w:line="240"/>
+              <w:ind w:firstLine="1" w:left="78"/>
               <w:jc w:val="center"/>
               <w:rPr>
-                <w:rFonts w:ascii="Arial" w:eastAsia="Arial" w:hAnsi="Arial" w:cs="Arial"/>
-                <w:b/>
-                <w:bCs/>
-                <w:noProof/>
-                <w:color w:val="000000"/>
-                <w:sz w:val="24"/>
-                <w:szCs w:val="24"/>
-              </w:rPr>
-            </w:pPr>
+                <w:rFonts w:ascii="Arial" w:hAnsi="Arial" w:eastAsia="Arial" w:cs="Arial"/>
+                <w:b/>
+                <w:bCs/>
+                <w:color w:val="000000"/>
+                <w:sz w:val="24"/>
+                <w:szCs w:val="24"/>
+              </w:rPr>
+            </w:pPr>
+            <w:r>
+              <w:rPr>
+                <w:rFonts w:eastAsia="Arial" w:cs="Arial" w:ascii="Arial" w:hAnsi="Arial"/>
+                <w:b/>
+                <w:bCs/>
+                <w:color w:val="000000"/>
+                <w:sz w:val="24"/>
+                <w:szCs w:val="24"/>
+              </w:rPr>
+            </w:r>
           </w:p>
         </w:tc>
         <w:tc>
           <w:tcPr>
             <w:tcW w:w="2038" w:type="dxa"/>
+            <w:tcBorders>
+              <w:top w:val="single" w:sz="12" w:space="0" w:color="000000"/>
+              <w:left w:val="single" w:sz="4" w:space="0" w:color="000000"/>
+              <w:bottom w:val="single" w:sz="12" w:space="0" w:color="000000"/>
+              <w:right w:val="single" w:sz="12" w:space="0" w:color="000000"/>
+            </w:tcBorders>
             <w:vAlign w:val="center"/>
           </w:tcPr>
           <w:p>
             <w:pPr>
-              <w:spacing w:line="240" w:lineRule="exact"/>
-              <w:ind w:left="40" w:firstLine="1"/>
+              <w:pStyle w:val="Normal"/>
+              <w:spacing w:lineRule="exact" w:line="240"/>
+              <w:ind w:firstLine="1" w:left="40"/>
               <w:jc w:val="center"/>
               <w:rPr>
-                <w:rFonts w:ascii="Arial" w:eastAsia="Arial" w:hAnsi="Arial" w:cs="Arial"/>
-                <w:noProof/>
+                <w:rFonts w:ascii="Arial" w:hAnsi="Arial" w:eastAsia="Arial" w:cs="Arial"/>
                 <w:color w:val="000000"/>
                 <w:spacing w:val="2"/>
                 <w:sz w:val="24"/>
@@ -3848,8 +4825,7 @@
             </w:pPr>
             <w:r>
               <w:rPr>
-                <w:rFonts w:ascii="Arial" w:eastAsia="Arial" w:hAnsi="Arial" w:cs="Arial"/>
-                <w:noProof/>
+                <w:rFonts w:eastAsia="Arial" w:cs="Arial" w:ascii="Arial" w:hAnsi="Arial"/>
                 <w:color w:val="000000"/>
                 <w:spacing w:val="1"/>
                 <w:sz w:val="24"/>
@@ -3862,25 +4838,28 @@
       </w:tr>
       <w:tr>
         <w:trPr>
-          <w:trHeight w:val="383"/>
+          <w:trHeight w:val="383" w:hRule="atLeast"/>
         </w:trPr>
         <w:tc>
           <w:tcPr>
             <w:tcW w:w="4079" w:type="dxa"/>
             <w:tcBorders>
+              <w:top w:val="single" w:sz="12" w:space="0" w:color="000000"/>
+              <w:left w:val="single" w:sz="12" w:space="0" w:color="000000"/>
+              <w:bottom w:val="single" w:sz="12" w:space="0" w:color="000000"/>
               <w:right w:val="single" w:sz="4" w:space="0" w:color="000000"/>
             </w:tcBorders>
             <w:vAlign w:val="center"/>
           </w:tcPr>
           <w:p>
             <w:pPr>
-              <w:spacing w:line="240" w:lineRule="exact"/>
-              <w:ind w:left="78" w:firstLine="1"/>
-              <w:rPr>
-                <w:rFonts w:ascii="Arial" w:eastAsia="Arial" w:hAnsi="Arial" w:cs="Arial"/>
-                <w:b/>
-                <w:bCs/>
-                <w:noProof/>
+              <w:pStyle w:val="Normal"/>
+              <w:spacing w:lineRule="exact" w:line="240"/>
+              <w:ind w:firstLine="1" w:left="78"/>
+              <w:rPr>
+                <w:rFonts w:ascii="Arial" w:hAnsi="Arial" w:eastAsia="Arial" w:cs="Arial"/>
+                <w:b/>
+                <w:bCs/>
                 <w:color w:val="000000"/>
                 <w:spacing w:val="1"/>
                 <w:sz w:val="24"/>
@@ -3889,10 +4868,9 @@
             </w:pPr>
             <w:r>
               <w:rPr>
-                <w:rFonts w:ascii="Arial" w:eastAsia="Arial" w:hAnsi="Arial" w:cs="Arial"/>
-                <w:b/>
-                <w:bCs/>
-                <w:noProof/>
+                <w:rFonts w:eastAsia="Arial" w:cs="Arial" w:ascii="Arial" w:hAnsi="Arial"/>
+                <w:b/>
+                <w:bCs/>
                 <w:color w:val="000000"/>
                 <w:sz w:val="24"/>
                 <w:szCs w:val="24"/>
@@ -3905,84 +4883,135 @@
           <w:tcPr>
             <w:tcW w:w="847" w:type="dxa"/>
             <w:tcBorders>
+              <w:top w:val="single" w:sz="12" w:space="0" w:color="000000"/>
               <w:left w:val="single" w:sz="4" w:space="0" w:color="000000"/>
-            </w:tcBorders>
-          </w:tcPr>
-          <w:p>
-            <w:pPr>
-              <w:spacing w:line="240" w:lineRule="exact"/>
-              <w:ind w:left="78" w:firstLine="1"/>
-              <w:rPr>
-                <w:rFonts w:ascii="Arial" w:eastAsia="Arial" w:hAnsi="Arial" w:cs="Arial"/>
-                <w:b/>
-                <w:bCs/>
-                <w:noProof/>
-                <w:color w:val="000000"/>
-                <w:sz w:val="24"/>
-                <w:szCs w:val="24"/>
-              </w:rPr>
-            </w:pPr>
-          </w:p>
-        </w:tc>
-        <w:tc>
-          <w:tcPr>
-            <w:tcW w:w="1133" w:type="dxa"/>
+              <w:bottom w:val="single" w:sz="12" w:space="0" w:color="000000"/>
+              <w:right w:val="single" w:sz="4" w:space="0" w:color="000000"/>
+            </w:tcBorders>
+          </w:tcPr>
+          <w:p>
+            <w:pPr>
+              <w:pStyle w:val="Normal"/>
+              <w:spacing w:lineRule="exact" w:line="240"/>
+              <w:ind w:firstLine="1" w:left="78"/>
+              <w:rPr>
+                <w:rFonts w:ascii="Arial" w:hAnsi="Arial" w:eastAsia="Arial" w:cs="Arial"/>
+                <w:b/>
+                <w:bCs/>
+                <w:color w:val="000000"/>
+                <w:sz w:val="24"/>
+                <w:szCs w:val="24"/>
+              </w:rPr>
+            </w:pPr>
+            <w:r>
+              <w:rPr>
+                <w:rFonts w:eastAsia="Arial" w:cs="Arial" w:ascii="Arial" w:hAnsi="Arial"/>
+                <w:b/>
+                <w:bCs/>
+                <w:color w:val="000000"/>
+                <w:sz w:val="24"/>
+                <w:szCs w:val="24"/>
+              </w:rPr>
+            </w:r>
+          </w:p>
+        </w:tc>
+        <w:tc>
+          <w:tcPr>
+            <w:tcW w:w="1132" w:type="dxa"/>
+            <w:tcBorders>
+              <w:top w:val="single" w:sz="12" w:space="0" w:color="000000"/>
+              <w:left w:val="single" w:sz="4" w:space="0" w:color="000000"/>
+              <w:bottom w:val="single" w:sz="12" w:space="0" w:color="000000"/>
+              <w:right w:val="single" w:sz="4" w:space="0" w:color="000000"/>
+            </w:tcBorders>
             <w:vAlign w:val="center"/>
           </w:tcPr>
           <w:p>
             <w:pPr>
-              <w:spacing w:line="240" w:lineRule="exact"/>
-              <w:ind w:left="78" w:firstLine="1"/>
+              <w:pStyle w:val="Normal"/>
+              <w:spacing w:lineRule="exact" w:line="240"/>
+              <w:ind w:firstLine="1" w:left="78"/>
               <w:jc w:val="center"/>
               <w:rPr>
-                <w:rFonts w:ascii="Arial" w:eastAsia="Arial" w:hAnsi="Arial" w:cs="Arial"/>
-                <w:b/>
-                <w:bCs/>
-                <w:noProof/>
-                <w:color w:val="000000"/>
-                <w:sz w:val="24"/>
-                <w:szCs w:val="24"/>
-              </w:rPr>
-            </w:pPr>
-          </w:p>
-        </w:tc>
-        <w:tc>
-          <w:tcPr>
-            <w:tcW w:w="1560" w:type="dxa"/>
+                <w:rFonts w:ascii="Arial" w:hAnsi="Arial" w:eastAsia="Arial" w:cs="Arial"/>
+                <w:b/>
+                <w:bCs/>
+                <w:color w:val="000000"/>
+                <w:sz w:val="24"/>
+                <w:szCs w:val="24"/>
+              </w:rPr>
+            </w:pPr>
+            <w:r>
+              <w:rPr>
+                <w:rFonts w:eastAsia="Arial" w:cs="Arial" w:ascii="Arial" w:hAnsi="Arial"/>
+                <w:b/>
+                <w:bCs/>
+                <w:color w:val="000000"/>
+                <w:sz w:val="24"/>
+                <w:szCs w:val="24"/>
+              </w:rPr>
+            </w:r>
+          </w:p>
+        </w:tc>
+        <w:tc>
+          <w:tcPr>
+            <w:tcW w:w="1561" w:type="dxa"/>
+            <w:tcBorders>
+              <w:top w:val="single" w:sz="12" w:space="0" w:color="000000"/>
+              <w:left w:val="single" w:sz="4" w:space="0" w:color="000000"/>
+              <w:bottom w:val="single" w:sz="12" w:space="0" w:color="000000"/>
+              <w:right w:val="single" w:sz="4" w:space="0" w:color="000000"/>
+            </w:tcBorders>
             <w:vAlign w:val="center"/>
           </w:tcPr>
           <w:p>
             <w:pPr>
-              <w:spacing w:line="240" w:lineRule="exact"/>
-              <w:ind w:left="78" w:firstLine="1"/>
+              <w:pStyle w:val="Normal"/>
+              <w:spacing w:lineRule="exact" w:line="240"/>
+              <w:ind w:firstLine="1" w:left="78"/>
               <w:jc w:val="center"/>
               <w:rPr>
-                <w:rFonts w:ascii="Arial" w:eastAsia="Arial" w:hAnsi="Arial" w:cs="Arial"/>
-                <w:b/>
-                <w:bCs/>
-                <w:noProof/>
-                <w:color w:val="000000"/>
-                <w:sz w:val="24"/>
-                <w:szCs w:val="24"/>
-              </w:rPr>
-            </w:pPr>
+                <w:rFonts w:ascii="Arial" w:hAnsi="Arial" w:eastAsia="Arial" w:cs="Arial"/>
+                <w:b/>
+                <w:bCs/>
+                <w:color w:val="000000"/>
+                <w:sz w:val="24"/>
+                <w:szCs w:val="24"/>
+              </w:rPr>
+            </w:pPr>
+            <w:r>
+              <w:rPr>
+                <w:rFonts w:eastAsia="Arial" w:cs="Arial" w:ascii="Arial" w:hAnsi="Arial"/>
+                <w:b/>
+                <w:bCs/>
+                <w:color w:val="000000"/>
+                <w:sz w:val="24"/>
+                <w:szCs w:val="24"/>
+              </w:rPr>
+            </w:r>
           </w:p>
         </w:tc>
         <w:tc>
           <w:tcPr>
             <w:tcW w:w="2038" w:type="dxa"/>
+            <w:tcBorders>
+              <w:top w:val="single" w:sz="12" w:space="0" w:color="000000"/>
+              <w:left w:val="single" w:sz="4" w:space="0" w:color="000000"/>
+              <w:bottom w:val="single" w:sz="12" w:space="0" w:color="000000"/>
+              <w:right w:val="single" w:sz="12" w:space="0" w:color="000000"/>
+            </w:tcBorders>
             <w:vAlign w:val="center"/>
           </w:tcPr>
           <w:p>
             <w:pPr>
-              <w:spacing w:line="240" w:lineRule="exact"/>
-              <w:ind w:left="40" w:firstLine="1"/>
+              <w:pStyle w:val="Normal"/>
+              <w:spacing w:lineRule="exact" w:line="240"/>
+              <w:ind w:firstLine="1" w:left="40"/>
               <w:jc w:val="center"/>
               <w:rPr>
-                <w:rFonts w:ascii="Arial" w:eastAsia="Arial" w:hAnsi="Arial" w:cs="Arial"/>
-                <w:b/>
-                <w:bCs/>
-                <w:noProof/>
+                <w:rFonts w:ascii="Arial" w:hAnsi="Arial" w:eastAsia="Arial" w:cs="Arial"/>
+                <w:b/>
+                <w:bCs/>
                 <w:color w:val="000000"/>
                 <w:spacing w:val="3"/>
                 <w:sz w:val="24"/>
@@ -3991,42 +5020,15 @@
             </w:pPr>
             <w:r>
               <w:rPr>
-                <w:rFonts w:ascii="Arial" w:eastAsia="Arial" w:hAnsi="Arial" w:cs="Arial"/>
-                <w:b/>
-                <w:bCs/>
-                <w:noProof/>
+                <w:rFonts w:eastAsia="Arial" w:cs="Arial" w:ascii="Arial" w:hAnsi="Arial"/>
+                <w:b/>
+                <w:bCs/>
                 <w:color w:val="000000"/>
                 <w:spacing w:val="1"/>
                 <w:sz w:val="24"/>
                 <w:szCs w:val="24"/>
               </w:rPr>
-              <w:t>{total</w:t>
-            </w:r>
-            <w:r>
-              <w:rPr>
-                <w:rFonts w:ascii="Arial" w:eastAsia="Arial" w:hAnsi="Arial" w:cs="Arial"/>
-                <w:b/>
-                <w:bCs/>
-                <w:noProof/>
-                <w:color w:val="000000"/>
-                <w:spacing w:val="1"/>
-                <w:sz w:val="24"/>
-                <w:szCs w:val="24"/>
-              </w:rPr>
-              <w:t>}/</w:t>
-            </w:r>
-            <w:r>
-              <w:rPr>
-                <w:rFonts w:ascii="Arial" w:eastAsia="Arial" w:hAnsi="Arial" w:cs="Arial"/>
-                <w:b/>
-                <w:bCs/>
-                <w:noProof/>
-                <w:color w:val="000000"/>
-                <w:spacing w:val="1"/>
-                <w:sz w:val="24"/>
-                <w:szCs w:val="24"/>
-              </w:rPr>
-              <w:t>100</w:t>
+              <w:t>{total}/100</w:t>
             </w:r>
           </w:p>
         </w:tc>
@@ -4034,37 +5036,53 @@
     </w:tbl>
     <w:p>
       <w:pPr>
-        <w:spacing w:line="260" w:lineRule="exact"/>
-        <w:ind w:left="436" w:firstLine="1"/>
-        <w:rPr>
-          <w:rFonts w:ascii="Arial" w:eastAsia="Arial" w:hAnsi="Arial" w:cs="Arial"/>
-          <w:noProof/>
+        <w:pStyle w:val="Normal"/>
+        <w:spacing w:lineRule="exact" w:line="260"/>
+        <w:ind w:firstLine="1" w:left="436"/>
+        <w:rPr>
+          <w:rFonts w:ascii="Arial" w:hAnsi="Arial" w:eastAsia="Arial" w:cs="Arial"/>
           <w:color w:val="000000"/>
           <w:sz w:val="24"/>
           <w:szCs w:val="24"/>
         </w:rPr>
       </w:pPr>
+      <w:r>
+        <w:rPr>
+          <w:rFonts w:eastAsia="Arial" w:cs="Arial" w:ascii="Arial" w:hAnsi="Arial"/>
+          <w:color w:val="000000"/>
+          <w:sz w:val="24"/>
+          <w:szCs w:val="24"/>
+        </w:rPr>
+      </w:r>
     </w:p>
     <w:p>
       <w:pPr>
-        <w:spacing w:line="353" w:lineRule="exact"/>
-        <w:ind w:left="436" w:firstLine="1"/>
-        <w:rPr>
-          <w:rFonts w:ascii="Arial" w:eastAsia="Arial" w:hAnsi="Arial" w:cs="Arial"/>
-          <w:noProof/>
+        <w:pStyle w:val="Normal"/>
+        <w:spacing w:lineRule="exact" w:line="353"/>
+        <w:ind w:firstLine="1" w:left="436"/>
+        <w:rPr>
+          <w:rFonts w:ascii="Arial" w:hAnsi="Arial" w:eastAsia="Arial" w:cs="Arial"/>
           <w:color w:val="000000"/>
           <w:sz w:val="24"/>
           <w:szCs w:val="24"/>
         </w:rPr>
       </w:pPr>
+      <w:r>
+        <w:rPr>
+          <w:rFonts w:eastAsia="Arial" w:cs="Arial" w:ascii="Arial" w:hAnsi="Arial"/>
+          <w:color w:val="000000"/>
+          <w:sz w:val="24"/>
+          <w:szCs w:val="24"/>
+        </w:rPr>
+      </w:r>
     </w:p>
     <w:p>
       <w:pPr>
-        <w:spacing w:before="213" w:line="280" w:lineRule="exact"/>
-        <w:ind w:left="436" w:right="652" w:firstLine="1"/>
-        <w:rPr>
-          <w:rFonts w:ascii="Arial" w:eastAsia="Arial" w:hAnsi="Arial" w:cs="Arial"/>
-          <w:noProof/>
+        <w:pStyle w:val="Normal"/>
+        <w:spacing w:lineRule="exact" w:line="280" w:before="213" w:after="0"/>
+        <w:ind w:firstLine="1" w:left="436" w:right="652"/>
+        <w:rPr>
+          <w:rFonts w:ascii="Arial" w:hAnsi="Arial" w:eastAsia="Arial" w:cs="Arial"/>
           <w:color w:val="000000"/>
           <w:sz w:val="24"/>
           <w:szCs w:val="24"/>
@@ -4072,8 +5090,7 @@
       </w:pPr>
       <w:r>
         <w:rPr>
-          <w:rFonts w:ascii="Arial" w:eastAsia="Arial" w:hAnsi="Arial" w:cs="Arial"/>
-          <w:noProof/>
+          <w:rFonts w:eastAsia="Arial" w:cs="Arial" w:ascii="Arial" w:hAnsi="Arial"/>
           <w:color w:val="000000"/>
           <w:spacing w:val="1"/>
           <w:sz w:val="24"/>
@@ -4083,8 +5100,7 @@
       </w:r>
       <w:r>
         <w:rPr>
-          <w:rFonts w:ascii="Arial" w:eastAsia="Arial" w:hAnsi="Arial" w:cs="Arial"/>
-          <w:noProof/>
+          <w:rFonts w:eastAsia="Arial" w:cs="Arial" w:ascii="Arial" w:hAnsi="Arial"/>
           <w:color w:val="000000"/>
           <w:spacing w:val="-1"/>
           <w:sz w:val="24"/>
@@ -4094,8 +5110,7 @@
       </w:r>
       <w:r>
         <w:rPr>
-          <w:rFonts w:ascii="Arial" w:eastAsia="Arial" w:hAnsi="Arial" w:cs="Arial"/>
-          <w:noProof/>
+          <w:rFonts w:eastAsia="Arial" w:cs="Arial" w:ascii="Arial" w:hAnsi="Arial"/>
           <w:color w:val="000000"/>
           <w:sz w:val="24"/>
           <w:szCs w:val="24"/>
@@ -4104,8 +5119,7 @@
       </w:r>
       <w:r>
         <w:rPr>
-          <w:rFonts w:ascii="Arial" w:eastAsia="Arial" w:hAnsi="Arial" w:cs="Arial"/>
-          <w:noProof/>
+          <w:rFonts w:eastAsia="Arial" w:cs="Arial" w:ascii="Arial" w:hAnsi="Arial"/>
           <w:color w:val="000000"/>
           <w:spacing w:val="-1"/>
           <w:sz w:val="24"/>
@@ -4115,8 +5129,7 @@
       </w:r>
       <w:r>
         <w:rPr>
-          <w:rFonts w:ascii="Arial" w:eastAsia="Arial" w:hAnsi="Arial" w:cs="Arial"/>
-          <w:noProof/>
+          <w:rFonts w:eastAsia="Arial" w:cs="Arial" w:ascii="Arial" w:hAnsi="Arial"/>
           <w:color w:val="000000"/>
           <w:sz w:val="24"/>
           <w:szCs w:val="24"/>
@@ -4125,8 +5138,7 @@
       </w:r>
       <w:r>
         <w:rPr>
-          <w:rFonts w:ascii="Arial" w:eastAsia="Arial" w:hAnsi="Arial" w:cs="Arial"/>
-          <w:noProof/>
+          <w:rFonts w:eastAsia="Arial" w:cs="Arial" w:ascii="Arial" w:hAnsi="Arial"/>
           <w:color w:val="000000"/>
           <w:spacing w:val="-3"/>
           <w:sz w:val="24"/>
@@ -4136,8 +5148,7 @@
       </w:r>
       <w:r>
         <w:rPr>
-          <w:rFonts w:ascii="Arial" w:eastAsia="Arial" w:hAnsi="Arial" w:cs="Arial"/>
-          <w:noProof/>
+          <w:rFonts w:eastAsia="Arial" w:cs="Arial" w:ascii="Arial" w:hAnsi="Arial"/>
           <w:color w:val="000000"/>
           <w:sz w:val="24"/>
           <w:szCs w:val="24"/>
@@ -4146,8 +5157,7 @@
       </w:r>
       <w:r>
         <w:rPr>
-          <w:rFonts w:ascii="Arial" w:eastAsia="Arial" w:hAnsi="Arial" w:cs="Arial"/>
-          <w:noProof/>
+          <w:rFonts w:eastAsia="Arial" w:cs="Arial" w:ascii="Arial" w:hAnsi="Arial"/>
           <w:color w:val="000000"/>
           <w:spacing w:val="-2"/>
           <w:sz w:val="24"/>
@@ -4157,8 +5167,7 @@
       </w:r>
       <w:r>
         <w:rPr>
-          <w:rFonts w:ascii="Arial" w:eastAsia="Arial" w:hAnsi="Arial" w:cs="Arial"/>
-          <w:noProof/>
+          <w:rFonts w:eastAsia="Arial" w:cs="Arial" w:ascii="Arial" w:hAnsi="Arial"/>
           <w:color w:val="000000"/>
           <w:spacing w:val="-1"/>
           <w:sz w:val="24"/>
@@ -4168,8 +5177,7 @@
       </w:r>
       <w:r>
         <w:rPr>
-          <w:rFonts w:ascii="Arial" w:eastAsia="Arial" w:hAnsi="Arial" w:cs="Arial"/>
-          <w:noProof/>
+          <w:rFonts w:eastAsia="Arial" w:cs="Arial" w:ascii="Arial" w:hAnsi="Arial"/>
           <w:color w:val="000000"/>
           <w:spacing w:val="1"/>
           <w:sz w:val="24"/>
@@ -4179,8 +5187,7 @@
       </w:r>
       <w:r>
         <w:rPr>
-          <w:rFonts w:ascii="Arial" w:eastAsia="Arial" w:hAnsi="Arial" w:cs="Arial"/>
-          <w:noProof/>
+          <w:rFonts w:eastAsia="Arial" w:cs="Arial" w:ascii="Arial" w:hAnsi="Arial"/>
           <w:color w:val="000000"/>
           <w:spacing w:val="-1"/>
           <w:sz w:val="24"/>
@@ -4190,8 +5197,7 @@
       </w:r>
       <w:r>
         <w:rPr>
-          <w:rFonts w:ascii="Arial" w:eastAsia="Arial" w:hAnsi="Arial" w:cs="Arial"/>
-          <w:noProof/>
+          <w:rFonts w:eastAsia="Arial" w:cs="Arial" w:ascii="Arial" w:hAnsi="Arial"/>
           <w:color w:val="000000"/>
           <w:spacing w:val="1"/>
           <w:sz w:val="24"/>
@@ -4201,8 +5207,7 @@
       </w:r>
       <w:r>
         <w:rPr>
-          <w:rFonts w:ascii="Arial" w:eastAsia="Arial" w:hAnsi="Arial" w:cs="Arial"/>
-          <w:noProof/>
+          <w:rFonts w:eastAsia="Arial" w:cs="Arial" w:ascii="Arial" w:hAnsi="Arial"/>
           <w:color w:val="000000"/>
           <w:spacing w:val="-1"/>
           <w:sz w:val="24"/>
@@ -4212,8 +5217,7 @@
       </w:r>
       <w:r>
         <w:rPr>
-          <w:rFonts w:ascii="Arial" w:eastAsia="Arial" w:hAnsi="Arial" w:cs="Arial"/>
-          <w:noProof/>
+          <w:rFonts w:eastAsia="Arial" w:cs="Arial" w:ascii="Arial" w:hAnsi="Arial"/>
           <w:color w:val="000000"/>
           <w:sz w:val="24"/>
           <w:szCs w:val="24"/>
@@ -4222,8 +5226,7 @@
       </w:r>
       <w:r>
         <w:rPr>
-          <w:rFonts w:ascii="Arial" w:eastAsia="Arial" w:hAnsi="Arial" w:cs="Arial"/>
-          <w:noProof/>
+          <w:rFonts w:eastAsia="Arial" w:cs="Arial" w:ascii="Arial" w:hAnsi="Arial"/>
           <w:color w:val="000000"/>
           <w:spacing w:val="-1"/>
           <w:sz w:val="24"/>
@@ -4233,8 +5236,7 @@
       </w:r>
       <w:r>
         <w:rPr>
-          <w:rFonts w:ascii="Arial" w:eastAsia="Arial" w:hAnsi="Arial" w:cs="Arial"/>
-          <w:noProof/>
+          <w:rFonts w:eastAsia="Arial" w:cs="Arial" w:ascii="Arial" w:hAnsi="Arial"/>
           <w:color w:val="000000"/>
           <w:sz w:val="24"/>
           <w:szCs w:val="24"/>
@@ -4243,8 +5245,7 @@
       </w:r>
       <w:r>
         <w:rPr>
-          <w:rFonts w:ascii="Arial" w:eastAsia="Arial" w:hAnsi="Arial" w:cs="Arial"/>
-          <w:noProof/>
+          <w:rFonts w:eastAsia="Arial" w:cs="Arial" w:ascii="Arial" w:hAnsi="Arial"/>
           <w:color w:val="000000"/>
           <w:spacing w:val="1"/>
           <w:sz w:val="24"/>
@@ -4254,8 +5255,7 @@
       </w:r>
       <w:r>
         <w:rPr>
-          <w:rFonts w:ascii="Arial" w:eastAsia="Arial" w:hAnsi="Arial" w:cs="Arial"/>
-          <w:noProof/>
+          <w:rFonts w:eastAsia="Arial" w:cs="Arial" w:ascii="Arial" w:hAnsi="Arial"/>
           <w:color w:val="000000"/>
           <w:sz w:val="24"/>
           <w:szCs w:val="24"/>
@@ -4264,8 +5264,7 @@
       </w:r>
       <w:r>
         <w:rPr>
-          <w:rFonts w:ascii="Arial" w:eastAsia="Arial" w:hAnsi="Arial" w:cs="Arial"/>
-          <w:noProof/>
+          <w:rFonts w:eastAsia="Arial" w:cs="Arial" w:ascii="Arial" w:hAnsi="Arial"/>
           <w:color w:val="000000"/>
           <w:spacing w:val="1"/>
           <w:sz w:val="24"/>
@@ -4275,8 +5274,7 @@
       </w:r>
       <w:r>
         <w:rPr>
-          <w:rFonts w:ascii="Arial" w:eastAsia="Arial" w:hAnsi="Arial" w:cs="Arial"/>
-          <w:noProof/>
+          <w:rFonts w:eastAsia="Arial" w:cs="Arial" w:ascii="Arial" w:hAnsi="Arial"/>
           <w:color w:val="000000"/>
           <w:spacing w:val="2"/>
           <w:sz w:val="24"/>
@@ -4286,8 +5284,7 @@
       </w:r>
       <w:r>
         <w:rPr>
-          <w:rFonts w:ascii="Arial" w:eastAsia="Arial" w:hAnsi="Arial" w:cs="Arial"/>
-          <w:noProof/>
+          <w:rFonts w:eastAsia="Arial" w:cs="Arial" w:ascii="Arial" w:hAnsi="Arial"/>
           <w:color w:val="000000"/>
           <w:spacing w:val="11"/>
           <w:sz w:val="24"/>
@@ -4297,8 +5294,7 @@
       </w:r>
       <w:r>
         <w:rPr>
-          <w:rFonts w:ascii="Arial" w:eastAsia="Arial" w:hAnsi="Arial" w:cs="Arial"/>
-          <w:noProof/>
+          <w:rFonts w:eastAsia="Arial" w:cs="Arial" w:ascii="Arial" w:hAnsi="Arial"/>
           <w:color w:val="000000"/>
           <w:spacing w:val="1"/>
           <w:sz w:val="24"/>
@@ -4309,25 +5305,34 @@
     </w:p>
     <w:p>
       <w:pPr>
-        <w:spacing w:line="348" w:lineRule="exact"/>
-        <w:ind w:left="436" w:firstLine="1"/>
-        <w:rPr>
-          <w:rFonts w:ascii="Arial" w:eastAsia="Arial" w:hAnsi="Arial" w:cs="Arial"/>
-          <w:noProof/>
+        <w:pStyle w:val="Normal"/>
+        <w:spacing w:lineRule="exact" w:line="348"/>
+        <w:ind w:firstLine="1" w:left="436"/>
+        <w:rPr>
+          <w:rFonts w:ascii="Arial" w:hAnsi="Arial" w:eastAsia="Arial" w:cs="Arial"/>
           <w:color w:val="000000"/>
           <w:spacing w:val="12"/>
           <w:sz w:val="24"/>
           <w:szCs w:val="24"/>
         </w:rPr>
       </w:pPr>
+      <w:r>
+        <w:rPr>
+          <w:rFonts w:eastAsia="Arial" w:cs="Arial" w:ascii="Arial" w:hAnsi="Arial"/>
+          <w:color w:val="000000"/>
+          <w:spacing w:val="12"/>
+          <w:sz w:val="24"/>
+          <w:szCs w:val="24"/>
+        </w:rPr>
+      </w:r>
     </w:p>
     <w:p>
       <w:pPr>
-        <w:spacing w:before="10" w:line="525" w:lineRule="exact"/>
-        <w:ind w:left="436" w:right="3140" w:firstLine="1"/>
-        <w:rPr>
-          <w:rFonts w:ascii="Arial" w:eastAsia="Arial" w:hAnsi="Arial" w:cs="Arial"/>
-          <w:noProof/>
+        <w:pStyle w:val="Normal"/>
+        <w:spacing w:lineRule="exact" w:line="525" w:before="10" w:after="0"/>
+        <w:ind w:firstLine="1" w:left="436" w:right="3140"/>
+        <w:rPr>
+          <w:rFonts w:ascii="Arial" w:hAnsi="Arial" w:eastAsia="Arial" w:cs="Arial"/>
           <w:color w:val="000000"/>
           <w:spacing w:val="12"/>
           <w:sz w:val="24"/>
@@ -4336,8 +5341,7 @@
       </w:pPr>
       <w:r>
         <w:rPr>
-          <w:rFonts w:ascii="Arial" w:eastAsia="Arial" w:hAnsi="Arial" w:cs="Arial"/>
-          <w:noProof/>
+          <w:rFonts w:eastAsia="Arial" w:cs="Arial" w:ascii="Arial" w:hAnsi="Arial"/>
           <w:color w:val="000000"/>
           <w:spacing w:val="-5"/>
           <w:sz w:val="24"/>
@@ -4347,8 +5351,7 @@
       </w:r>
       <w:r>
         <w:rPr>
-          <w:rFonts w:ascii="Arial" w:eastAsia="Arial" w:hAnsi="Arial" w:cs="Arial"/>
-          <w:noProof/>
+          <w:rFonts w:eastAsia="Arial" w:cs="Arial" w:ascii="Arial" w:hAnsi="Arial"/>
           <w:color w:val="000000"/>
           <w:spacing w:val="23"/>
           <w:sz w:val="24"/>
@@ -4358,8 +5361,7 @@
       </w:r>
       <w:r>
         <w:rPr>
-          <w:rFonts w:ascii="Arial" w:eastAsia="Arial" w:hAnsi="Arial" w:cs="Arial"/>
-          <w:noProof/>
+          <w:rFonts w:eastAsia="Arial" w:cs="Arial" w:ascii="Arial" w:hAnsi="Arial"/>
           <w:color w:val="000000"/>
           <w:spacing w:val="-1"/>
           <w:sz w:val="24"/>
@@ -4369,8 +5371,7 @@
       </w:r>
       <w:r>
         <w:rPr>
-          <w:rFonts w:ascii="Arial" w:eastAsia="Arial" w:hAnsi="Arial" w:cs="Arial"/>
-          <w:noProof/>
+          <w:rFonts w:eastAsia="Arial" w:cs="Arial" w:ascii="Arial" w:hAnsi="Arial"/>
           <w:color w:val="000000"/>
           <w:spacing w:val="1"/>
           <w:sz w:val="24"/>
@@ -4380,8 +5381,7 @@
       </w:r>
       <w:r>
         <w:rPr>
-          <w:rFonts w:ascii="Arial" w:eastAsia="Arial" w:hAnsi="Arial" w:cs="Arial"/>
-          <w:noProof/>
+          <w:rFonts w:eastAsia="Arial" w:cs="Arial" w:ascii="Arial" w:hAnsi="Arial"/>
           <w:color w:val="000000"/>
           <w:spacing w:val="65"/>
           <w:sz w:val="24"/>
@@ -4391,8 +5391,7 @@
       </w:r>
       <w:r>
         <w:rPr>
-          <w:rFonts w:ascii="Arial" w:eastAsia="Arial" w:hAnsi="Arial" w:cs="Arial"/>
-          <w:noProof/>
+          <w:rFonts w:eastAsia="Arial" w:cs="Arial" w:ascii="Arial" w:hAnsi="Arial"/>
           <w:color w:val="000000"/>
           <w:sz w:val="24"/>
           <w:szCs w:val="24"/>
@@ -4401,8 +5400,7 @@
       </w:r>
       <w:r>
         <w:rPr>
-          <w:rFonts w:ascii="Arial" w:eastAsia="Arial" w:hAnsi="Arial" w:cs="Arial"/>
-          <w:noProof/>
+          <w:rFonts w:eastAsia="Arial" w:cs="Arial" w:ascii="Arial" w:hAnsi="Arial"/>
           <w:color w:val="000000"/>
           <w:spacing w:val="3"/>
           <w:sz w:val="24"/>
@@ -4412,8 +5410,7 @@
       </w:r>
       <w:r>
         <w:rPr>
-          <w:rFonts w:ascii="Arial" w:eastAsia="Arial" w:hAnsi="Arial" w:cs="Arial"/>
-          <w:noProof/>
+          <w:rFonts w:eastAsia="Arial" w:cs="Arial" w:ascii="Arial" w:hAnsi="Arial"/>
           <w:color w:val="000000"/>
           <w:spacing w:val="345"/>
           <w:sz w:val="24"/>
@@ -4423,8 +5420,7 @@
       </w:r>
       <w:r>
         <w:rPr>
-          <w:rFonts w:ascii="Arial" w:eastAsia="Arial" w:hAnsi="Arial" w:cs="Arial"/>
-          <w:noProof/>
+          <w:rFonts w:eastAsia="Arial" w:cs="Arial" w:ascii="Arial" w:hAnsi="Arial"/>
           <w:color w:val="000000"/>
           <w:spacing w:val="1"/>
           <w:sz w:val="24"/>
@@ -4435,207 +5431,328 @@
     </w:p>
     <w:p>
       <w:pPr>
-        <w:spacing w:line="140" w:lineRule="exact"/>
+        <w:pStyle w:val="Normal"/>
+        <w:spacing w:lineRule="exact" w:line="140"/>
         <w:ind w:firstLine="1"/>
         <w:jc w:val="center"/>
         <w:rPr>
-          <w:rFonts w:ascii="Arial" w:eastAsia="Arial" w:hAnsi="Arial" w:cs="Arial"/>
+          <w:rFonts w:ascii="Arial" w:hAnsi="Arial" w:eastAsia="Arial" w:cs="Arial"/>
           <w:i/>
-          <w:noProof/>
           <w:color w:val="000000"/>
           <w:spacing w:val="-1"/>
           <w:sz w:val="12"/>
           <w:szCs w:val="12"/>
         </w:rPr>
       </w:pPr>
+      <w:r>
+        <w:rPr>
+          <w:rFonts w:eastAsia="Arial" w:cs="Arial" w:ascii="Arial" w:hAnsi="Arial"/>
+          <w:i/>
+          <w:color w:val="000000"/>
+          <w:spacing w:val="-1"/>
+          <w:sz w:val="12"/>
+          <w:szCs w:val="12"/>
+        </w:rPr>
+      </w:r>
     </w:p>
     <w:p>
       <w:pPr>
-        <w:spacing w:line="140" w:lineRule="exact"/>
+        <w:pStyle w:val="Normal"/>
+        <w:spacing w:lineRule="exact" w:line="140"/>
         <w:ind w:firstLine="1"/>
         <w:jc w:val="center"/>
         <w:rPr>
-          <w:rFonts w:ascii="Arial" w:eastAsia="Arial" w:hAnsi="Arial" w:cs="Arial"/>
+          <w:rFonts w:ascii="Arial" w:hAnsi="Arial" w:eastAsia="Arial" w:cs="Arial"/>
           <w:i/>
-          <w:noProof/>
           <w:color w:val="000000"/>
           <w:spacing w:val="-1"/>
           <w:sz w:val="12"/>
           <w:szCs w:val="12"/>
         </w:rPr>
       </w:pPr>
+      <w:r>
+        <w:rPr>
+          <w:rFonts w:eastAsia="Arial" w:cs="Arial" w:ascii="Arial" w:hAnsi="Arial"/>
+          <w:i/>
+          <w:color w:val="000000"/>
+          <w:spacing w:val="-1"/>
+          <w:sz w:val="12"/>
+          <w:szCs w:val="12"/>
+        </w:rPr>
+      </w:r>
     </w:p>
     <w:p>
       <w:pPr>
-        <w:spacing w:line="140" w:lineRule="exact"/>
+        <w:pStyle w:val="Normal"/>
+        <w:spacing w:lineRule="exact" w:line="140"/>
         <w:ind w:firstLine="1"/>
         <w:jc w:val="center"/>
         <w:rPr>
-          <w:rFonts w:ascii="Arial" w:eastAsia="Arial" w:hAnsi="Arial" w:cs="Arial"/>
+          <w:rFonts w:ascii="Arial" w:hAnsi="Arial" w:eastAsia="Arial" w:cs="Arial"/>
           <w:i/>
-          <w:noProof/>
           <w:color w:val="000000"/>
           <w:spacing w:val="-1"/>
           <w:sz w:val="12"/>
           <w:szCs w:val="12"/>
         </w:rPr>
       </w:pPr>
+      <w:r>
+        <w:rPr>
+          <w:rFonts w:eastAsia="Arial" w:cs="Arial" w:ascii="Arial" w:hAnsi="Arial"/>
+          <w:i/>
+          <w:color w:val="000000"/>
+          <w:spacing w:val="-1"/>
+          <w:sz w:val="12"/>
+          <w:szCs w:val="12"/>
+        </w:rPr>
+      </w:r>
     </w:p>
     <w:p>
       <w:pPr>
-        <w:spacing w:line="140" w:lineRule="exact"/>
+        <w:pStyle w:val="Normal"/>
+        <w:spacing w:lineRule="exact" w:line="140"/>
         <w:ind w:firstLine="1"/>
         <w:jc w:val="center"/>
         <w:rPr>
-          <w:rFonts w:ascii="Arial" w:eastAsia="Arial" w:hAnsi="Arial" w:cs="Arial"/>
+          <w:rFonts w:ascii="Arial" w:hAnsi="Arial" w:eastAsia="Arial" w:cs="Arial"/>
           <w:i/>
-          <w:noProof/>
           <w:color w:val="000000"/>
           <w:spacing w:val="-1"/>
           <w:sz w:val="12"/>
           <w:szCs w:val="12"/>
         </w:rPr>
       </w:pPr>
+      <w:r>
+        <w:rPr>
+          <w:rFonts w:eastAsia="Arial" w:cs="Arial" w:ascii="Arial" w:hAnsi="Arial"/>
+          <w:i/>
+          <w:color w:val="000000"/>
+          <w:spacing w:val="-1"/>
+          <w:sz w:val="12"/>
+          <w:szCs w:val="12"/>
+        </w:rPr>
+      </w:r>
     </w:p>
     <w:p>
       <w:pPr>
-        <w:spacing w:line="140" w:lineRule="exact"/>
+        <w:pStyle w:val="Normal"/>
+        <w:spacing w:lineRule="exact" w:line="140"/>
         <w:ind w:firstLine="1"/>
         <w:jc w:val="center"/>
         <w:rPr>
-          <w:rFonts w:ascii="Arial" w:eastAsia="Arial" w:hAnsi="Arial" w:cs="Arial"/>
+          <w:rFonts w:ascii="Arial" w:hAnsi="Arial" w:eastAsia="Arial" w:cs="Arial"/>
           <w:i/>
-          <w:noProof/>
           <w:color w:val="000000"/>
           <w:spacing w:val="-1"/>
           <w:sz w:val="12"/>
           <w:szCs w:val="12"/>
         </w:rPr>
       </w:pPr>
+      <w:r>
+        <w:rPr>
+          <w:rFonts w:eastAsia="Arial" w:cs="Arial" w:ascii="Arial" w:hAnsi="Arial"/>
+          <w:i/>
+          <w:color w:val="000000"/>
+          <w:spacing w:val="-1"/>
+          <w:sz w:val="12"/>
+          <w:szCs w:val="12"/>
+        </w:rPr>
+      </w:r>
     </w:p>
     <w:p>
       <w:pPr>
-        <w:spacing w:line="140" w:lineRule="exact"/>
+        <w:pStyle w:val="Normal"/>
+        <w:spacing w:lineRule="exact" w:line="140"/>
         <w:ind w:firstLine="1"/>
         <w:jc w:val="center"/>
         <w:rPr>
-          <w:rFonts w:ascii="Arial" w:eastAsia="Arial" w:hAnsi="Arial" w:cs="Arial"/>
+          <w:rFonts w:ascii="Arial" w:hAnsi="Arial" w:eastAsia="Arial" w:cs="Arial"/>
           <w:i/>
-          <w:noProof/>
           <w:color w:val="000000"/>
           <w:spacing w:val="-1"/>
           <w:sz w:val="12"/>
           <w:szCs w:val="12"/>
         </w:rPr>
       </w:pPr>
+      <w:r>
+        <w:rPr>
+          <w:rFonts w:eastAsia="Arial" w:cs="Arial" w:ascii="Arial" w:hAnsi="Arial"/>
+          <w:i/>
+          <w:color w:val="000000"/>
+          <w:spacing w:val="-1"/>
+          <w:sz w:val="12"/>
+          <w:szCs w:val="12"/>
+        </w:rPr>
+      </w:r>
     </w:p>
     <w:p>
       <w:pPr>
-        <w:spacing w:line="140" w:lineRule="exact"/>
+        <w:pStyle w:val="Normal"/>
+        <w:spacing w:lineRule="exact" w:line="140"/>
         <w:ind w:firstLine="1"/>
         <w:jc w:val="center"/>
         <w:rPr>
-          <w:rFonts w:ascii="Arial" w:eastAsia="Arial" w:hAnsi="Arial" w:cs="Arial"/>
+          <w:rFonts w:ascii="Arial" w:hAnsi="Arial" w:eastAsia="Arial" w:cs="Arial"/>
           <w:i/>
-          <w:noProof/>
           <w:color w:val="000000"/>
           <w:spacing w:val="-1"/>
           <w:sz w:val="12"/>
           <w:szCs w:val="12"/>
         </w:rPr>
       </w:pPr>
+      <w:r>
+        <w:rPr>
+          <w:rFonts w:eastAsia="Arial" w:cs="Arial" w:ascii="Arial" w:hAnsi="Arial"/>
+          <w:i/>
+          <w:color w:val="000000"/>
+          <w:spacing w:val="-1"/>
+          <w:sz w:val="12"/>
+          <w:szCs w:val="12"/>
+        </w:rPr>
+      </w:r>
     </w:p>
     <w:p>
       <w:pPr>
-        <w:spacing w:line="140" w:lineRule="exact"/>
+        <w:pStyle w:val="Normal"/>
+        <w:spacing w:lineRule="exact" w:line="140"/>
         <w:ind w:firstLine="1"/>
         <w:jc w:val="center"/>
         <w:rPr>
-          <w:rFonts w:ascii="Arial" w:eastAsia="Arial" w:hAnsi="Arial" w:cs="Arial"/>
+          <w:rFonts w:ascii="Arial" w:hAnsi="Arial" w:eastAsia="Arial" w:cs="Arial"/>
           <w:i/>
-          <w:noProof/>
           <w:color w:val="000000"/>
           <w:spacing w:val="-1"/>
           <w:sz w:val="12"/>
           <w:szCs w:val="12"/>
         </w:rPr>
       </w:pPr>
+      <w:r>
+        <w:rPr>
+          <w:rFonts w:eastAsia="Arial" w:cs="Arial" w:ascii="Arial" w:hAnsi="Arial"/>
+          <w:i/>
+          <w:color w:val="000000"/>
+          <w:spacing w:val="-1"/>
+          <w:sz w:val="12"/>
+          <w:szCs w:val="12"/>
+        </w:rPr>
+      </w:r>
     </w:p>
     <w:p>
       <w:pPr>
-        <w:spacing w:line="140" w:lineRule="exact"/>
+        <w:pStyle w:val="Normal"/>
+        <w:spacing w:lineRule="exact" w:line="140"/>
         <w:ind w:firstLine="1"/>
         <w:jc w:val="center"/>
         <w:rPr>
-          <w:rFonts w:ascii="Arial" w:eastAsia="Arial" w:hAnsi="Arial" w:cs="Arial"/>
+          <w:rFonts w:ascii="Arial" w:hAnsi="Arial" w:eastAsia="Arial" w:cs="Arial"/>
           <w:i/>
-          <w:noProof/>
           <w:color w:val="000000"/>
           <w:spacing w:val="-1"/>
           <w:sz w:val="12"/>
           <w:szCs w:val="12"/>
         </w:rPr>
       </w:pPr>
+      <w:r>
+        <w:rPr>
+          <w:rFonts w:eastAsia="Arial" w:cs="Arial" w:ascii="Arial" w:hAnsi="Arial"/>
+          <w:i/>
+          <w:color w:val="000000"/>
+          <w:spacing w:val="-1"/>
+          <w:sz w:val="12"/>
+          <w:szCs w:val="12"/>
+        </w:rPr>
+      </w:r>
     </w:p>
     <w:p>
       <w:pPr>
-        <w:spacing w:line="140" w:lineRule="exact"/>
+        <w:pStyle w:val="Normal"/>
+        <w:spacing w:lineRule="exact" w:line="140"/>
         <w:ind w:firstLine="1"/>
         <w:jc w:val="center"/>
         <w:rPr>
-          <w:rFonts w:ascii="Arial" w:eastAsia="Arial" w:hAnsi="Arial" w:cs="Arial"/>
+          <w:rFonts w:ascii="Arial" w:hAnsi="Arial" w:eastAsia="Arial" w:cs="Arial"/>
           <w:i/>
-          <w:noProof/>
           <w:color w:val="000000"/>
           <w:spacing w:val="-1"/>
           <w:sz w:val="12"/>
           <w:szCs w:val="12"/>
         </w:rPr>
       </w:pPr>
+      <w:r>
+        <w:rPr>
+          <w:rFonts w:eastAsia="Arial" w:cs="Arial" w:ascii="Arial" w:hAnsi="Arial"/>
+          <w:i/>
+          <w:color w:val="000000"/>
+          <w:spacing w:val="-1"/>
+          <w:sz w:val="12"/>
+          <w:szCs w:val="12"/>
+        </w:rPr>
+      </w:r>
     </w:p>
     <w:p>
       <w:pPr>
-        <w:spacing w:line="140" w:lineRule="exact"/>
+        <w:pStyle w:val="Normal"/>
+        <w:spacing w:lineRule="exact" w:line="140"/>
         <w:ind w:firstLine="1"/>
         <w:jc w:val="center"/>
         <w:rPr>
-          <w:rFonts w:ascii="Arial" w:eastAsia="Arial" w:hAnsi="Arial" w:cs="Arial"/>
+          <w:rFonts w:ascii="Arial" w:hAnsi="Arial" w:eastAsia="Arial" w:cs="Arial"/>
           <w:i/>
-          <w:noProof/>
           <w:color w:val="000000"/>
           <w:spacing w:val="-1"/>
           <w:sz w:val="12"/>
           <w:szCs w:val="12"/>
         </w:rPr>
       </w:pPr>
+      <w:r>
+        <w:rPr>
+          <w:rFonts w:eastAsia="Arial" w:cs="Arial" w:ascii="Arial" w:hAnsi="Arial"/>
+          <w:i/>
+          <w:color w:val="000000"/>
+          <w:spacing w:val="-1"/>
+          <w:sz w:val="12"/>
+          <w:szCs w:val="12"/>
+        </w:rPr>
+      </w:r>
     </w:p>
     <w:p>
       <w:pPr>
-        <w:spacing w:line="275" w:lineRule="exact"/>
+        <w:pStyle w:val="Normal"/>
+        <w:spacing w:lineRule="exact" w:line="275"/>
         <w:ind w:firstLine="1"/>
         <w:jc w:val="center"/>
         <w:rPr>
-          <w:rFonts w:ascii="Arial" w:eastAsia="Arial" w:hAnsi="Arial" w:cs="Arial"/>
+          <w:rFonts w:ascii="Arial" w:hAnsi="Arial" w:eastAsia="Arial" w:cs="Arial"/>
           <w:i/>
-          <w:noProof/>
           <w:color w:val="000000"/>
           <w:spacing w:val="-1"/>
           <w:sz w:val="12"/>
           <w:szCs w:val="12"/>
         </w:rPr>
       </w:pPr>
+      <w:r>
+        <w:rPr>
+          <w:rFonts w:eastAsia="Arial" w:cs="Arial" w:ascii="Arial" w:hAnsi="Arial"/>
+          <w:i/>
+          <w:color w:val="000000"/>
+          <w:spacing w:val="-1"/>
+          <w:sz w:val="12"/>
+          <w:szCs w:val="12"/>
+        </w:rPr>
+      </w:r>
     </w:p>
     <w:p>
       <w:pPr>
+        <w:pStyle w:val="Normal"/>
         <w:tabs>
-          <w:tab w:val="left" w:pos="7355"/>
+          <w:tab w:val="clear" w:pos="720"/>
+          <w:tab w:val="left" w:pos="7355" w:leader="none"/>
         </w:tabs>
-        <w:spacing w:before="141" w:line="124" w:lineRule="exact"/>
-        <w:ind w:left="437" w:firstLine="1"/>
-        <w:rPr>
-          <w:rFonts w:ascii="Arial" w:eastAsia="Arial" w:hAnsi="Arial" w:cs="Arial"/>
+        <w:spacing w:lineRule="exact" w:line="124" w:before="141" w:after="0"/>
+        <w:ind w:firstLine="1" w:left="437"/>
+        <w:rPr>
+          <w:rFonts w:ascii="Arial" w:hAnsi="Arial" w:eastAsia="Arial" w:cs="Arial"/>
           <w:i/>
-          <w:noProof/>
           <w:color w:val="000000"/>
           <w:spacing w:val="-1"/>
           <w:sz w:val="12"/>
@@ -4644,8 +5761,7 @@
       </w:pPr>
       <w:r>
         <w:rPr>
-          <w:rFonts w:ascii="Arial" w:eastAsia="Arial" w:hAnsi="Arial" w:cs="Arial"/>
-          <w:noProof/>
+          <w:rFonts w:eastAsia="Arial" w:cs="Arial" w:ascii="Arial" w:hAnsi="Arial"/>
           <w:color w:val="000000"/>
           <w:spacing w:val="-1"/>
           <w:sz w:val="12"/>
@@ -4655,8 +5771,7 @@
       </w:r>
       <w:r>
         <w:rPr>
-          <w:rFonts w:ascii="Arial" w:eastAsia="Arial" w:hAnsi="Arial" w:cs="Arial"/>
-          <w:noProof/>
+          <w:rFonts w:eastAsia="Arial" w:cs="Arial" w:ascii="Arial" w:hAnsi="Arial"/>
           <w:color w:val="000000"/>
           <w:spacing w:val="4"/>
           <w:sz w:val="12"/>
@@ -4666,8 +5781,7 @@
       </w:r>
       <w:r>
         <w:rPr>
-          <w:rFonts w:ascii="Arial" w:eastAsia="Arial" w:hAnsi="Arial" w:cs="Arial"/>
-          <w:noProof/>
+          <w:rFonts w:eastAsia="Arial" w:cs="Arial" w:ascii="Arial" w:hAnsi="Arial"/>
           <w:color w:val="000000"/>
           <w:spacing w:val="35"/>
           <w:sz w:val="12"/>
@@ -4677,8 +5791,7 @@
       </w:r>
       <w:r>
         <w:rPr>
-          <w:rFonts w:ascii="Arial" w:eastAsia="Arial" w:hAnsi="Arial" w:cs="Arial"/>
-          <w:noProof/>
+          <w:rFonts w:eastAsia="Arial" w:cs="Arial" w:ascii="Arial" w:hAnsi="Arial"/>
           <w:color w:val="000000"/>
           <w:spacing w:val="-1"/>
           <w:sz w:val="12"/>
@@ -4688,8 +5801,7 @@
       </w:r>
       <w:r>
         <w:rPr>
-          <w:rFonts w:ascii="Arial" w:eastAsia="Arial" w:hAnsi="Arial" w:cs="Arial"/>
-          <w:noProof/>
+          <w:rFonts w:eastAsia="Arial" w:cs="Arial" w:ascii="Arial" w:hAnsi="Arial"/>
           <w:color w:val="000000"/>
           <w:sz w:val="12"/>
           <w:szCs w:val="12"/>
@@ -4698,8 +5810,7 @@
       </w:r>
       <w:r>
         <w:rPr>
-          <w:rFonts w:ascii="Arial" w:eastAsia="Arial" w:hAnsi="Arial" w:cs="Arial"/>
-          <w:noProof/>
+          <w:rFonts w:eastAsia="Arial" w:cs="Arial" w:ascii="Arial" w:hAnsi="Arial"/>
           <w:color w:val="000000"/>
           <w:spacing w:val="-1"/>
           <w:sz w:val="12"/>
@@ -4709,8 +5820,7 @@
       </w:r>
       <w:r>
         <w:rPr>
-          <w:rFonts w:ascii="Arial" w:eastAsia="Arial" w:hAnsi="Arial" w:cs="Arial"/>
-          <w:noProof/>
+          <w:rFonts w:eastAsia="Arial" w:cs="Arial" w:ascii="Arial" w:hAnsi="Arial"/>
           <w:color w:val="000000"/>
           <w:spacing w:val="-3"/>
           <w:sz w:val="12"/>
@@ -4720,9 +5830,8 @@
       </w:r>
       <w:r>
         <w:rPr>
-          <w:rFonts w:ascii="Arial" w:eastAsia="Arial" w:hAnsi="Arial" w:cs="Arial"/>
+          <w:rFonts w:eastAsia="Arial" w:cs="Arial" w:ascii="Arial" w:hAnsi="Arial"/>
           <w:i/>
-          <w:noProof/>
           <w:color w:val="000000"/>
           <w:spacing w:val="-1"/>
           <w:sz w:val="12"/>
@@ -4732,9 +5841,8 @@
       </w:r>
       <w:r>
         <w:rPr>
-          <w:rFonts w:ascii="Arial" w:eastAsia="Arial" w:hAnsi="Arial" w:cs="Arial"/>
+          <w:rFonts w:eastAsia="Arial" w:cs="Arial" w:ascii="Arial" w:hAnsi="Arial"/>
           <w:i/>
-          <w:noProof/>
           <w:color w:val="000000"/>
           <w:spacing w:val="1"/>
           <w:sz w:val="12"/>
@@ -4744,9 +5852,8 @@
       </w:r>
       <w:r>
         <w:rPr>
-          <w:rFonts w:ascii="Arial" w:eastAsia="Arial" w:hAnsi="Arial" w:cs="Arial"/>
+          <w:rFonts w:eastAsia="Arial" w:cs="Arial" w:ascii="Arial" w:hAnsi="Arial"/>
           <w:i/>
-          <w:noProof/>
           <w:color w:val="000000"/>
           <w:spacing w:val="-1"/>
           <w:sz w:val="12"/>
@@ -4756,9 +5863,8 @@
       </w:r>
       <w:r>
         <w:rPr>
-          <w:rFonts w:ascii="Arial" w:eastAsia="Arial" w:hAnsi="Arial" w:cs="Arial"/>
+          <w:rFonts w:eastAsia="Arial" w:cs="Arial" w:ascii="Arial" w:hAnsi="Arial"/>
           <w:i/>
-          <w:noProof/>
           <w:color w:val="000000"/>
           <w:sz w:val="12"/>
           <w:szCs w:val="12"/>
@@ -4767,9 +5873,8 @@
       </w:r>
       <w:r>
         <w:rPr>
-          <w:rFonts w:ascii="Arial" w:eastAsia="Arial" w:hAnsi="Arial" w:cs="Arial"/>
+          <w:rFonts w:eastAsia="Arial" w:cs="Arial" w:ascii="Arial" w:hAnsi="Arial"/>
           <w:i/>
-          <w:noProof/>
           <w:color w:val="000000"/>
           <w:spacing w:val="-1"/>
           <w:sz w:val="12"/>
@@ -4780,13 +5885,13 @@
     </w:p>
     <w:p>
       <w:pPr>
-        <w:spacing w:before="17" w:after="17" w:line="120" w:lineRule="exact"/>
-        <w:ind w:right="400" w:firstLine="1"/>
+        <w:pStyle w:val="Normal"/>
+        <w:spacing w:lineRule="exact" w:line="120" w:before="17" w:after="17"/>
+        <w:ind w:firstLine="1" w:right="400"/>
         <w:jc w:val="right"/>
         <w:rPr>
-          <w:rFonts w:ascii="Arial" w:eastAsia="Arial" w:hAnsi="Arial" w:cs="Arial"/>
+          <w:rFonts w:ascii="Arial" w:hAnsi="Arial" w:eastAsia="Arial" w:cs="Arial"/>
           <w:i/>
-          <w:noProof/>
           <w:color w:val="000000"/>
           <w:spacing w:val="2"/>
           <w:sz w:val="12"/>
@@ -4795,9 +5900,8 @@
       </w:pPr>
       <w:r>
         <w:rPr>
-          <w:rFonts w:ascii="Arial" w:eastAsia="Arial" w:hAnsi="Arial" w:cs="Arial"/>
+          <w:rFonts w:eastAsia="Arial" w:cs="Arial" w:ascii="Arial" w:hAnsi="Arial"/>
           <w:i/>
-          <w:noProof/>
           <w:color w:val="000000"/>
           <w:sz w:val="12"/>
           <w:szCs w:val="12"/>
@@ -4806,9 +5910,8 @@
       </w:r>
       <w:r>
         <w:rPr>
-          <w:rFonts w:ascii="Arial" w:eastAsia="Arial" w:hAnsi="Arial" w:cs="Arial"/>
+          <w:rFonts w:eastAsia="Arial" w:cs="Arial" w:ascii="Arial" w:hAnsi="Arial"/>
           <w:i/>
-          <w:noProof/>
           <w:color w:val="000000"/>
           <w:spacing w:val="-1"/>
           <w:sz w:val="12"/>
@@ -4818,9 +5921,8 @@
       </w:r>
       <w:r>
         <w:rPr>
-          <w:rFonts w:ascii="Arial" w:eastAsia="Arial" w:hAnsi="Arial" w:cs="Arial"/>
+          <w:rFonts w:eastAsia="Arial" w:cs="Arial" w:ascii="Arial" w:hAnsi="Arial"/>
           <w:i/>
-          <w:noProof/>
           <w:color w:val="000000"/>
           <w:sz w:val="12"/>
           <w:szCs w:val="12"/>
@@ -4829,9 +5931,8 @@
       </w:r>
       <w:r>
         <w:rPr>
-          <w:rFonts w:ascii="Arial" w:eastAsia="Arial" w:hAnsi="Arial" w:cs="Arial"/>
+          <w:rFonts w:eastAsia="Arial" w:cs="Arial" w:ascii="Arial" w:hAnsi="Arial"/>
           <w:i/>
-          <w:noProof/>
           <w:color w:val="000000"/>
           <w:spacing w:val="1"/>
           <w:sz w:val="12"/>
@@ -4841,21 +5942,24 @@
       </w:r>
     </w:p>
     <w:sectPr>
-      <w:type w:val="continuous"/>
+      <w:type w:val="nextPage"/>
       <w:pgSz w:w="11906" w:h="16838"/>
-      <w:pgMar w:top="720" w:right="720" w:bottom="404" w:left="720" w:header="708" w:footer="0" w:gutter="0"/>
-      <w:cols w:space="720"/>
+      <w:pgMar w:left="720" w:right="720" w:gutter="0" w:header="0" w:top="720" w:footer="0" w:bottom="404"/>
+      <w:pgNumType w:fmt="decimal"/>
+      <w:formProt w:val="false"/>
+      <w:textDirection w:val="lrTb"/>
+      <w:docGrid w:type="default" w:linePitch="100" w:charSpace="0"/>
     </w:sectPr>
   </w:body>
 </w:document>
 </file>
 
 <file path=word/styles.xml><?xml version="1.0" encoding="utf-8"?>
-<w:styles xmlns:mc="http://schemas.openxmlformats.org/markup-compatibility/2006" xmlns:r="http://schemas.openxmlformats.org/officeDocument/2006/relationships" xmlns:w="http://schemas.openxmlformats.org/wordprocessingml/2006/main" xmlns:w14="http://schemas.microsoft.com/office/word/2010/wordml" xmlns:w15="http://schemas.microsoft.com/office/word/2012/wordml" xmlns:w16cex="http://schemas.microsoft.com/office/word/2018/wordml/cex" xmlns:w16cid="http://schemas.microsoft.com/office/word/2016/wordml/cid" xmlns:w16="http://schemas.microsoft.com/office/word/2018/wordml" xmlns:w16du="http://schemas.microsoft.com/office/word/2023/wordml/word16du" xmlns:w16sdtdh="http://schemas.microsoft.com/office/word/2020/wordml/sdtdatahash" xmlns:w16sdtfl="http://schemas.microsoft.com/office/word/2024/wordml/sdtformatlock" xmlns:w16se="http://schemas.microsoft.com/office/word/2015/wordml/symex" mc:Ignorable="w14 w15 w16se w16cid w16 w16cex w16sdtdh w16sdtfl w16du">
+<w:styles xmlns:w="http://schemas.openxmlformats.org/wordprocessingml/2006/main" xmlns:w14="http://schemas.microsoft.com/office/word/2010/wordml" xmlns:mc="http://schemas.openxmlformats.org/markup-compatibility/2006" mc:Ignorable="w14">
   <w:docDefaults>
     <w:rPrDefault>
       <w:rPr>
-        <w:rFonts w:asciiTheme="minorHAnsi" w:eastAsiaTheme="minorHAnsi" w:hAnsiTheme="minorHAnsi" w:cstheme="minorBidi"/>
+        <w:rFonts w:ascii="Calibri" w:hAnsi="Calibri" w:eastAsia="Calibri" w:cs="" w:asciiTheme="minorHAnsi" w:cstheme="minorBidi" w:eastAsiaTheme="minorHAnsi" w:hAnsiTheme="minorHAnsi"/>
         <w:sz w:val="22"/>
         <w:szCs w:val="22"/>
         <w:lang w:val="en-US" w:eastAsia="en-US" w:bidi="ar-SA"/>
@@ -4863,23 +5967,21 @@
     </w:rPrDefault>
     <w:pPrDefault>
       <w:pPr>
-        <w:widowControl w:val="0"/>
-        <w:autoSpaceDE w:val="0"/>
-        <w:autoSpaceDN w:val="0"/>
+        <w:suppressAutoHyphens w:val="true"/>
       </w:pPr>
     </w:pPrDefault>
   </w:docDefaults>
   <w:latentStyles w:defLockedState="0" w:defUIPriority="99" w:defSemiHidden="0" w:defUnhideWhenUsed="0" w:defQFormat="0" w:count="376">
     <w:lsdException w:name="Normal" w:uiPriority="0" w:qFormat="1"/>
     <w:lsdException w:name="heading 1" w:uiPriority="9" w:qFormat="1"/>
-    <w:lsdException w:name="heading 2" w:semiHidden="1" w:uiPriority="9" w:unhideWhenUsed="1" w:qFormat="1"/>
-    <w:lsdException w:name="heading 3" w:semiHidden="1" w:uiPriority="9" w:unhideWhenUsed="1" w:qFormat="1"/>
-    <w:lsdException w:name="heading 4" w:semiHidden="1" w:uiPriority="9" w:unhideWhenUsed="1" w:qFormat="1"/>
-    <w:lsdException w:name="heading 5" w:semiHidden="1" w:uiPriority="9" w:unhideWhenUsed="1" w:qFormat="1"/>
-    <w:lsdException w:name="heading 6" w:semiHidden="1" w:uiPriority="9" w:unhideWhenUsed="1" w:qFormat="1"/>
-    <w:lsdException w:name="heading 7" w:semiHidden="1" w:uiPriority="9" w:unhideWhenUsed="1" w:qFormat="1"/>
-    <w:lsdException w:name="heading 8" w:semiHidden="1" w:uiPriority="9" w:unhideWhenUsed="1" w:qFormat="1"/>
-    <w:lsdException w:name="heading 9" w:semiHidden="1" w:uiPriority="9" w:unhideWhenUsed="1" w:qFormat="1"/>
+    <w:lsdException w:name="heading 2" w:uiPriority="9" w:semiHidden="1" w:unhideWhenUsed="1" w:qFormat="1"/>
+    <w:lsdException w:name="heading 3" w:uiPriority="9" w:semiHidden="1" w:unhideWhenUsed="1" w:qFormat="1"/>
+    <w:lsdException w:name="heading 4" w:uiPriority="9" w:semiHidden="1" w:unhideWhenUsed="1" w:qFormat="1"/>
+    <w:lsdException w:name="heading 5" w:uiPriority="9" w:semiHidden="1" w:unhideWhenUsed="1" w:qFormat="1"/>
+    <w:lsdException w:name="heading 6" w:uiPriority="9" w:semiHidden="1" w:unhideWhenUsed="1" w:qFormat="1"/>
+    <w:lsdException w:name="heading 7" w:uiPriority="9" w:semiHidden="1" w:unhideWhenUsed="1" w:qFormat="1"/>
+    <w:lsdException w:name="heading 8" w:uiPriority="9" w:semiHidden="1" w:unhideWhenUsed="1" w:qFormat="1"/>
+    <w:lsdException w:name="heading 9" w:uiPriority="9" w:semiHidden="1" w:unhideWhenUsed="1" w:qFormat="1"/>
     <w:lsdException w:name="index 1" w:semiHidden="1" w:unhideWhenUsed="1"/>
     <w:lsdException w:name="index 2" w:semiHidden="1" w:unhideWhenUsed="1"/>
     <w:lsdException w:name="index 3" w:semiHidden="1" w:unhideWhenUsed="1"/>
@@ -4889,22 +5991,22 @@
     <w:lsdException w:name="index 7" w:semiHidden="1" w:unhideWhenUsed="1"/>
     <w:lsdException w:name="index 8" w:semiHidden="1" w:unhideWhenUsed="1"/>
     <w:lsdException w:name="index 9" w:semiHidden="1" w:unhideWhenUsed="1"/>
-    <w:lsdException w:name="toc 1" w:semiHidden="1" w:uiPriority="39" w:unhideWhenUsed="1"/>
-    <w:lsdException w:name="toc 2" w:semiHidden="1" w:uiPriority="39" w:unhideWhenUsed="1"/>
-    <w:lsdException w:name="toc 3" w:semiHidden="1" w:uiPriority="39" w:unhideWhenUsed="1"/>
-    <w:lsdException w:name="toc 4" w:semiHidden="1" w:uiPriority="39" w:unhideWhenUsed="1"/>
-    <w:lsdException w:name="toc 5" w:semiHidden="1" w:uiPriority="39" w:unhideWhenUsed="1"/>
-    <w:lsdException w:name="toc 6" w:semiHidden="1" w:uiPriority="39" w:unhideWhenUsed="1"/>
-    <w:lsdException w:name="toc 7" w:semiHidden="1" w:uiPriority="39" w:unhideWhenUsed="1"/>
-    <w:lsdException w:name="toc 8" w:semiHidden="1" w:uiPriority="39" w:unhideWhenUsed="1"/>
-    <w:lsdException w:name="toc 9" w:semiHidden="1" w:uiPriority="39" w:unhideWhenUsed="1"/>
+    <w:lsdException w:name="toc 1" w:uiPriority="39" w:semiHidden="1" w:unhideWhenUsed="1"/>
+    <w:lsdException w:name="toc 2" w:uiPriority="39" w:semiHidden="1" w:unhideWhenUsed="1"/>
+    <w:lsdException w:name="toc 3" w:uiPriority="39" w:semiHidden="1" w:unhideWhenUsed="1"/>
+    <w:lsdException w:name="toc 4" w:uiPriority="39" w:semiHidden="1" w:unhideWhenUsed="1"/>
+    <w:lsdException w:name="toc 5" w:uiPriority="39" w:semiHidden="1" w:unhideWhenUsed="1"/>
+    <w:lsdException w:name="toc 6" w:uiPriority="39" w:semiHidden="1" w:unhideWhenUsed="1"/>
+    <w:lsdException w:name="toc 7" w:uiPriority="39" w:semiHidden="1" w:unhideWhenUsed="1"/>
+    <w:lsdException w:name="toc 8" w:uiPriority="39" w:semiHidden="1" w:unhideWhenUsed="1"/>
+    <w:lsdException w:name="toc 9" w:uiPriority="39" w:semiHidden="1" w:unhideWhenUsed="1"/>
     <w:lsdException w:name="Normal Indent" w:semiHidden="1" w:unhideWhenUsed="1"/>
     <w:lsdException w:name="footnote text" w:semiHidden="1" w:unhideWhenUsed="1"/>
     <w:lsdException w:name="annotation text" w:semiHidden="1" w:unhideWhenUsed="1"/>
     <w:lsdException w:name="header" w:semiHidden="1" w:unhideWhenUsed="1"/>
     <w:lsdException w:name="footer" w:semiHidden="1" w:unhideWhenUsed="1"/>
     <w:lsdException w:name="index heading" w:semiHidden="1" w:unhideWhenUsed="1"/>
-    <w:lsdException w:name="caption" w:semiHidden="1" w:uiPriority="35" w:unhideWhenUsed="1" w:qFormat="1"/>
+    <w:lsdException w:name="caption" w:uiPriority="35" w:semiHidden="1" w:unhideWhenUsed="1" w:qFormat="1"/>
     <w:lsdException w:name="table of figures" w:semiHidden="1" w:unhideWhenUsed="1"/>
     <w:lsdException w:name="envelope address" w:semiHidden="1" w:unhideWhenUsed="1"/>
     <w:lsdException w:name="envelope return" w:semiHidden="1" w:unhideWhenUsed="1"/>
@@ -4935,7 +6037,7 @@
     <w:lsdException w:name="Title" w:uiPriority="10" w:qFormat="1"/>
     <w:lsdException w:name="Closing" w:semiHidden="1" w:unhideWhenUsed="1"/>
     <w:lsdException w:name="Signature" w:semiHidden="1" w:unhideWhenUsed="1"/>
-    <w:lsdException w:name="Default Paragraph Font" w:semiHidden="1" w:uiPriority="1" w:unhideWhenUsed="1"/>
+    <w:lsdException w:name="Default Paragraph Font" w:uiPriority="1" w:semiHidden="1" w:unhideWhenUsed="1"/>
     <w:lsdException w:name="Body Text" w:semiHidden="1" w:unhideWhenUsed="1"/>
     <w:lsdException w:name="Body Text Indent" w:semiHidden="1" w:unhideWhenUsed="1"/>
     <w:lsdException w:name="List Continue" w:semiHidden="1" w:unhideWhenUsed="1"/>
@@ -5135,8 +6237,8 @@
     <w:lsdException w:name="Subtle Reference" w:uiPriority="31" w:qFormat="1"/>
     <w:lsdException w:name="Intense Reference" w:uiPriority="32" w:qFormat="1"/>
     <w:lsdException w:name="Book Title" w:uiPriority="33" w:qFormat="1"/>
-    <w:lsdException w:name="Bibliography" w:semiHidden="1" w:uiPriority="37" w:unhideWhenUsed="1"/>
-    <w:lsdException w:name="TOC Heading" w:semiHidden="1" w:uiPriority="39" w:unhideWhenUsed="1" w:qFormat="1"/>
+    <w:lsdException w:name="Bibliography" w:uiPriority="37" w:semiHidden="1" w:unhideWhenUsed="1"/>
+    <w:lsdException w:name="TOC Heading" w:uiPriority="39" w:semiHidden="1" w:unhideWhenUsed="1" w:qFormat="1"/>
     <w:lsdException w:name="Plain Table 1" w:uiPriority="41"/>
     <w:lsdException w:name="Plain Table 2" w:uiPriority="42"/>
     <w:lsdException w:name="Plain Table 3" w:uiPriority="43"/>
@@ -5247,16 +6349,127 @@
     <w:lsdException w:name="Unresolved Mention" w:semiHidden="1" w:unhideWhenUsed="1"/>
     <w:lsdException w:name="Smart Link" w:semiHidden="1" w:unhideWhenUsed="1"/>
   </w:latentStyles>
-  <w:style w:type="paragraph" w:default="1" w:styleId="Normal">
+  <w:style w:type="paragraph" w:styleId="Normal" w:default="1">
     <w:name w:val="Normal"/>
     <w:qFormat/>
-    <w:rsid w:val="0023102B"/>
+    <w:rsid w:val="0023102b"/>
+    <w:pPr>
+      <w:widowControl w:val="false"/>
+      <w:bidi w:val="0"/>
+      <w:spacing w:before="0" w:after="0"/>
+      <w:jc w:val="left"/>
+    </w:pPr>
+    <w:rPr>
+      <w:rFonts w:ascii="Calibri" w:hAnsi="Calibri" w:eastAsia="Calibri" w:cs="" w:asciiTheme="minorHAnsi" w:cstheme="minorBidi" w:eastAsiaTheme="minorHAnsi" w:hAnsiTheme="minorHAnsi"/>
+      <w:color w:val="auto"/>
+      <w:kern w:val="0"/>
+      <w:sz w:val="22"/>
+      <w:szCs w:val="22"/>
+      <w:lang w:val="en-US" w:eastAsia="en-US" w:bidi="ar-SA"/>
+    </w:rPr>
   </w:style>
-  <w:style w:type="character" w:default="1" w:styleId="DefaultParagraphFont">
+  <w:style w:type="character" w:styleId="DefaultParagraphFont" w:default="1">
     <w:name w:val="Default Paragraph Font"/>
     <w:uiPriority w:val="1"/>
     <w:semiHidden/>
     <w:unhideWhenUsed/>
+    <w:qFormat/>
+    <w:rPr/>
+  </w:style>
+  <w:style w:type="paragraph" w:styleId="Heading">
+    <w:name w:val="Heading"/>
+    <w:basedOn w:val="Normal"/>
+    <w:next w:val="BodyText"/>
+    <w:qFormat/>
+    <w:pPr>
+      <w:keepNext w:val="true"/>
+      <w:spacing w:before="240" w:after="120"/>
+    </w:pPr>
+    <w:rPr>
+      <w:rFonts w:ascii="Liberation Sans" w:hAnsi="Liberation Sans" w:eastAsia="Microsoft YaHei" w:cs="Lucida Sans"/>
+      <w:sz w:val="28"/>
+      <w:szCs w:val="28"/>
+    </w:rPr>
+  </w:style>
+  <w:style w:type="paragraph" w:styleId="BodyText">
+    <w:name w:val="Body Text"/>
+    <w:basedOn w:val="Normal"/>
+    <w:pPr>
+      <w:spacing w:lineRule="auto" w:line="276" w:before="0" w:after="140"/>
+    </w:pPr>
+    <w:rPr/>
+  </w:style>
+  <w:style w:type="paragraph" w:styleId="List">
+    <w:name w:val="List"/>
+    <w:basedOn w:val="BodyText"/>
+    <w:pPr/>
+    <w:rPr>
+      <w:rFonts w:cs="Lucida Sans"/>
+    </w:rPr>
+  </w:style>
+  <w:style w:type="paragraph" w:styleId="Caption">
+    <w:name w:val="caption"/>
+    <w:basedOn w:val="Normal"/>
+    <w:qFormat/>
+    <w:pPr>
+      <w:suppressLineNumbers/>
+      <w:spacing w:before="120" w:after="120"/>
+    </w:pPr>
+    <w:rPr>
+      <w:rFonts w:cs="Lucida Sans"/>
+      <w:i/>
+      <w:iCs/>
+      <w:sz w:val="24"/>
+      <w:szCs w:val="24"/>
+    </w:rPr>
+  </w:style>
+  <w:style w:type="paragraph" w:styleId="Index">
+    <w:name w:val="Index"/>
+    <w:basedOn w:val="Normal"/>
+    <w:qFormat/>
+    <w:pPr>
+      <w:suppressLineNumbers/>
+    </w:pPr>
+    <w:rPr>
+      <w:rFonts w:cs="Lucida Sans"/>
+    </w:rPr>
+  </w:style>
+  <w:style w:type="paragraph" w:styleId="FrameContents">
+    <w:name w:val="Frame Contents"/>
+    <w:basedOn w:val="Normal"/>
+    <w:qFormat/>
+    <w:pPr/>
+    <w:rPr/>
+  </w:style>
+  <w:style w:type="paragraph" w:styleId="TableContents">
+    <w:name w:val="Table Contents"/>
+    <w:basedOn w:val="Normal"/>
+    <w:qFormat/>
+    <w:pPr>
+      <w:widowControl w:val="false"/>
+      <w:suppressLineNumbers/>
+    </w:pPr>
+    <w:rPr/>
+  </w:style>
+  <w:style w:type="paragraph" w:styleId="TableHeading">
+    <w:name w:val="Table Heading"/>
+    <w:basedOn w:val="TableContents"/>
+    <w:qFormat/>
+    <w:pPr>
+      <w:suppressLineNumbers/>
+      <w:jc w:val="center"/>
+    </w:pPr>
+    <w:rPr>
+      <w:b/>
+      <w:bCs/>
+    </w:rPr>
+  </w:style>
+  <w:style w:type="numbering" w:styleId="NoList" w:default="1">
+    <w:name w:val="No List"/>
+    <w:uiPriority w:val="99"/>
+    <w:semiHidden/>
+    <w:unhideWhenUsed/>
+    <w:qFormat/>
   </w:style>
   <w:style w:type="table" w:default="1" w:styleId="TableNormal">
     <w:name w:val="Normal Table"/>
@@ -5264,7 +6477,6 @@
     <w:semiHidden/>
     <w:unhideWhenUsed/>
     <w:tblPr>
-      <w:tblInd w:w="0" w:type="dxa"/>
       <w:tblCellMar>
         <w:top w:w="0" w:type="dxa"/>
         <w:left w:w="108" w:type="dxa"/>
@@ -5273,24 +6485,18 @@
       </w:tblCellMar>
     </w:tblPr>
   </w:style>
-  <w:style w:type="numbering" w:default="1" w:styleId="NoList">
-    <w:name w:val="No List"/>
-    <w:uiPriority w:val="99"/>
-    <w:semiHidden/>
-    <w:unhideWhenUsed/>
-  </w:style>
 </w:styles>
 </file>
 
 <file path=word/theme/theme1.xml><?xml version="1.0" encoding="utf-8"?>
-<a:theme xmlns:a="http://schemas.openxmlformats.org/drawingml/2006/main" name="Office Theme">
+<a:theme xmlns:a="http://schemas.openxmlformats.org/drawingml/2006/main" xmlns:r="http://schemas.openxmlformats.org/officeDocument/2006/relationships" name="Office Theme">
   <a:themeElements>
     <a:clrScheme name="Office">
       <a:dk1>
-        <a:sysClr val="windowText" lastClr="000000"/>
+        <a:srgbClr val="000000"/>
       </a:dk1>
       <a:lt1>
-        <a:sysClr val="window" lastClr="FFFFFF"/>
+        <a:srgbClr val="FFFFFF"/>
       </a:lt1>
       <a:dk2>
         <a:srgbClr val="1F497D"/>
@@ -5325,242 +6531,134 @@
     </a:clrScheme>
     <a:fontScheme name="Office">
       <a:majorFont>
-        <a:latin typeface="Cambria"/>
+        <a:latin typeface="Cambria" pitchFamily="0" charset="1"/>
         <a:ea typeface=""/>
         <a:cs typeface=""/>
-        <a:font script="Jpan" typeface="ＭＳ ゴシック"/>
-        <a:font script="Hang" typeface="맑은 고딕"/>
-        <a:font script="Hans" typeface="宋体"/>
-        <a:font script="Hant" typeface="新細明體"/>
-        <a:font script="Arab" typeface="Times New Roman"/>
-        <a:font script="Hebr" typeface="Times New Roman"/>
-        <a:font script="Thai" typeface="Angsana New"/>
-        <a:font script="Ethi" typeface="Nyala"/>
-        <a:font script="Beng" typeface="Vrinda"/>
-        <a:font script="Gujr" typeface="Shruti"/>
-        <a:font script="Khmr" typeface="MoolBoran"/>
-        <a:font script="Knda" typeface="Tunga"/>
-        <a:font script="Guru" typeface="Raavi"/>
-        <a:font script="Cans" typeface="Euphemia"/>
-        <a:font script="Cher" typeface="Plantagenet Cherokee"/>
-        <a:font script="Yiii" typeface="Microsoft Yi Baiti"/>
-        <a:font script="Tibt" typeface="Microsoft Himalaya"/>
-        <a:font script="Thaa" typeface="MV Boli"/>
-        <a:font script="Deva" typeface="Mangal"/>
-        <a:font script="Telu" typeface="Gautami"/>
-        <a:font script="Taml" typeface="Latha"/>
-        <a:font script="Syrc" typeface="Estrangelo Edessa"/>
-        <a:font script="Orya" typeface="Kalinga"/>
-        <a:font script="Mlym" typeface="Kartika"/>
-        <a:font script="Laoo" typeface="DokChampa"/>
-        <a:font script="Sinh" typeface="Iskoola Pota"/>
-        <a:font script="Mong" typeface="Mongolian Baiti"/>
-        <a:font script="Viet" typeface="Times New Roman"/>
-        <a:font script="Uigh" typeface="Microsoft Uighur"/>
       </a:majorFont>
       <a:minorFont>
-        <a:latin typeface="Calibri"/>
+        <a:latin typeface="Calibri" pitchFamily="0" charset="1"/>
         <a:ea typeface=""/>
         <a:cs typeface=""/>
-        <a:font script="Jpan" typeface="ＭＳ 明朝"/>
-        <a:font script="Hang" typeface="맑은 고딕"/>
-        <a:font script="Hans" typeface="宋体"/>
-        <a:font script="Hant" typeface="新細明體"/>
-        <a:font script="Arab" typeface="Arial"/>
-        <a:font script="Hebr" typeface="Arial"/>
-        <a:font script="Thai" typeface="Cordia New"/>
-        <a:font script="Ethi" typeface="Nyala"/>
-        <a:font script="Beng" typeface="Vrinda"/>
-        <a:font script="Gujr" typeface="Shruti"/>
-        <a:font script="Khmr" typeface="DaunPenh"/>
-        <a:font script="Knda" typeface="Tunga"/>
-        <a:font script="Guru" typeface="Raavi"/>
-        <a:font script="Cans" typeface="Euphemia"/>
-        <a:font script="Cher" typeface="Plantagenet Cherokee"/>
-        <a:font script="Yiii" typeface="Microsoft Yi Baiti"/>
-        <a:font script="Tibt" typeface="Microsoft Himalaya"/>
-        <a:font script="Thaa" typeface="MV Boli"/>
-        <a:font script="Deva" typeface="Mangal"/>
-        <a:font script="Telu" typeface="Gautami"/>
-        <a:font script="Taml" typeface="Latha"/>
-        <a:font script="Syrc" typeface="Estrangelo Edessa"/>
-        <a:font script="Orya" typeface="Kalinga"/>
-        <a:font script="Mlym" typeface="Kartika"/>
-        <a:font script="Laoo" typeface="DokChampa"/>
-        <a:font script="Sinh" typeface="Iskoola Pota"/>
-        <a:font script="Mong" typeface="Mongolian Baiti"/>
-        <a:font script="Viet" typeface="Arial"/>
-        <a:font script="Uigh" typeface="Microsoft Uighur"/>
       </a:minorFont>
     </a:fontScheme>
-    <a:fmtScheme name="Office">
+    <a:fmtScheme>
       <a:fillStyleLst>
         <a:solidFill>
           <a:schemeClr val="phClr"/>
         </a:solidFill>
-        <a:gradFill rotWithShape="1">
+        <a:gradFill>
           <a:gsLst>
             <a:gs pos="0">
               <a:schemeClr val="phClr">
                 <a:tint val="50000"/>
-                <a:satMod val="300000"/>
               </a:schemeClr>
             </a:gs>
             <a:gs pos="35000">
               <a:schemeClr val="phClr">
                 <a:tint val="37000"/>
-                <a:satMod val="300000"/>
               </a:schemeClr>
             </a:gs>
             <a:gs pos="100000">
               <a:schemeClr val="phClr">
                 <a:tint val="15000"/>
-                <a:satMod val="350000"/>
               </a:schemeClr>
             </a:gs>
           </a:gsLst>
           <a:lin ang="16200000" scaled="1"/>
+          <a:tileRect l="0" t="0" r="0" b="0"/>
         </a:gradFill>
-        <a:gradFill rotWithShape="1">
+        <a:gradFill>
           <a:gsLst>
             <a:gs pos="0">
               <a:schemeClr val="phClr">
                 <a:shade val="51000"/>
-                <a:satMod val="130000"/>
               </a:schemeClr>
             </a:gs>
             <a:gs pos="80000">
               <a:schemeClr val="phClr">
                 <a:shade val="93000"/>
-                <a:satMod val="130000"/>
               </a:schemeClr>
             </a:gs>
             <a:gs pos="100000">
               <a:schemeClr val="phClr">
                 <a:shade val="94000"/>
-                <a:satMod val="135000"/>
               </a:schemeClr>
             </a:gs>
           </a:gsLst>
           <a:lin ang="16200000" scaled="0"/>
+          <a:tileRect l="0" t="0" r="0" b="0"/>
         </a:gradFill>
       </a:fillStyleLst>
       <a:lnStyleLst>
         <a:ln w="9525" cap="flat" cmpd="sng" algn="ctr">
-          <a:solidFill>
-            <a:schemeClr val="phClr">
-              <a:shade val="95000"/>
-              <a:satMod val="105000"/>
-            </a:schemeClr>
-          </a:solidFill>
           <a:prstDash val="solid"/>
         </a:ln>
         <a:ln w="25400" cap="flat" cmpd="sng" algn="ctr">
-          <a:solidFill>
-            <a:schemeClr val="phClr"/>
-          </a:solidFill>
           <a:prstDash val="solid"/>
         </a:ln>
         <a:ln w="38100" cap="flat" cmpd="sng" algn="ctr">
-          <a:solidFill>
-            <a:schemeClr val="phClr"/>
-          </a:solidFill>
           <a:prstDash val="solid"/>
         </a:ln>
       </a:lnStyleLst>
       <a:effectStyleLst>
         <a:effectStyle>
-          <a:effectLst>
-            <a:outerShdw blurRad="40000" dist="20000" dir="5400000" rotWithShape="0">
-              <a:srgbClr val="000000">
-                <a:alpha val="38000"/>
-              </a:srgbClr>
-            </a:outerShdw>
-          </a:effectLst>
+          <a:effectLst/>
         </a:effectStyle>
         <a:effectStyle>
-          <a:effectLst>
-            <a:outerShdw blurRad="40000" dist="23000" dir="5400000" rotWithShape="0">
-              <a:srgbClr val="000000">
-                <a:alpha val="35000"/>
-              </a:srgbClr>
-            </a:outerShdw>
-          </a:effectLst>
+          <a:effectLst/>
         </a:effectStyle>
         <a:effectStyle>
-          <a:effectLst>
-            <a:outerShdw blurRad="40000" dist="23000" dir="5400000" rotWithShape="0">
-              <a:srgbClr val="000000">
-                <a:alpha val="35000"/>
-              </a:srgbClr>
-            </a:outerShdw>
-          </a:effectLst>
-          <a:scene3d>
-            <a:camera prst="orthographicFront">
-              <a:rot lat="0" lon="0" rev="0"/>
-            </a:camera>
-            <a:lightRig rig="threePt" dir="t">
-              <a:rot lat="0" lon="0" rev="1200000"/>
-            </a:lightRig>
-          </a:scene3d>
-          <a:sp3d>
-            <a:bevelT w="63500" h="25400"/>
-          </a:sp3d>
+          <a:effectLst/>
         </a:effectStyle>
       </a:effectStyleLst>
       <a:bgFillStyleLst>
         <a:solidFill>
           <a:schemeClr val="phClr"/>
         </a:solidFill>
-        <a:gradFill rotWithShape="1">
+        <a:gradFill>
           <a:gsLst>
             <a:gs pos="0">
               <a:schemeClr val="phClr">
                 <a:tint val="40000"/>
-                <a:satMod val="350000"/>
               </a:schemeClr>
             </a:gs>
             <a:gs pos="40000">
               <a:schemeClr val="phClr">
                 <a:tint val="45000"/>
                 <a:shade val="99000"/>
-                <a:satMod val="350000"/>
               </a:schemeClr>
             </a:gs>
             <a:gs pos="100000">
               <a:schemeClr val="phClr">
                 <a:shade val="20000"/>
-                <a:satMod val="255000"/>
               </a:schemeClr>
             </a:gs>
           </a:gsLst>
           <a:path path="circle">
             <a:fillToRect l="50000" t="-80000" r="50000" b="180000"/>
           </a:path>
+          <a:tileRect l="0" t="0" r="0" b="0"/>
         </a:gradFill>
-        <a:gradFill rotWithShape="1">
+        <a:gradFill>
           <a:gsLst>
             <a:gs pos="0">
               <a:schemeClr val="phClr">
                 <a:tint val="80000"/>
-                <a:satMod val="300000"/>
               </a:schemeClr>
             </a:gs>
             <a:gs pos="100000">
               <a:schemeClr val="phClr">
                 <a:shade val="30000"/>
-                <a:satMod val="200000"/>
               </a:schemeClr>
             </a:gs>
           </a:gsLst>
           <a:path path="circle">
             <a:fillToRect l="50000" t="50000" r="50000" b="50000"/>
           </a:path>
+          <a:tileRect l="0" t="0" r="0" b="0"/>
         </a:gradFill>
       </a:bgFillStyleLst>
     </a:fmtScheme>
   </a:themeElements>
-  <a:objectDefaults/>
-  <a:extraClrSchemeLst/>
 </a:theme>
 </file>